--- a/Methods for Detecting Cyber Attacks_Part A.docx
+++ b/Methods for Detecting Cyber Attacks_Part A.docx
@@ -212,6 +212,197 @@
       </w:r>
       <w:r>
         <w:t xml:space="preserve"> that can recognize patterns of malicious behavior without relying solely on known signatures.</w:t>
+      </w:r>
+    </w:p>
+    <w:p>
+      <w:pPr>
+        <w:bidi w:val="0"/>
+      </w:pPr>
+      <w:r>
+        <w:t>References:</w:t>
+      </w:r>
+    </w:p>
+    <w:p>
+      <w:pPr>
+        <w:bidi w:val="0"/>
+      </w:pPr>
+      <w:r>
+        <w:t xml:space="preserve">[1] Zimmerman et al, Staicu et al, Tenny et al and Pradel et al provide evidence that </w:t>
+      </w:r>
+      <w:proofErr w:type="spellStart"/>
+      <w:r>
+        <w:t>npm</w:t>
+      </w:r>
+      <w:proofErr w:type="spellEnd"/>
+      <w:r>
+        <w:t xml:space="preserve"> suffers</w:t>
+      </w:r>
+      <w:r>
+        <w:t xml:space="preserve"> </w:t>
+      </w:r>
+      <w:r>
+        <w:t>from single points of failure and that unmaintained packages threaten large code base</w:t>
+      </w:r>
+      <w:r>
+        <w:t xml:space="preserve">. </w:t>
+      </w:r>
+    </w:p>
+    <w:p>
+      <w:pPr>
+        <w:bidi w:val="0"/>
+      </w:pPr>
+      <w:r>
+        <w:t xml:space="preserve">[2] Ruian Duan, Omar Alrawi, Ranjita Pai Kasturi, Ryan Elder, Brendan </w:t>
+      </w:r>
+      <w:proofErr w:type="spellStart"/>
+      <w:r>
+        <w:t>Saltaformaggio</w:t>
+      </w:r>
+      <w:proofErr w:type="spellEnd"/>
+      <w:r>
+        <w:t xml:space="preserve"> and Wanke Lee </w:t>
+      </w:r>
+      <w:r>
+        <w:t>outline the challenges</w:t>
+      </w:r>
+      <w:r>
+        <w:t xml:space="preserve"> </w:t>
+      </w:r>
+      <w:r>
+        <w:t>of tailoring program analysis tools to interpreted languages and</w:t>
+      </w:r>
+      <w:r>
+        <w:t xml:space="preserve"> </w:t>
+      </w:r>
+      <w:r>
+        <w:t>release our pipeline as a reference point for the community to</w:t>
+      </w:r>
+      <w:r>
+        <w:t xml:space="preserve"> </w:t>
+      </w:r>
+      <w:r>
+        <w:t>build on and help in securing the software supply chain</w:t>
+      </w:r>
+      <w:r>
+        <w:t>.</w:t>
+      </w:r>
+    </w:p>
+    <w:p>
+      <w:pPr>
+        <w:bidi w:val="0"/>
+      </w:pPr>
+      <w:r>
+        <w:t xml:space="preserve">[3] </w:t>
+      </w:r>
+      <w:r>
+        <w:t>Shradha Neupane</w:t>
+      </w:r>
+      <w:r>
+        <w:t xml:space="preserve">, </w:t>
+      </w:r>
+      <w:r>
+        <w:t>Grant Holmes</w:t>
+      </w:r>
+      <w:r>
+        <w:t xml:space="preserve">, </w:t>
+      </w:r>
+      <w:r>
+        <w:t>Elizabeth Wyss</w:t>
+      </w:r>
+      <w:r>
+        <w:t xml:space="preserve">, </w:t>
+      </w:r>
+      <w:r>
+        <w:t>Drew Davidson</w:t>
+      </w:r>
+      <w:r>
+        <w:t xml:space="preserve"> and </w:t>
+      </w:r>
+      <w:r>
+        <w:t>Lorenzo De Carli</w:t>
+      </w:r>
+      <w:r>
+        <w:t xml:space="preserve"> </w:t>
+      </w:r>
+      <w:r>
+        <w:t>use qualitative analysis to identify and rigorously</w:t>
+      </w:r>
+      <w:r>
+        <w:t xml:space="preserve"> </w:t>
+      </w:r>
+      <w:r>
+        <w:t>define 13 categories of confusion mechanisms based on a</w:t>
+      </w:r>
+      <w:r>
+        <w:t xml:space="preserve"> </w:t>
+      </w:r>
+      <w:r>
+        <w:t>dataset of 1200+ documented attacks</w:t>
+      </w:r>
+      <w:r>
+        <w:t>.</w:t>
+      </w:r>
+    </w:p>
+    <w:p>
+      <w:pPr>
+        <w:bidi w:val="0"/>
+      </w:pPr>
+      <w:r>
+        <w:t xml:space="preserve">[4] </w:t>
+      </w:r>
+      <w:r>
+        <w:t>Cheng Huang, Nannan Wang, Ziyan Wang, Siqi Sun, Lingzi Li,</w:t>
+      </w:r>
+      <w:r>
+        <w:t xml:space="preserve"> </w:t>
+      </w:r>
+      <w:proofErr w:type="spellStart"/>
+      <w:r>
+        <w:t>Junren</w:t>
+      </w:r>
+      <w:proofErr w:type="spellEnd"/>
+      <w:r>
+        <w:t xml:space="preserve"> Chen, </w:t>
+      </w:r>
+      <w:proofErr w:type="spellStart"/>
+      <w:r>
+        <w:t>Qianchong</w:t>
+      </w:r>
+      <w:proofErr w:type="spellEnd"/>
+      <w:r>
+        <w:t xml:space="preserve"> Zhao, Jiaxuan Han, Zhen Yang, and Lei Shi</w:t>
+      </w:r>
+      <w:r>
+        <w:t xml:space="preserve"> </w:t>
+      </w:r>
+      <w:r>
+        <w:t>have</w:t>
+      </w:r>
+      <w:r>
+        <w:t xml:space="preserve"> </w:t>
+      </w:r>
+      <w:r>
+        <w:t>identified and manually confirmed 325 malicious samples and</w:t>
+      </w:r>
+      <w:r>
+        <w:t xml:space="preserve"> </w:t>
+      </w:r>
+      <w:r>
+        <w:t>discovered 2 unusual API calls and 246 API call sequences</w:t>
+      </w:r>
+      <w:r>
+        <w:t xml:space="preserve"> </w:t>
+      </w:r>
+      <w:r>
+        <w:t>that have not appeared in known samples.</w:t>
+      </w:r>
+    </w:p>
+    <w:p>
+      <w:pPr>
+        <w:bidi w:val="0"/>
+      </w:pPr>
+      <w:r>
+        <w:t xml:space="preserve">[5] </w:t>
       </w:r>
     </w:p>
     <w:sectPr>

--- a/Methods for Detecting Cyber Attacks_Part A.docx
+++ b/Methods for Detecting Cyber Attacks_Part A.docx
@@ -5,6 +5,39 @@
     <w:p>
       <w:pPr>
         <w:bidi w:val="0"/>
+        <w:rPr>
+          <w:rFonts w:hint="cs"/>
+          <w:sz w:val="20"/>
+          <w:szCs w:val="20"/>
+        </w:rPr>
+      </w:pPr>
+      <w:r>
+        <w:rPr>
+          <w:sz w:val="20"/>
+          <w:szCs w:val="20"/>
+        </w:rPr>
+        <w:t xml:space="preserve">Shachar Tsrafati: 318790169, </w:t>
+      </w:r>
+      <w:r>
+        <w:rPr>
+          <w:rFonts w:hint="cs"/>
+          <w:sz w:val="20"/>
+          <w:szCs w:val="20"/>
+          <w:rtl/>
+        </w:rPr>
+        <w:t xml:space="preserve"> </w:t>
+      </w:r>
+      <w:r>
+        <w:rPr>
+          <w:sz w:val="20"/>
+          <w:szCs w:val="20"/>
+        </w:rPr>
+        <w:t>Eitan Beriy 326244134</w:t>
+      </w:r>
+    </w:p>
+    <w:p>
+      <w:pPr>
+        <w:bidi w:val="0"/>
         <w:jc w:val="center"/>
         <w:rPr>
           <w:sz w:val="48"/>
@@ -56,23 +89,19 @@
         <w:bidi w:val="0"/>
       </w:pPr>
       <w:r>
-        <w:t xml:space="preserve">Unfortunately, the same openness that makes npm powerful also exposes it to significant security risks. Attackers have repeatedly exploited npm to distribute malicious or compromised packages, using techniques such as </w:t>
-      </w:r>
-      <w:proofErr w:type="spellStart"/>
-      <w:r>
-        <w:t>typosquatting</w:t>
-      </w:r>
-      <w:proofErr w:type="spellEnd"/>
-      <w:r>
-        <w:t>, dependency confusion, account takeovers, and malicious postinstall scripts. These attacks allow threat actors to steal credentials, exfiltrate data, install backdoors, or execute arbitrary code on developers’ machines and production servers. The sheer number of packages, the depth of dependency chains, and the speed of automatic updates make it easy for such threats to spread unnoticed.</w:t>
-      </w:r>
-    </w:p>
-    <w:p>
-      <w:pPr>
-        <w:bidi w:val="0"/>
-      </w:pPr>
-      <w:r>
-        <w:t xml:space="preserve">Compromises in npm have a cascading impact across the entire software supply chain. A single malicious package can infect thousands of downstream projects, many of which are integral to web services, enterprise systems, and public infrastructure. High-profile incidents—such as the </w:t>
+        <w:t>Unfortunately, the same openness that makes npm powerful also exposes it to significant security risks. Attackers have repeatedly exploited npm to distribute malicious or compromised packages, using techniques such as typosquatting, dependency confusion, account takeovers, and malicious postinstall scripts. These attacks allow threat actors to steal credentials, exfiltrate data, install backdoors, or execute arbitrary code on developers’ machines and production servers. The sheer number of packages, the depth of dependency chains, and the speed of automatic updates make it easy for such threats to spread unnoticed.</w:t>
+      </w:r>
+    </w:p>
+    <w:p>
+      <w:pPr>
+        <w:bidi w:val="0"/>
+      </w:pPr>
+      <w:r>
+        <w:t xml:space="preserve">Compromises in npm have a cascading impact across the entire software supply chain. A single malicious package can infect thousands of downstream projects, many of which are integral to web services, enterprise systems, and public </w:t>
+      </w:r>
+      <w:r>
+        <w:lastRenderedPageBreak/>
+        <w:t xml:space="preserve">infrastructure. High-profile incidents—such as the </w:t>
       </w:r>
       <w:r>
         <w:rPr>
@@ -84,32 +113,13 @@
       <w:r>
         <w:t xml:space="preserve"> and </w:t>
       </w:r>
-      <w:proofErr w:type="spellStart"/>
       <w:r>
         <w:rPr>
           <w:i/>
           <w:iCs/>
         </w:rPr>
-        <w:t>ua</w:t>
-      </w:r>
-      <w:proofErr w:type="spellEnd"/>
-      <w:r>
-        <w:rPr>
-          <w:i/>
-          <w:iCs/>
-        </w:rPr>
-        <w:t>-parser-</w:t>
-      </w:r>
-      <w:proofErr w:type="spellStart"/>
-      <w:r>
-        <w:rPr>
-          <w:i/>
-          <w:iCs/>
-        </w:rPr>
-        <w:lastRenderedPageBreak/>
-        <w:t>js</w:t>
-      </w:r>
-      <w:proofErr w:type="spellEnd"/>
+        <w:t>ua-parser-js</w:t>
+      </w:r>
       <w:r>
         <w:t xml:space="preserve"> attacks—demonstrate how easily trust in open-source ecosystems can be abused. As organizations increasingly depend on npm, ensuring its security has become critical to maintaining the integrity and reliability of modern software.</w:t>
       </w:r>
@@ -566,23 +576,7 @@
                 <w:sz w:val="16"/>
                 <w:szCs w:val="16"/>
               </w:rPr>
-              <w:t xml:space="preserve">Beyond </w:t>
-            </w:r>
-            <w:proofErr w:type="spellStart"/>
-            <w:r>
-              <w:rPr>
-                <w:sz w:val="16"/>
-                <w:szCs w:val="16"/>
-              </w:rPr>
-              <w:t>Typosquatting</w:t>
-            </w:r>
-            <w:proofErr w:type="spellEnd"/>
-            <w:r>
-              <w:rPr>
-                <w:sz w:val="16"/>
-                <w:szCs w:val="16"/>
-              </w:rPr>
-              <w:t>: Code-Semantic-Based Detection of Package Impersonation Attacks</w:t>
+              <w:t>Beyond Typosquatting: Code-Semantic-Based Detection of Package Impersonation Attacks</w:t>
             </w:r>
           </w:p>
         </w:tc>
@@ -673,21 +667,12 @@
                 <w:szCs w:val="16"/>
               </w:rPr>
             </w:pPr>
-            <w:proofErr w:type="spellStart"/>
             <w:r>
               <w:rPr>
                 <w:sz w:val="16"/>
                 <w:szCs w:val="16"/>
               </w:rPr>
-              <w:t>ConfuGuard</w:t>
-            </w:r>
-            <w:proofErr w:type="spellEnd"/>
-            <w:r>
-              <w:rPr>
-                <w:sz w:val="16"/>
-                <w:szCs w:val="16"/>
-              </w:rPr>
-              <w:t>: Using Metadata to Detect Active and Stealthy Package Confusion Attacks</w:t>
+              <w:t>ConfuGuard: Using Metadata to Detect Active and Stealthy Package Confusion Attacks</w:t>
             </w:r>
           </w:p>
         </w:tc>
@@ -1066,21 +1051,12 @@
                 <w:szCs w:val="16"/>
               </w:rPr>
             </w:pPr>
-            <w:proofErr w:type="spellStart"/>
             <w:r>
               <w:rPr>
                 <w:sz w:val="16"/>
                 <w:szCs w:val="16"/>
               </w:rPr>
-              <w:t>MalPacDetector</w:t>
-            </w:r>
-            <w:proofErr w:type="spellEnd"/>
-            <w:r>
-              <w:rPr>
-                <w:sz w:val="16"/>
-                <w:szCs w:val="16"/>
-              </w:rPr>
-              <w:t>: An LLM-based Malicious NPM Package Detector</w:t>
+              <w:t>MalPacDetector: An LLM-based Malicious NPM Package Detector</w:t>
             </w:r>
           </w:p>
         </w:tc>
@@ -1171,21 +1147,12 @@
                 <w:szCs w:val="16"/>
               </w:rPr>
             </w:pPr>
-            <w:proofErr w:type="spellStart"/>
             <w:r>
               <w:rPr>
                 <w:sz w:val="16"/>
                 <w:szCs w:val="16"/>
               </w:rPr>
-              <w:t>SmallWorld</w:t>
-            </w:r>
-            <w:proofErr w:type="spellEnd"/>
-            <w:r>
-              <w:rPr>
-                <w:sz w:val="16"/>
-                <w:szCs w:val="16"/>
-              </w:rPr>
-              <w:t xml:space="preserve"> with High Risks: A Preliminary Study of Security Threats in the npm Ecosystem</w:t>
+              <w:t>SmallWorld with High Risks: A Preliminary Study of Security Threats in the npm Ecosystem</w:t>
             </w:r>
           </w:p>
         </w:tc>
@@ -1748,7 +1715,15 @@
         <w:bidi w:val="0"/>
       </w:pPr>
       <w:r>
-        <w:t>Total number of dependency entries.</w:t>
+        <w:t xml:space="preserve">Total number of </w:t>
+      </w:r>
+      <w:proofErr w:type="gramStart"/>
+      <w:r>
+        <w:t>dependency</w:t>
+      </w:r>
+      <w:proofErr w:type="gramEnd"/>
+      <w:r>
+        <w:t xml:space="preserve"> entries.</w:t>
       </w:r>
     </w:p>
     <w:p>
@@ -1869,15 +1844,7 @@
         <w:bidi w:val="0"/>
       </w:pPr>
       <w:r>
-        <w:t>Dependency names imitating well-known packages or services (</w:t>
-      </w:r>
-      <w:proofErr w:type="spellStart"/>
-      <w:r>
-        <w:t>typosquatting</w:t>
-      </w:r>
-      <w:proofErr w:type="spellEnd"/>
-      <w:r>
-        <w:t>).</w:t>
+        <w:t>Dependency names imitating well-known packages or services (typosquatting).</w:t>
       </w:r>
     </w:p>
     <w:p>
@@ -1889,7 +1856,15 @@
         <w:bidi w:val="0"/>
       </w:pPr>
       <w:r>
-        <w:t>Maintainers using unverified or temporary email addresses.</w:t>
+        <w:t xml:space="preserve">Maintainers </w:t>
+      </w:r>
+      <w:proofErr w:type="gramStart"/>
+      <w:r>
+        <w:t>using</w:t>
+      </w:r>
+      <w:proofErr w:type="gramEnd"/>
+      <w:r>
+        <w:t xml:space="preserve"> unverified or temporary email addresses.</w:t>
       </w:r>
     </w:p>
     <w:p>
@@ -2571,11 +2546,9 @@
       <w:r>
         <w:t xml:space="preserve">[2] Ruian Duan, Omar Alrawi, Ranjita Pai Kasturi, Ryan Elder, Brendan </w:t>
       </w:r>
-      <w:proofErr w:type="spellStart"/>
       <w:r>
         <w:t>Saltaformaggio</w:t>
       </w:r>
-      <w:proofErr w:type="spellEnd"/>
       <w:r>
         <w:t xml:space="preserve"> and Wanke Lee outline the challenges of tailoring program analysis tools to interpreted languages and release our pipeline as a reference point for the community to build on and help in securing the software supply chain.</w:t>
       </w:r>
@@ -2629,13 +2602,8 @@
       <w:r>
         <w:t xml:space="preserve"> </w:t>
       </w:r>
-      <w:proofErr w:type="spellStart"/>
-      <w:r>
-        <w:t>ConfuGuard</w:t>
-      </w:r>
-      <w:proofErr w:type="spellEnd"/>
-      <w:r>
-        <w:t xml:space="preserve"> Using Metadata to Detect Active and Stealthy Package Confusion</w:t>
+      <w:r>
+        <w:t>ConfuGuard Using Metadata to Detect Active and Stealthy Package Confusion</w:t>
       </w:r>
       <w:r>
         <w:t>.</w:t>
@@ -2646,34 +2614,13 @@
         <w:bidi w:val="0"/>
       </w:pPr>
       <w:r>
-        <w:t xml:space="preserve">[4] Cheng Huang, Nannan Wang, Ziyan Wang, Siqi Sun, Lingzi Li, </w:t>
-      </w:r>
-      <w:proofErr w:type="spellStart"/>
-      <w:r>
-        <w:t>Junren</w:t>
-      </w:r>
-      <w:proofErr w:type="spellEnd"/>
-      <w:r>
-        <w:t xml:space="preserve"> Chen, </w:t>
-      </w:r>
-      <w:proofErr w:type="spellStart"/>
-      <w:r>
-        <w:t>Qianchong</w:t>
-      </w:r>
-      <w:proofErr w:type="spellEnd"/>
-      <w:r>
-        <w:t xml:space="preserve"> Zhao, Jiaxuan Han, Zhen Yang, and Lei Shi have identified and manually confirmed 325 malicious samples and discovered 2 unusual API calls and 246 API call sequences that have not appeared in known samples.</w:t>
+        <w:t>[4] Cheng Huang, Nannan Wang, Ziyan Wang, Siqi Sun, Lingzi Li, Junren Chen, Qianchong Zhao, Jiaxuan Han, Zhen Yang, and Lei Shi have identified and manually confirmed 325 malicious samples and discovered 2 unusual API calls and 246 API call sequences that have not appeared in known samples.</w:t>
       </w:r>
       <w:r>
         <w:t xml:space="preserve"> </w:t>
       </w:r>
-      <w:proofErr w:type="spellStart"/>
-      <w:r>
-        <w:t>SmallWorld</w:t>
-      </w:r>
-      <w:proofErr w:type="spellEnd"/>
-      <w:r>
-        <w:t xml:space="preserve"> with High Risks or Killing Two Birds with One Stone Malicious Package.</w:t>
+      <w:r>
+        <w:t>SmallWorld with High Risks or Killing Two Birds with One Stone Malicious Package.</w:t>
       </w:r>
       <w:r>
         <w:t xml:space="preserve"> </w:t>

--- a/Methods for Detecting Cyber Attacks_Part A.docx
+++ b/Methods for Detecting Cyber Attacks_Part A.docx
@@ -6,7 +6,6 @@
       <w:pPr>
         <w:bidi w:val="0"/>
         <w:rPr>
-          <w:rFonts w:hint="cs"/>
           <w:sz w:val="20"/>
           <w:szCs w:val="20"/>
         </w:rPr>
@@ -40,14 +39,14 @@
         <w:bidi w:val="0"/>
         <w:jc w:val="center"/>
         <w:rPr>
-          <w:sz w:val="48"/>
-          <w:szCs w:val="48"/>
-        </w:rPr>
-      </w:pPr>
-      <w:r>
-        <w:rPr>
-          <w:sz w:val="48"/>
-          <w:szCs w:val="48"/>
+          <w:sz w:val="28"/>
+          <w:szCs w:val="28"/>
+        </w:rPr>
+      </w:pPr>
+      <w:r>
+        <w:rPr>
+          <w:sz w:val="28"/>
+          <w:szCs w:val="28"/>
         </w:rPr>
         <w:t>Methods for Detecting Cyber Attacks – Conclusionary Practice</w:t>
       </w:r>
@@ -55,102 +54,276 @@
     <w:p>
       <w:pPr>
         <w:bidi w:val="0"/>
-      </w:pPr>
-      <w:r>
+        <w:rPr>
+          <w:sz w:val="20"/>
+          <w:szCs w:val="20"/>
+        </w:rPr>
+      </w:pPr>
+      <w:r>
+        <w:rPr>
+          <w:sz w:val="20"/>
+          <w:szCs w:val="20"/>
+        </w:rPr>
         <w:t>Abstract:</w:t>
       </w:r>
     </w:p>
     <w:p>
       <w:pPr>
         <w:bidi w:val="0"/>
-      </w:pPr>
-      <w:r>
-        <w:t>Package managers have become an integral part of modern software development, enabling developers to share code, reduce duplication, and simplify the build process. However, attackers increasingly exploit these ecosystems—particularly npm—to distribute malicious packages, posing significant security risks. This research aims to develop a machine learning–based detection tool that identifies malicious behavior in npm packages by analyzing code structure, metadata, and dependency relationships. The proposed approach combines static and behavioral features to distinguish between benign and malicious packages. The expected outcome is a scalable and accurate detection model that can assist developers and security platforms in mitigating supply-chain attacks within the npm ecosystem.</w:t>
+        <w:rPr>
+          <w:sz w:val="20"/>
+          <w:szCs w:val="20"/>
+        </w:rPr>
+      </w:pPr>
+      <w:r>
+        <w:rPr>
+          <w:sz w:val="20"/>
+          <w:szCs w:val="20"/>
+        </w:rPr>
+        <w:t>Package managers have become an integral part of modern software development, enabling developers to share code, reduce duplication, and simplify the build process. However, attackers increasingly exploit these ecosystems</w:t>
+      </w:r>
+      <w:r>
+        <w:rPr>
+          <w:sz w:val="20"/>
+          <w:szCs w:val="20"/>
+        </w:rPr>
+        <w:t>-</w:t>
+      </w:r>
+      <w:r>
+        <w:rPr>
+          <w:sz w:val="20"/>
+          <w:szCs w:val="20"/>
+        </w:rPr>
+        <w:t>particularly npm</w:t>
+      </w:r>
+      <w:r>
+        <w:rPr>
+          <w:sz w:val="20"/>
+          <w:szCs w:val="20"/>
+        </w:rPr>
+        <w:t>-</w:t>
+      </w:r>
+      <w:r>
+        <w:rPr>
+          <w:sz w:val="20"/>
+          <w:szCs w:val="20"/>
+        </w:rPr>
+        <w:t>to distribute malicious packages, posing significant security risks. This research aims to develop a machine learning–based detection tool that identifies malicious behavior in npm packages by analyzing code structure, metadata, and dependency relationships. The proposed approach combines static and behavioral features to distinguish between benign and malicious packages. The expected outcome is a scalable and accurate detection model that can assist developers and security platforms in mitigating supply-chain attacks within the npm ecosystem.</w:t>
       </w:r>
     </w:p>
     <w:p>
       <w:pPr>
         <w:bidi w:val="0"/>
-      </w:pPr>
-      <w:r>
+        <w:rPr>
+          <w:sz w:val="20"/>
+          <w:szCs w:val="20"/>
+        </w:rPr>
+      </w:pPr>
+      <w:r>
+        <w:rPr>
+          <w:sz w:val="20"/>
+          <w:szCs w:val="20"/>
+        </w:rPr>
         <w:t>Introduction:</w:t>
       </w:r>
     </w:p>
     <w:p>
       <w:pPr>
         <w:bidi w:val="0"/>
-      </w:pPr>
-      <w:r>
+        <w:rPr>
+          <w:sz w:val="20"/>
+          <w:szCs w:val="20"/>
+        </w:rPr>
+      </w:pPr>
+      <w:r>
+        <w:rPr>
+          <w:sz w:val="20"/>
+          <w:szCs w:val="20"/>
+        </w:rPr>
         <w:t>Package managers have become a cornerstone of modern software development. They enable developers to easily share, reuse, and update code across projects, significantly reducing development time and improving productivity. Among these, npm (Node Package Manager) stands out as one of the largest software registries in the world, hosting millions of open-source JavaScript packages that power web applications, servers, and tools used by developers globally. This extensive ecosystem, while valuable, relies heavily on community trust and automation in managing dependencies.</w:t>
       </w:r>
     </w:p>
     <w:p>
       <w:pPr>
         <w:bidi w:val="0"/>
-      </w:pPr>
-      <w:r>
-        <w:t>Unfortunately, the same openness that makes npm powerful also exposes it to significant security risks. Attackers have repeatedly exploited npm to distribute malicious or compromised packages, using techniques such as typosquatting, dependency confusion, account takeovers, and malicious postinstall scripts. These attacks allow threat actors to steal credentials, exfiltrate data, install backdoors, or execute arbitrary code on developers’ machines and production servers. The sheer number of packages, the depth of dependency chains, and the speed of automatic updates make it easy for such threats to spread unnoticed.</w:t>
+        <w:rPr>
+          <w:sz w:val="20"/>
+          <w:szCs w:val="20"/>
+        </w:rPr>
+      </w:pPr>
+      <w:r>
+        <w:rPr>
+          <w:sz w:val="20"/>
+          <w:szCs w:val="20"/>
+        </w:rPr>
+        <w:t xml:space="preserve">Unfortunately, the same openness that makes npm powerful also exposes it to significant security risks. Attackers have repeatedly exploited npm to distribute malicious or compromised packages, using techniques such as typosquatting, dependency confusion, account takeovers, and malicious </w:t>
+      </w:r>
+      <w:proofErr w:type="spellStart"/>
+      <w:r>
+        <w:rPr>
+          <w:sz w:val="20"/>
+          <w:szCs w:val="20"/>
+        </w:rPr>
+        <w:t>postinstall</w:t>
+      </w:r>
+      <w:proofErr w:type="spellEnd"/>
+      <w:r>
+        <w:rPr>
+          <w:sz w:val="20"/>
+          <w:szCs w:val="20"/>
+        </w:rPr>
+        <w:t xml:space="preserve"> scripts. These attacks allow threat actors to steal credentials, exfiltrate data, install backdoors, or execute arbitrary code on developers’ machines and production servers. The sheer number of packages, the depth of dependency chains, and the speed of automatic updates make it easy for such threats to spread unnoticed.</w:t>
       </w:r>
     </w:p>
     <w:p>
       <w:pPr>
         <w:bidi w:val="0"/>
-      </w:pPr>
-      <w:r>
-        <w:t xml:space="preserve">Compromises in npm have a cascading impact across the entire software supply chain. A single malicious package can infect thousands of downstream projects, many of which are integral to web services, enterprise systems, and public </w:t>
-      </w:r>
-      <w:r>
-        <w:lastRenderedPageBreak/>
-        <w:t xml:space="preserve">infrastructure. High-profile incidents—such as the </w:t>
+        <w:rPr>
+          <w:sz w:val="20"/>
+          <w:szCs w:val="20"/>
+        </w:rPr>
+      </w:pPr>
+      <w:r>
+        <w:rPr>
+          <w:sz w:val="20"/>
+          <w:szCs w:val="20"/>
+        </w:rPr>
+        <w:t>Compromises in npm have a cascading impact across the entire software supply chain. A single malicious package can infect thousands of downstream projects, many of which are integral to web services, enterprise systems, and public infrastructure. High-profile incidents</w:t>
+      </w:r>
+      <w:r>
+        <w:rPr>
+          <w:sz w:val="20"/>
+          <w:szCs w:val="20"/>
+        </w:rPr>
+        <w:t>-</w:t>
+      </w:r>
+      <w:r>
+        <w:rPr>
+          <w:sz w:val="20"/>
+          <w:szCs w:val="20"/>
+        </w:rPr>
+        <w:t xml:space="preserve">such as the </w:t>
       </w:r>
       <w:r>
         <w:rPr>
           <w:i/>
           <w:iCs/>
+          <w:sz w:val="20"/>
+          <w:szCs w:val="20"/>
         </w:rPr>
         <w:t>event-stream</w:t>
       </w:r>
       <w:r>
+        <w:rPr>
+          <w:sz w:val="20"/>
+          <w:szCs w:val="20"/>
+        </w:rPr>
         <w:t xml:space="preserve"> and </w:t>
       </w:r>
+      <w:proofErr w:type="spellStart"/>
       <w:r>
         <w:rPr>
           <w:i/>
           <w:iCs/>
-        </w:rPr>
-        <w:t>ua-parser-js</w:t>
-      </w:r>
-      <w:r>
-        <w:t xml:space="preserve"> attacks—demonstrate how easily trust in open-source ecosystems can be abused. As organizations increasingly depend on npm, ensuring its security has become critical to maintaining the integrity and reliability of modern software.</w:t>
+          <w:sz w:val="20"/>
+          <w:szCs w:val="20"/>
+        </w:rPr>
+        <w:t>ua</w:t>
+      </w:r>
+      <w:proofErr w:type="spellEnd"/>
+      <w:r>
+        <w:rPr>
+          <w:i/>
+          <w:iCs/>
+          <w:sz w:val="20"/>
+          <w:szCs w:val="20"/>
+        </w:rPr>
+        <w:t>-parser-</w:t>
+      </w:r>
+      <w:proofErr w:type="spellStart"/>
+      <w:r>
+        <w:rPr>
+          <w:i/>
+          <w:iCs/>
+          <w:sz w:val="20"/>
+          <w:szCs w:val="20"/>
+        </w:rPr>
+        <w:t>js</w:t>
+      </w:r>
+      <w:proofErr w:type="spellEnd"/>
+      <w:r>
+        <w:rPr>
+          <w:sz w:val="20"/>
+          <w:szCs w:val="20"/>
+        </w:rPr>
+        <w:t xml:space="preserve"> attacks</w:t>
+      </w:r>
+      <w:r>
+        <w:rPr>
+          <w:sz w:val="20"/>
+          <w:szCs w:val="20"/>
+        </w:rPr>
+        <w:t>-</w:t>
+      </w:r>
+      <w:r>
+        <w:rPr>
+          <w:sz w:val="20"/>
+          <w:szCs w:val="20"/>
+        </w:rPr>
+        <w:t>demonstrate how easily trust in open-source ecosystems can be abused. As organizations increasingly depend on npm, ensuring its security has become critical to maintaining the integrity and reliability of modern software.</w:t>
       </w:r>
     </w:p>
     <w:p>
       <w:pPr>
         <w:bidi w:val="0"/>
         <w:rPr>
+          <w:sz w:val="20"/>
+          <w:szCs w:val="20"/>
           <w:rtl/>
         </w:rPr>
       </w:pPr>
       <w:r>
-        <w:t xml:space="preserve">Detecting malicious npm packages remains difficult because traditional security measures—like manual reviews and signature-based detection—do not scale to the ecosystem’s size or adapt quickly to </w:t>
-      </w:r>
-      <w:r>
-        <w:t>new attack techniques</w:t>
-      </w:r>
-      <w:r>
-        <w:t xml:space="preserve">. Malicious actors often disguise harmful code within legitimate functionality, obfuscate payloads, or exploit trusted dependencies to evade detection. Building an effective defense therefore requires </w:t>
-      </w:r>
-      <w:r>
-        <w:t>automated, intelligent approaches</w:t>
-      </w:r>
-      <w:r>
-        <w:t xml:space="preserve"> that can recognize patterns of malicious behavior without relying solely on known signatures.</w:t>
+        <w:rPr>
+          <w:sz w:val="20"/>
+          <w:szCs w:val="20"/>
+        </w:rPr>
+        <w:t>Detecting malicious npm packages remains difficult because traditional security measures</w:t>
+      </w:r>
+      <w:r>
+        <w:rPr>
+          <w:sz w:val="20"/>
+          <w:szCs w:val="20"/>
+        </w:rPr>
+        <w:t>-</w:t>
+      </w:r>
+      <w:r>
+        <w:rPr>
+          <w:sz w:val="20"/>
+          <w:szCs w:val="20"/>
+        </w:rPr>
+        <w:t>like manual reviews and signature-based detection</w:t>
+      </w:r>
+      <w:r>
+        <w:rPr>
+          <w:sz w:val="20"/>
+          <w:szCs w:val="20"/>
+        </w:rPr>
+        <w:t>-</w:t>
+      </w:r>
+      <w:r>
+        <w:rPr>
+          <w:sz w:val="20"/>
+          <w:szCs w:val="20"/>
+        </w:rPr>
+        <w:t>do not scale to the ecosystem’s size or adapt quickly to new attack techniques. Malicious actors often disguise harmful code within legitimate functionality, obfuscate payloads, or exploit trusted dependencies to evade detection. Building an effective defense therefore requires automated, intelligent approaches that can recognize patterns of malicious behavior without relying solely on known signatures.</w:t>
       </w:r>
     </w:p>
     <w:p>
       <w:pPr>
         <w:bidi w:val="0"/>
         <w:rPr>
+          <w:sz w:val="20"/>
+          <w:szCs w:val="20"/>
           <w:rtl/>
         </w:rPr>
       </w:pPr>
@@ -159,153 +332,226 @@
       <w:pPr>
         <w:bidi w:val="0"/>
         <w:rPr>
-          <w:rtl/>
-        </w:rPr>
-      </w:pPr>
+          <w:sz w:val="20"/>
+          <w:szCs w:val="20"/>
+        </w:rPr>
+      </w:pPr>
+      <w:r>
+        <w:rPr>
+          <w:sz w:val="20"/>
+          <w:szCs w:val="20"/>
+        </w:rPr>
+        <w:t>The reviewed literature highlights a broad range of security challenges in modern software package ecosystems, with a strong focus on npm. Prior work can be grouped into three main categories:</w:t>
+      </w:r>
+      <w:r>
+        <w:rPr>
+          <w:sz w:val="20"/>
+          <w:szCs w:val="20"/>
+        </w:rPr>
+        <w:br/>
+      </w:r>
+      <w:r>
+        <w:rPr>
+          <w:sz w:val="20"/>
+          <w:szCs w:val="20"/>
+        </w:rPr>
+        <w:lastRenderedPageBreak/>
+        <w:t xml:space="preserve">(1) </w:t>
+      </w:r>
+      <w:r>
+        <w:rPr>
+          <w:b/>
+          <w:bCs/>
+          <w:sz w:val="20"/>
+          <w:szCs w:val="20"/>
+        </w:rPr>
+        <w:t>Empirical analyses of real malicious packages and supply-chain attacks</w:t>
+      </w:r>
+      <w:r>
+        <w:rPr>
+          <w:sz w:val="20"/>
+          <w:szCs w:val="20"/>
+        </w:rPr>
+        <w:t xml:space="preserve">, such as </w:t>
+      </w:r>
+      <w:r>
+        <w:rPr>
+          <w:i/>
+          <w:iCs/>
+          <w:sz w:val="20"/>
+          <w:szCs w:val="20"/>
+        </w:rPr>
+        <w:t>Backstabber’s Knife Collection</w:t>
+      </w:r>
+      <w:r>
+        <w:rPr>
+          <w:sz w:val="20"/>
+          <w:szCs w:val="20"/>
+        </w:rPr>
+        <w:t xml:space="preserve"> and </w:t>
+      </w:r>
+      <w:proofErr w:type="spellStart"/>
+      <w:r>
+        <w:rPr>
+          <w:i/>
+          <w:iCs/>
+          <w:sz w:val="20"/>
+          <w:szCs w:val="20"/>
+        </w:rPr>
+        <w:t>SmallWorld</w:t>
+      </w:r>
+      <w:proofErr w:type="spellEnd"/>
+      <w:r>
+        <w:rPr>
+          <w:sz w:val="20"/>
+          <w:szCs w:val="20"/>
+        </w:rPr>
+        <w:t>, which expose structural weaknesses in dependency graphs, maintainer trust, and ecosystem governance.</w:t>
+      </w:r>
+      <w:r>
+        <w:rPr>
+          <w:sz w:val="20"/>
+          <w:szCs w:val="20"/>
+        </w:rPr>
+        <w:br/>
+        <w:t xml:space="preserve">(2) </w:t>
+      </w:r>
+      <w:r>
+        <w:rPr>
+          <w:b/>
+          <w:bCs/>
+          <w:sz w:val="20"/>
+          <w:szCs w:val="20"/>
+        </w:rPr>
+        <w:t>Research on package confusion and typosquatting</w:t>
+      </w:r>
+      <w:r>
+        <w:rPr>
+          <w:sz w:val="20"/>
+          <w:szCs w:val="20"/>
+        </w:rPr>
+        <w:t xml:space="preserve">, including </w:t>
+      </w:r>
+      <w:r>
+        <w:rPr>
+          <w:i/>
+          <w:iCs/>
+          <w:sz w:val="20"/>
+          <w:szCs w:val="20"/>
+        </w:rPr>
+        <w:t>Beyond Typosquatting</w:t>
+      </w:r>
+      <w:r>
+        <w:rPr>
+          <w:sz w:val="20"/>
+          <w:szCs w:val="20"/>
+        </w:rPr>
+        <w:t xml:space="preserve"> and </w:t>
+      </w:r>
+      <w:r>
+        <w:rPr>
+          <w:i/>
+          <w:iCs/>
+          <w:sz w:val="20"/>
+          <w:szCs w:val="20"/>
+        </w:rPr>
+        <w:t>ConfuGuard</w:t>
+      </w:r>
+      <w:r>
+        <w:rPr>
+          <w:sz w:val="20"/>
+          <w:szCs w:val="20"/>
+        </w:rPr>
+        <w:t>, demonstrating that attackers frequently exploit naming similarities and metadata inconsistencies, and that name-similarity alone is insufficient for reliable detection.</w:t>
+      </w:r>
+      <w:r>
+        <w:rPr>
+          <w:sz w:val="20"/>
+          <w:szCs w:val="20"/>
+        </w:rPr>
+        <w:br/>
+        <w:t xml:space="preserve">(3) </w:t>
+      </w:r>
+      <w:r>
+        <w:rPr>
+          <w:b/>
+          <w:bCs/>
+          <w:sz w:val="20"/>
+          <w:szCs w:val="20"/>
+        </w:rPr>
+        <w:t>Detection frameworks based on static analysis, dynamic analysis, or machine learning</w:t>
+      </w:r>
+      <w:r>
+        <w:rPr>
+          <w:sz w:val="20"/>
+          <w:szCs w:val="20"/>
+        </w:rPr>
+        <w:t xml:space="preserve">, such as </w:t>
+      </w:r>
+      <w:r>
+        <w:rPr>
+          <w:i/>
+          <w:iCs/>
+          <w:sz w:val="20"/>
+          <w:szCs w:val="20"/>
+        </w:rPr>
+        <w:t>DONAPI</w:t>
+      </w:r>
+      <w:r>
+        <w:rPr>
+          <w:sz w:val="20"/>
+          <w:szCs w:val="20"/>
+        </w:rPr>
+        <w:t xml:space="preserve">, </w:t>
+      </w:r>
+      <w:r>
+        <w:rPr>
+          <w:i/>
+          <w:iCs/>
+          <w:sz w:val="20"/>
+          <w:szCs w:val="20"/>
+        </w:rPr>
+        <w:t>MALOSS</w:t>
+      </w:r>
+      <w:r>
+        <w:rPr>
+          <w:sz w:val="20"/>
+          <w:szCs w:val="20"/>
+        </w:rPr>
+        <w:t>, and recent LLM-based detectors, which show high accuracy but depend on heavy code analysis, runtime tracing, or large computational resources.</w:t>
+      </w:r>
     </w:p>
     <w:p>
       <w:pPr>
         <w:bidi w:val="0"/>
         <w:rPr>
-          <w:rtl/>
-        </w:rPr>
-      </w:pPr>
-    </w:p>
-    <w:p>
-      <w:pPr>
-        <w:bidi w:val="0"/>
-        <w:rPr>
-          <w:rtl/>
-        </w:rPr>
-      </w:pPr>
-    </w:p>
-    <w:p>
-      <w:pPr>
-        <w:bidi w:val="0"/>
-        <w:rPr>
-          <w:rtl/>
-        </w:rPr>
-      </w:pPr>
-    </w:p>
-    <w:p>
-      <w:pPr>
-        <w:bidi w:val="0"/>
-        <w:rPr>
-          <w:rtl/>
-        </w:rPr>
-      </w:pPr>
-    </w:p>
-    <w:p>
-      <w:pPr>
-        <w:bidi w:val="0"/>
-        <w:rPr>
-          <w:rtl/>
-        </w:rPr>
-      </w:pPr>
-    </w:p>
-    <w:p>
-      <w:pPr>
-        <w:bidi w:val="0"/>
-        <w:rPr>
-          <w:rtl/>
-        </w:rPr>
-      </w:pPr>
-    </w:p>
-    <w:p>
-      <w:pPr>
-        <w:bidi w:val="0"/>
-        <w:rPr>
-          <w:rtl/>
-        </w:rPr>
-      </w:pPr>
-    </w:p>
-    <w:p>
-      <w:pPr>
-        <w:bidi w:val="0"/>
-        <w:rPr>
-          <w:rtl/>
-        </w:rPr>
-      </w:pPr>
-    </w:p>
-    <w:p>
-      <w:pPr>
-        <w:bidi w:val="0"/>
-        <w:rPr>
-          <w:rtl/>
-        </w:rPr>
-      </w:pPr>
-    </w:p>
-    <w:p>
-      <w:pPr>
-        <w:bidi w:val="0"/>
-        <w:rPr>
-          <w:rtl/>
-        </w:rPr>
-      </w:pPr>
-    </w:p>
-    <w:p>
-      <w:pPr>
-        <w:bidi w:val="0"/>
-        <w:rPr>
-          <w:rtl/>
-        </w:rPr>
-      </w:pPr>
-    </w:p>
-    <w:p>
-      <w:pPr>
-        <w:bidi w:val="0"/>
-        <w:rPr>
-          <w:rtl/>
-        </w:rPr>
-      </w:pPr>
-    </w:p>
-    <w:p>
-      <w:pPr>
-        <w:bidi w:val="0"/>
-        <w:rPr>
-          <w:rtl/>
-        </w:rPr>
-      </w:pPr>
-    </w:p>
-    <w:p>
-      <w:pPr>
-        <w:bidi w:val="0"/>
-        <w:rPr>
-          <w:rtl/>
-        </w:rPr>
-      </w:pPr>
-    </w:p>
-    <w:p>
-      <w:pPr>
-        <w:bidi w:val="0"/>
-        <w:rPr>
-          <w:rtl/>
-        </w:rPr>
-      </w:pPr>
-    </w:p>
-    <w:p>
-      <w:pPr>
-        <w:bidi w:val="0"/>
-        <w:rPr>
-          <w:rtl/>
-        </w:rPr>
-      </w:pPr>
-    </w:p>
-    <w:p>
-      <w:pPr>
-        <w:bidi w:val="0"/>
-        <w:rPr>
-          <w:rtl/>
-        </w:rPr>
-      </w:pPr>
-    </w:p>
-    <w:p>
-      <w:pPr>
-        <w:bidi w:val="0"/>
-        <w:rPr>
-          <w:rtl/>
-        </w:rPr>
-      </w:pPr>
+          <w:sz w:val="20"/>
+          <w:szCs w:val="20"/>
+        </w:rPr>
+      </w:pPr>
+      <w:r>
+        <w:rPr>
+          <w:sz w:val="20"/>
+          <w:szCs w:val="20"/>
+        </w:rPr>
+        <w:t xml:space="preserve">Collectively, these studies reveal that malicious npm packages often rely on misleading names, suspicious metadata behavior, and obfuscated code execution. However, most existing solutions require full code inspection or complex behavioral modeling. This gap motivates the present research, which explores whether </w:t>
+      </w:r>
+      <w:r>
+        <w:rPr>
+          <w:b/>
+          <w:bCs/>
+          <w:sz w:val="20"/>
+          <w:szCs w:val="20"/>
+        </w:rPr>
+        <w:t>metadata alone—lightweight, easily accessible, and computationally inexpensive—can be used to effectively detect malicious npm packages</w:t>
+      </w:r>
+      <w:r>
+        <w:rPr>
+          <w:sz w:val="20"/>
+          <w:szCs w:val="20"/>
+        </w:rPr>
+        <w:t>.</w:t>
+      </w:r>
     </w:p>
     <w:p>
       <w:pPr>
@@ -320,12 +566,12 @@
         <w:tblLook w:val="04A0" w:firstRow="1" w:lastRow="0" w:firstColumn="1" w:lastColumn="0" w:noHBand="0" w:noVBand="1"/>
       </w:tblPr>
       <w:tblGrid>
-        <w:gridCol w:w="2376"/>
-        <w:gridCol w:w="1598"/>
-        <w:gridCol w:w="1452"/>
-        <w:gridCol w:w="1744"/>
-        <w:gridCol w:w="1232"/>
-        <w:gridCol w:w="1964"/>
+        <w:gridCol w:w="2096"/>
+        <w:gridCol w:w="1595"/>
+        <w:gridCol w:w="2185"/>
+        <w:gridCol w:w="1555"/>
+        <w:gridCol w:w="1183"/>
+        <w:gridCol w:w="1752"/>
       </w:tblGrid>
       <w:tr>
         <w:trPr>
@@ -348,7 +594,6 @@
                 <w:sz w:val="16"/>
                 <w:szCs w:val="16"/>
               </w:rPr>
-              <w:lastRenderedPageBreak/>
               <w:t>Paper</w:t>
             </w:r>
           </w:p>
@@ -480,7 +725,7 @@
                 <w:sz w:val="16"/>
                 <w:szCs w:val="16"/>
               </w:rPr>
-              <w:t>Backstabber’s Knife Collection: A Review of Open-Source Software Supply Chain Attacks</w:t>
+              <w:t>Backstabber’s Knife Collection</w:t>
             </w:r>
           </w:p>
         </w:tc>
@@ -496,6 +741,13 @@
                 <w:szCs w:val="16"/>
               </w:rPr>
             </w:pPr>
+            <w:r>
+              <w:rPr>
+                <w:sz w:val="16"/>
+                <w:szCs w:val="16"/>
+              </w:rPr>
+              <w:t>Lack of systematic analysis of real malicious packages</w:t>
+            </w:r>
           </w:p>
         </w:tc>
         <w:tc>
@@ -510,6 +762,13 @@
                 <w:szCs w:val="16"/>
               </w:rPr>
             </w:pPr>
+            <w:r>
+              <w:rPr>
+                <w:sz w:val="16"/>
+                <w:szCs w:val="16"/>
+              </w:rPr>
+              <w:t>Metadata, behavior, payload triggers</w:t>
+            </w:r>
           </w:p>
         </w:tc>
         <w:tc>
@@ -524,6 +783,13 @@
                 <w:szCs w:val="16"/>
               </w:rPr>
             </w:pPr>
+            <w:r>
+              <w:rPr>
+                <w:sz w:val="16"/>
+                <w:szCs w:val="16"/>
+              </w:rPr>
+              <w:t>Manual taxonomy</w:t>
+            </w:r>
           </w:p>
         </w:tc>
         <w:tc>
@@ -538,6 +804,13 @@
                 <w:szCs w:val="16"/>
               </w:rPr>
             </w:pPr>
+            <w:r>
+              <w:rPr>
+                <w:sz w:val="16"/>
+                <w:szCs w:val="16"/>
+              </w:rPr>
+              <w:t>174 malicious packages</w:t>
+            </w:r>
           </w:p>
         </w:tc>
         <w:tc>
@@ -552,6 +825,13 @@
                 <w:szCs w:val="16"/>
               </w:rPr>
             </w:pPr>
+            <w:r>
+              <w:rPr>
+                <w:sz w:val="16"/>
+                <w:szCs w:val="16"/>
+              </w:rPr>
+              <w:t>61% typosquatting; 21 clusters</w:t>
+            </w:r>
           </w:p>
         </w:tc>
       </w:tr>
@@ -576,7 +856,7 @@
                 <w:sz w:val="16"/>
                 <w:szCs w:val="16"/>
               </w:rPr>
-              <w:t>Beyond Typosquatting: Code-Semantic-Based Detection of Package Impersonation Attacks</w:t>
+              <w:t>Beyond Typosquatting</w:t>
             </w:r>
           </w:p>
         </w:tc>
@@ -592,6 +872,13 @@
                 <w:szCs w:val="16"/>
               </w:rPr>
             </w:pPr>
+            <w:r>
+              <w:rPr>
+                <w:sz w:val="16"/>
+                <w:szCs w:val="16"/>
+              </w:rPr>
+              <w:t>Semantic confusion imports</w:t>
+            </w:r>
           </w:p>
         </w:tc>
         <w:tc>
@@ -606,6 +893,13 @@
                 <w:szCs w:val="16"/>
               </w:rPr>
             </w:pPr>
+            <w:r>
+              <w:rPr>
+                <w:sz w:val="16"/>
+                <w:szCs w:val="16"/>
+              </w:rPr>
+              <w:t>13 confusion patterns</w:t>
+            </w:r>
           </w:p>
         </w:tc>
         <w:tc>
@@ -620,6 +914,13 @@
                 <w:szCs w:val="16"/>
               </w:rPr>
             </w:pPr>
+            <w:r>
+              <w:rPr>
+                <w:sz w:val="16"/>
+                <w:szCs w:val="16"/>
+              </w:rPr>
+              <w:t>Semantic similarity engine</w:t>
+            </w:r>
           </w:p>
         </w:tc>
         <w:tc>
@@ -634,6 +935,13 @@
                 <w:szCs w:val="16"/>
               </w:rPr>
             </w:pPr>
+            <w:r>
+              <w:rPr>
+                <w:sz w:val="16"/>
+                <w:szCs w:val="16"/>
+              </w:rPr>
+              <w:t>1,232 attacks + 1.8M names</w:t>
+            </w:r>
           </w:p>
         </w:tc>
         <w:tc>
@@ -648,6 +956,13 @@
                 <w:szCs w:val="16"/>
               </w:rPr>
             </w:pPr>
+            <w:r>
+              <w:rPr>
+                <w:sz w:val="16"/>
+                <w:szCs w:val="16"/>
+              </w:rPr>
+              <w:t>360k confusing pairs</w:t>
+            </w:r>
           </w:p>
         </w:tc>
       </w:tr>
@@ -688,6 +1003,13 @@
                 <w:szCs w:val="16"/>
               </w:rPr>
             </w:pPr>
+            <w:r>
+              <w:rPr>
+                <w:sz w:val="16"/>
+                <w:szCs w:val="16"/>
+              </w:rPr>
+              <w:t>Metadata-based confusion evasion</w:t>
+            </w:r>
           </w:p>
         </w:tc>
         <w:tc>
@@ -702,6 +1024,13 @@
                 <w:szCs w:val="16"/>
               </w:rPr>
             </w:pPr>
+            <w:r>
+              <w:rPr>
+                <w:sz w:val="16"/>
+                <w:szCs w:val="16"/>
+              </w:rPr>
+              <w:t>Maintainer/README/domain features</w:t>
+            </w:r>
           </w:p>
         </w:tc>
         <w:tc>
@@ -716,6 +1045,13 @@
                 <w:szCs w:val="16"/>
               </w:rPr>
             </w:pPr>
+            <w:r>
+              <w:rPr>
+                <w:sz w:val="16"/>
+                <w:szCs w:val="16"/>
+              </w:rPr>
+              <w:t>Metadata rules + embeddings</w:t>
+            </w:r>
           </w:p>
         </w:tc>
         <w:tc>
@@ -730,6 +1066,13 @@
                 <w:szCs w:val="16"/>
               </w:rPr>
             </w:pPr>
+            <w:r>
+              <w:rPr>
+                <w:sz w:val="16"/>
+                <w:szCs w:val="16"/>
+              </w:rPr>
+              <w:t>NeupaneDB + ConfuDB</w:t>
+            </w:r>
           </w:p>
         </w:tc>
         <w:tc>
@@ -744,6 +1087,13 @@
                 <w:szCs w:val="16"/>
               </w:rPr>
             </w:pPr>
+            <w:r>
+              <w:rPr>
+                <w:sz w:val="16"/>
+                <w:szCs w:val="16"/>
+              </w:rPr>
+              <w:t>FP 80%→28%; 630 attacks</w:t>
+            </w:r>
           </w:p>
         </w:tc>
       </w:tr>
@@ -784,6 +1134,13 @@
                 <w:szCs w:val="16"/>
               </w:rPr>
             </w:pPr>
+            <w:r>
+              <w:rPr>
+                <w:sz w:val="16"/>
+                <w:szCs w:val="16"/>
+              </w:rPr>
+              <w:t>Static tools fail on obfuscation</w:t>
+            </w:r>
           </w:p>
         </w:tc>
         <w:tc>
@@ -798,6 +1155,13 @@
                 <w:szCs w:val="16"/>
               </w:rPr>
             </w:pPr>
+            <w:r>
+              <w:rPr>
+                <w:sz w:val="16"/>
+                <w:szCs w:val="16"/>
+              </w:rPr>
+              <w:t>806 APIs, dynamic sequences</w:t>
+            </w:r>
           </w:p>
         </w:tc>
         <w:tc>
@@ -812,6 +1176,41 @@
                 <w:szCs w:val="16"/>
               </w:rPr>
             </w:pPr>
+            <w:r>
+              <w:rPr>
+                <w:sz w:val="16"/>
+                <w:szCs w:val="16"/>
+              </w:rPr>
+              <w:t>Static</w:t>
+            </w:r>
+            <w:r>
+              <w:rPr>
+                <w:sz w:val="16"/>
+                <w:szCs w:val="16"/>
+              </w:rPr>
+              <w:t xml:space="preserve"> </w:t>
+            </w:r>
+            <w:r>
+              <w:rPr>
+                <w:sz w:val="16"/>
+                <w:szCs w:val="16"/>
+              </w:rPr>
+              <w:t>+</w:t>
+            </w:r>
+            <w:r>
+              <w:rPr>
+                <w:sz w:val="16"/>
+                <w:szCs w:val="16"/>
+              </w:rPr>
+              <w:t xml:space="preserve"> </w:t>
+            </w:r>
+            <w:r>
+              <w:rPr>
+                <w:sz w:val="16"/>
+                <w:szCs w:val="16"/>
+              </w:rPr>
+              <w:t>dynamic behavior analysis</w:t>
+            </w:r>
           </w:p>
         </w:tc>
         <w:tc>
@@ -826,6 +1225,13 @@
                 <w:szCs w:val="16"/>
               </w:rPr>
             </w:pPr>
+            <w:r>
+              <w:rPr>
+                <w:sz w:val="16"/>
+                <w:szCs w:val="16"/>
+              </w:rPr>
+              <w:t>1,159 malicious + 3,000 benign</w:t>
+            </w:r>
           </w:p>
         </w:tc>
         <w:tc>
@@ -840,6 +1246,13 @@
                 <w:szCs w:val="16"/>
               </w:rPr>
             </w:pPr>
+            <w:r>
+              <w:rPr>
+                <w:sz w:val="16"/>
+                <w:szCs w:val="16"/>
+              </w:rPr>
+              <w:t>F1=95.1%; 325 new malware</w:t>
+            </w:r>
           </w:p>
         </w:tc>
       </w:tr>
@@ -880,6 +1293,13 @@
                 <w:szCs w:val="16"/>
               </w:rPr>
             </w:pPr>
+            <w:r>
+              <w:rPr>
+                <w:sz w:val="16"/>
+                <w:szCs w:val="16"/>
+              </w:rPr>
+              <w:t>No cross-ecosystem model</w:t>
+            </w:r>
           </w:p>
         </w:tc>
         <w:tc>
@@ -894,6 +1314,13 @@
                 <w:szCs w:val="16"/>
               </w:rPr>
             </w:pPr>
+            <w:r>
+              <w:rPr>
+                <w:sz w:val="16"/>
+                <w:szCs w:val="16"/>
+              </w:rPr>
+              <w:t>16 static features, behavior sequences</w:t>
+            </w:r>
           </w:p>
         </w:tc>
         <w:tc>
@@ -908,6 +1335,13 @@
                 <w:szCs w:val="16"/>
               </w:rPr>
             </w:pPr>
+            <w:r>
+              <w:rPr>
+                <w:sz w:val="16"/>
+                <w:szCs w:val="16"/>
+              </w:rPr>
+              <w:t>LLM classifier</w:t>
+            </w:r>
           </w:p>
         </w:tc>
         <w:tc>
@@ -922,6 +1356,13 @@
                 <w:szCs w:val="16"/>
               </w:rPr>
             </w:pPr>
+            <w:r>
+              <w:rPr>
+                <w:sz w:val="16"/>
+                <w:szCs w:val="16"/>
+              </w:rPr>
+              <w:t>2,675 malicious + 7,391 benign</w:t>
+            </w:r>
           </w:p>
         </w:tc>
         <w:tc>
@@ -936,6 +1377,20 @@
                 <w:szCs w:val="16"/>
               </w:rPr>
             </w:pPr>
+            <w:r>
+              <w:rPr>
+                <w:sz w:val="16"/>
+                <w:szCs w:val="16"/>
+              </w:rPr>
+              <w:t xml:space="preserve">+10% precision; 1,482 </w:t>
+            </w:r>
+            <w:r>
+              <w:rPr>
+                <w:sz w:val="16"/>
+                <w:szCs w:val="16"/>
+              </w:rPr>
+              <w:t>malwares</w:t>
+            </w:r>
           </w:p>
         </w:tc>
       </w:tr>
@@ -976,6 +1431,13 @@
                 <w:szCs w:val="16"/>
               </w:rPr>
             </w:pPr>
+            <w:r>
+              <w:rPr>
+                <w:sz w:val="16"/>
+                <w:szCs w:val="16"/>
+              </w:rPr>
+              <w:t>Obfuscation defeats rules</w:t>
+            </w:r>
           </w:p>
         </w:tc>
         <w:tc>
@@ -990,6 +1452,41 @@
                 <w:szCs w:val="16"/>
               </w:rPr>
             </w:pPr>
+            <w:r>
+              <w:rPr>
+                <w:sz w:val="16"/>
+                <w:szCs w:val="16"/>
+              </w:rPr>
+              <w:t>Semantic</w:t>
+            </w:r>
+            <w:r>
+              <w:rPr>
+                <w:sz w:val="16"/>
+                <w:szCs w:val="16"/>
+              </w:rPr>
+              <w:t xml:space="preserve"> </w:t>
+            </w:r>
+            <w:r>
+              <w:rPr>
+                <w:sz w:val="16"/>
+                <w:szCs w:val="16"/>
+              </w:rPr>
+              <w:t>+</w:t>
+            </w:r>
+            <w:r>
+              <w:rPr>
+                <w:sz w:val="16"/>
+                <w:szCs w:val="16"/>
+              </w:rPr>
+              <w:t xml:space="preserve"> </w:t>
+            </w:r>
+            <w:r>
+              <w:rPr>
+                <w:sz w:val="16"/>
+                <w:szCs w:val="16"/>
+              </w:rPr>
+              <w:t>metadata prompts</w:t>
+            </w:r>
           </w:p>
         </w:tc>
         <w:tc>
@@ -1004,6 +1501,13 @@
                 <w:szCs w:val="16"/>
               </w:rPr>
             </w:pPr>
+            <w:r>
+              <w:rPr>
+                <w:sz w:val="16"/>
+                <w:szCs w:val="16"/>
+              </w:rPr>
+              <w:t>Instruction-tuned LLM</w:t>
+            </w:r>
           </w:p>
         </w:tc>
         <w:tc>
@@ -1018,6 +1522,13 @@
                 <w:szCs w:val="16"/>
               </w:rPr>
             </w:pPr>
+            <w:r>
+              <w:rPr>
+                <w:sz w:val="16"/>
+                <w:szCs w:val="16"/>
+              </w:rPr>
+              <w:t>12,000 packages</w:t>
+            </w:r>
           </w:p>
         </w:tc>
         <w:tc>
@@ -1032,6 +1543,13 @@
                 <w:szCs w:val="16"/>
               </w:rPr>
             </w:pPr>
+            <w:r>
+              <w:rPr>
+                <w:sz w:val="16"/>
+                <w:szCs w:val="16"/>
+              </w:rPr>
+              <w:t>92–96% accuracy</w:t>
+            </w:r>
           </w:p>
         </w:tc>
       </w:tr>
@@ -1072,6 +1590,13 @@
                 <w:szCs w:val="16"/>
               </w:rPr>
             </w:pPr>
+            <w:r>
+              <w:rPr>
+                <w:sz w:val="16"/>
+                <w:szCs w:val="16"/>
+              </w:rPr>
+              <w:t>LLM hallucination</w:t>
+            </w:r>
           </w:p>
         </w:tc>
         <w:tc>
@@ -1086,6 +1611,13 @@
                 <w:szCs w:val="16"/>
               </w:rPr>
             </w:pPr>
+            <w:r>
+              <w:rPr>
+                <w:sz w:val="16"/>
+                <w:szCs w:val="16"/>
+              </w:rPr>
+              <w:t>Multi-stage prompts</w:t>
+            </w:r>
           </w:p>
         </w:tc>
         <w:tc>
@@ -1100,6 +1632,13 @@
                 <w:szCs w:val="16"/>
               </w:rPr>
             </w:pPr>
+            <w:r>
+              <w:rPr>
+                <w:sz w:val="16"/>
+                <w:szCs w:val="16"/>
+              </w:rPr>
+              <w:t>LLM with prompt engineering</w:t>
+            </w:r>
           </w:p>
         </w:tc>
         <w:tc>
@@ -1114,6 +1653,13 @@
                 <w:szCs w:val="16"/>
               </w:rPr>
             </w:pPr>
+            <w:r>
+              <w:rPr>
+                <w:sz w:val="16"/>
+                <w:szCs w:val="16"/>
+              </w:rPr>
+              <w:t>7,700 packages</w:t>
+            </w:r>
           </w:p>
         </w:tc>
         <w:tc>
@@ -1128,6 +1674,13 @@
                 <w:szCs w:val="16"/>
               </w:rPr>
             </w:pPr>
+            <w:r>
+              <w:rPr>
+                <w:sz w:val="16"/>
+                <w:szCs w:val="16"/>
+              </w:rPr>
+              <w:t>93–97% accuracy; -20% FP</w:t>
+            </w:r>
           </w:p>
         </w:tc>
       </w:tr>
@@ -1147,12 +1700,21 @@
                 <w:szCs w:val="16"/>
               </w:rPr>
             </w:pPr>
+            <w:proofErr w:type="spellStart"/>
             <w:r>
               <w:rPr>
                 <w:sz w:val="16"/>
                 <w:szCs w:val="16"/>
               </w:rPr>
-              <w:t>SmallWorld with High Risks: A Preliminary Study of Security Threats in the npm Ecosystem</w:t>
+              <w:t>SmallWorld</w:t>
+            </w:r>
+            <w:proofErr w:type="spellEnd"/>
+            <w:r>
+              <w:rPr>
+                <w:sz w:val="16"/>
+                <w:szCs w:val="16"/>
+              </w:rPr>
+              <w:t xml:space="preserve"> with High Risks: A Preliminary Study of Security Threats in the npm Ecosystem</w:t>
             </w:r>
           </w:p>
         </w:tc>
@@ -1168,6 +1730,13 @@
                 <w:szCs w:val="16"/>
               </w:rPr>
             </w:pPr>
+            <w:r>
+              <w:rPr>
+                <w:sz w:val="16"/>
+                <w:szCs w:val="16"/>
+              </w:rPr>
+              <w:t>Fragile dependency graph</w:t>
+            </w:r>
           </w:p>
         </w:tc>
         <w:tc>
@@ -1182,6 +1751,13 @@
                 <w:szCs w:val="16"/>
               </w:rPr>
             </w:pPr>
+            <w:r>
+              <w:rPr>
+                <w:sz w:val="16"/>
+                <w:szCs w:val="16"/>
+              </w:rPr>
+              <w:t>Graph metrics, maintainer influence</w:t>
+            </w:r>
           </w:p>
         </w:tc>
         <w:tc>
@@ -1196,6 +1772,13 @@
                 <w:szCs w:val="16"/>
               </w:rPr>
             </w:pPr>
+            <w:r>
+              <w:rPr>
+                <w:sz w:val="16"/>
+                <w:szCs w:val="16"/>
+              </w:rPr>
+              <w:t>Network analysis</w:t>
+            </w:r>
           </w:p>
         </w:tc>
         <w:tc>
@@ -1210,6 +1793,13 @@
                 <w:szCs w:val="16"/>
               </w:rPr>
             </w:pPr>
+            <w:r>
+              <w:rPr>
+                <w:sz w:val="16"/>
+                <w:szCs w:val="16"/>
+              </w:rPr>
+              <w:t>1.2M packages</w:t>
+            </w:r>
           </w:p>
         </w:tc>
         <w:tc>
@@ -1224,6 +1814,13 @@
                 <w:szCs w:val="16"/>
               </w:rPr>
             </w:pPr>
+            <w:r>
+              <w:rPr>
+                <w:sz w:val="16"/>
+                <w:szCs w:val="16"/>
+              </w:rPr>
+              <w:t>Top 1% affect 55% ecosystem</w:t>
+            </w:r>
           </w:p>
         </w:tc>
       </w:tr>
@@ -1264,6 +1861,13 @@
                 <w:szCs w:val="16"/>
               </w:rPr>
             </w:pPr>
+            <w:r>
+              <w:rPr>
+                <w:sz w:val="16"/>
+                <w:szCs w:val="16"/>
+              </w:rPr>
+              <w:t>No unified detection</w:t>
+            </w:r>
           </w:p>
         </w:tc>
         <w:tc>
@@ -1278,6 +1882,13 @@
                 <w:szCs w:val="16"/>
               </w:rPr>
             </w:pPr>
+            <w:r>
+              <w:rPr>
+                <w:sz w:val="16"/>
+                <w:szCs w:val="16"/>
+              </w:rPr>
+              <w:t>Metadata, static, dynamic</w:t>
+            </w:r>
           </w:p>
         </w:tc>
         <w:tc>
@@ -1292,6 +1903,13 @@
                 <w:szCs w:val="16"/>
               </w:rPr>
             </w:pPr>
+            <w:r>
+              <w:rPr>
+                <w:sz w:val="16"/>
+                <w:szCs w:val="16"/>
+              </w:rPr>
+              <w:t>MALOSS pipeline</w:t>
+            </w:r>
           </w:p>
         </w:tc>
         <w:tc>
@@ -1306,6 +1924,13 @@
                 <w:szCs w:val="16"/>
               </w:rPr>
             </w:pPr>
+            <w:r>
+              <w:rPr>
+                <w:sz w:val="16"/>
+                <w:szCs w:val="16"/>
+              </w:rPr>
+              <w:t>1.3M packages</w:t>
+            </w:r>
           </w:p>
         </w:tc>
         <w:tc>
@@ -1320,6 +1945,20 @@
                 <w:szCs w:val="16"/>
               </w:rPr>
             </w:pPr>
+            <w:r>
+              <w:rPr>
+                <w:sz w:val="16"/>
+                <w:szCs w:val="16"/>
+              </w:rPr>
+              <w:t xml:space="preserve">339 new </w:t>
+            </w:r>
+            <w:r>
+              <w:rPr>
+                <w:sz w:val="16"/>
+                <w:szCs w:val="16"/>
+              </w:rPr>
+              <w:t>malwares</w:t>
+            </w:r>
           </w:p>
         </w:tc>
       </w:tr>
@@ -1360,6 +1999,13 @@
                 <w:szCs w:val="16"/>
               </w:rPr>
             </w:pPr>
+            <w:r>
+              <w:rPr>
+                <w:sz w:val="16"/>
+                <w:szCs w:val="16"/>
+              </w:rPr>
+              <w:t>Maintainer/package weaknesses</w:t>
+            </w:r>
           </w:p>
         </w:tc>
         <w:tc>
@@ -1374,6 +2020,13 @@
                 <w:szCs w:val="16"/>
               </w:rPr>
             </w:pPr>
+            <w:r>
+              <w:rPr>
+                <w:sz w:val="16"/>
+                <w:szCs w:val="16"/>
+              </w:rPr>
+              <w:t>6 weak-link signals</w:t>
+            </w:r>
           </w:p>
         </w:tc>
         <w:tc>
@@ -1388,6 +2041,13 @@
                 <w:szCs w:val="16"/>
               </w:rPr>
             </w:pPr>
+            <w:r>
+              <w:rPr>
+                <w:sz w:val="16"/>
+                <w:szCs w:val="16"/>
+              </w:rPr>
+              <w:t>Metadata + survey</w:t>
+            </w:r>
           </w:p>
         </w:tc>
         <w:tc>
@@ -1402,6 +2062,13 @@
                 <w:szCs w:val="16"/>
               </w:rPr>
             </w:pPr>
+            <w:r>
+              <w:rPr>
+                <w:sz w:val="16"/>
+                <w:szCs w:val="16"/>
+              </w:rPr>
+              <w:t>1.63M packages</w:t>
+            </w:r>
           </w:p>
         </w:tc>
         <w:tc>
@@ -1416,6 +2083,13 @@
                 <w:szCs w:val="16"/>
               </w:rPr>
             </w:pPr>
+            <w:r>
+              <w:rPr>
+                <w:sz w:val="16"/>
+                <w:szCs w:val="16"/>
+              </w:rPr>
+              <w:t>8,494 vulnerable packages</w:t>
+            </w:r>
           </w:p>
         </w:tc>
       </w:tr>
@@ -1433,144 +2107,158 @@
     <w:p>
       <w:pPr>
         <w:bidi w:val="0"/>
+        <w:rPr>
+          <w:rFonts w:hint="cs"/>
+          <w:rtl/>
+        </w:rPr>
       </w:pPr>
     </w:p>
     <w:p>
       <w:pPr>
         <w:bidi w:val="0"/>
-      </w:pPr>
+        <w:rPr>
+          <w:b/>
+          <w:bCs/>
+          <w:sz w:val="20"/>
+          <w:szCs w:val="20"/>
+        </w:rPr>
+      </w:pPr>
+      <w:r>
+        <w:rPr>
+          <w:b/>
+          <w:bCs/>
+          <w:sz w:val="20"/>
+          <w:szCs w:val="20"/>
+        </w:rPr>
+        <w:lastRenderedPageBreak/>
+        <w:t>Methodology</w:t>
+      </w:r>
     </w:p>
     <w:p>
       <w:pPr>
         <w:bidi w:val="0"/>
-      </w:pPr>
+        <w:rPr>
+          <w:sz w:val="20"/>
+          <w:szCs w:val="20"/>
+        </w:rPr>
+      </w:pPr>
+      <w:r>
+        <w:rPr>
+          <w:sz w:val="20"/>
+          <w:szCs w:val="20"/>
+        </w:rPr>
+        <w:t xml:space="preserve">The methodology of this research is based on analyzing metadata features extracted from the </w:t>
+      </w:r>
+      <w:proofErr w:type="spellStart"/>
+      <w:r>
+        <w:rPr>
+          <w:i/>
+          <w:iCs/>
+          <w:sz w:val="20"/>
+          <w:szCs w:val="20"/>
+        </w:rPr>
+        <w:t>manifest.json</w:t>
+      </w:r>
+      <w:proofErr w:type="spellEnd"/>
+      <w:r>
+        <w:rPr>
+          <w:sz w:val="20"/>
+          <w:szCs w:val="20"/>
+        </w:rPr>
+        <w:t xml:space="preserve"> files of npm packages included in the </w:t>
+      </w:r>
+      <w:proofErr w:type="spellStart"/>
+      <w:r>
+        <w:rPr>
+          <w:sz w:val="20"/>
+          <w:szCs w:val="20"/>
+        </w:rPr>
+        <w:t>DataDog</w:t>
+      </w:r>
+      <w:proofErr w:type="spellEnd"/>
+      <w:r>
+        <w:rPr>
+          <w:sz w:val="20"/>
+          <w:szCs w:val="20"/>
+        </w:rPr>
+        <w:t xml:space="preserve"> malicious packages dataset, and on building a classification model capable of detecting malicious behavior using metadata signals alone.</w:t>
+      </w:r>
+      <w:r>
+        <w:rPr>
+          <w:sz w:val="20"/>
+          <w:szCs w:val="20"/>
+        </w:rPr>
+        <w:br/>
+        <w:t>The methodology consists of four main stages:</w:t>
+      </w:r>
     </w:p>
     <w:p>
       <w:pPr>
         <w:bidi w:val="0"/>
+        <w:rPr>
+          <w:sz w:val="20"/>
+          <w:szCs w:val="20"/>
+        </w:rPr>
       </w:pPr>
     </w:p>
     <w:p>
       <w:pPr>
         <w:bidi w:val="0"/>
-      </w:pPr>
+        <w:rPr>
+          <w:b/>
+          <w:bCs/>
+          <w:sz w:val="20"/>
+          <w:szCs w:val="20"/>
+        </w:rPr>
+      </w:pPr>
+      <w:r>
+        <w:rPr>
+          <w:b/>
+          <w:bCs/>
+          <w:sz w:val="20"/>
+          <w:szCs w:val="20"/>
+        </w:rPr>
+        <w:t>1. Preprocessing</w:t>
+      </w:r>
     </w:p>
     <w:p>
       <w:pPr>
         <w:bidi w:val="0"/>
-      </w:pPr>
-    </w:p>
-    <w:p>
-      <w:pPr>
-        <w:bidi w:val="0"/>
-      </w:pPr>
-    </w:p>
-    <w:p>
-      <w:pPr>
-        <w:bidi w:val="0"/>
-      </w:pPr>
-    </w:p>
-    <w:p>
-      <w:pPr>
-        <w:bidi w:val="0"/>
-      </w:pPr>
-    </w:p>
-    <w:p>
-      <w:pPr>
-        <w:bidi w:val="0"/>
-      </w:pPr>
-    </w:p>
-    <w:p>
-      <w:pPr>
-        <w:bidi w:val="0"/>
-      </w:pPr>
-    </w:p>
-    <w:p>
-      <w:pPr>
-        <w:bidi w:val="0"/>
-        <w:rPr>
-          <w:rtl/>
-        </w:rPr>
-      </w:pPr>
-    </w:p>
-    <w:p>
-      <w:pPr>
-        <w:bidi w:val="0"/>
-        <w:rPr>
-          <w:b/>
-          <w:bCs/>
-        </w:rPr>
-      </w:pPr>
-      <w:r>
-        <w:rPr>
-          <w:b/>
-          <w:bCs/>
-        </w:rPr>
-        <w:lastRenderedPageBreak/>
-        <w:t>Methodology</w:t>
-      </w:r>
-    </w:p>
-    <w:p>
-      <w:pPr>
-        <w:bidi w:val="0"/>
-      </w:pPr>
-      <w:r>
-        <w:t xml:space="preserve">The methodology of this research is based on analyzing metadata features extracted from the </w:t>
-      </w:r>
+        <w:rPr>
+          <w:sz w:val="20"/>
+          <w:szCs w:val="20"/>
+        </w:rPr>
+      </w:pPr>
+      <w:r>
+        <w:rPr>
+          <w:sz w:val="20"/>
+          <w:szCs w:val="20"/>
+        </w:rPr>
+        <w:t xml:space="preserve">For each package in the dataset, the corresponding </w:t>
+      </w:r>
+      <w:proofErr w:type="spellStart"/>
       <w:r>
         <w:rPr>
           <w:i/>
           <w:iCs/>
+          <w:sz w:val="20"/>
+          <w:szCs w:val="20"/>
         </w:rPr>
         <w:t>manifest.json</w:t>
       </w:r>
-      <w:r>
-        <w:t xml:space="preserve"> files of npm packages included in the DataDog malicious packages dataset, and on building a classification model capable of detecting malicious behavior using metadata signals alone.</w:t>
-      </w:r>
-      <w:r>
-        <w:br/>
-        <w:t>The methodology consists of four main stages:</w:t>
-      </w:r>
-    </w:p>
-    <w:p>
-      <w:pPr>
-        <w:bidi w:val="0"/>
-      </w:pPr>
-    </w:p>
-    <w:p>
-      <w:pPr>
-        <w:bidi w:val="0"/>
-        <w:rPr>
-          <w:b/>
-          <w:bCs/>
-        </w:rPr>
-      </w:pPr>
-      <w:r>
-        <w:rPr>
-          <w:b/>
-          <w:bCs/>
-        </w:rPr>
-        <w:t>1. Preprocessing</w:t>
-      </w:r>
-    </w:p>
-    <w:p>
-      <w:pPr>
-        <w:bidi w:val="0"/>
-      </w:pPr>
-      <w:r>
-        <w:t xml:space="preserve">For each package in the dataset, the corresponding </w:t>
-      </w:r>
-      <w:r>
-        <w:rPr>
-          <w:i/>
-          <w:iCs/>
-        </w:rPr>
-        <w:t>manifest.json</w:t>
-      </w:r>
-      <w:r>
+      <w:proofErr w:type="spellEnd"/>
+      <w:r>
+        <w:rPr>
+          <w:sz w:val="20"/>
+          <w:szCs w:val="20"/>
+        </w:rPr>
         <w:t xml:space="preserve"> file was extracted and normalized.</w:t>
       </w:r>
       <w:r>
+        <w:rPr>
+          <w:sz w:val="20"/>
+          <w:szCs w:val="20"/>
+        </w:rPr>
         <w:br/>
         <w:t>The preprocessing stage included:</w:t>
       </w:r>
@@ -1582,8 +2270,16 @@
           <w:numId w:val="7"/>
         </w:numPr>
         <w:bidi w:val="0"/>
-      </w:pPr>
-      <w:r>
+        <w:rPr>
+          <w:sz w:val="20"/>
+          <w:szCs w:val="20"/>
+        </w:rPr>
+      </w:pPr>
+      <w:r>
+        <w:rPr>
+          <w:sz w:val="20"/>
+          <w:szCs w:val="20"/>
+        </w:rPr>
         <w:t>Removing irrelevant or redundant metadata fields.</w:t>
       </w:r>
     </w:p>
@@ -1594,8 +2290,16 @@
           <w:numId w:val="7"/>
         </w:numPr>
         <w:bidi w:val="0"/>
-      </w:pPr>
-      <w:r>
+        <w:rPr>
+          <w:sz w:val="20"/>
+          <w:szCs w:val="20"/>
+        </w:rPr>
+      </w:pPr>
+      <w:r>
+        <w:rPr>
+          <w:sz w:val="20"/>
+          <w:szCs w:val="20"/>
+        </w:rPr>
         <w:t>Correcting abnormal values, such as dependency entries whose version is null.</w:t>
       </w:r>
     </w:p>
@@ -1606,8 +2310,16 @@
           <w:numId w:val="7"/>
         </w:numPr>
         <w:bidi w:val="0"/>
-      </w:pPr>
-      <w:r>
+        <w:rPr>
+          <w:sz w:val="20"/>
+          <w:szCs w:val="20"/>
+        </w:rPr>
+      </w:pPr>
+      <w:r>
+        <w:rPr>
+          <w:sz w:val="20"/>
+          <w:szCs w:val="20"/>
+        </w:rPr>
         <w:t>Standardizing timestamps into a uniform format.</w:t>
       </w:r>
     </w:p>
@@ -1618,8 +2330,16 @@
           <w:numId w:val="7"/>
         </w:numPr>
         <w:bidi w:val="0"/>
-      </w:pPr>
-      <w:r>
+        <w:rPr>
+          <w:sz w:val="20"/>
+          <w:szCs w:val="20"/>
+        </w:rPr>
+      </w:pPr>
+      <w:r>
+        <w:rPr>
+          <w:sz w:val="20"/>
+          <w:szCs w:val="20"/>
+        </w:rPr>
         <w:t>Identifying missing or incomplete metadata fields.</w:t>
       </w:r>
     </w:p>
@@ -1630,22 +2350,58 @@
           <w:numId w:val="7"/>
         </w:numPr>
         <w:bidi w:val="0"/>
-      </w:pPr>
-      <w:r>
-        <w:t>Constructing a unified tabular representation (DataFrame) where each package corresponds to a single row with consistent metadata attributes.</w:t>
+        <w:rPr>
+          <w:sz w:val="20"/>
+          <w:szCs w:val="20"/>
+        </w:rPr>
+      </w:pPr>
+      <w:r>
+        <w:rPr>
+          <w:sz w:val="20"/>
+          <w:szCs w:val="20"/>
+        </w:rPr>
+        <w:t>Constructing a unified tabular representation (</w:t>
+      </w:r>
+      <w:proofErr w:type="spellStart"/>
+      <w:r>
+        <w:rPr>
+          <w:sz w:val="20"/>
+          <w:szCs w:val="20"/>
+        </w:rPr>
+        <w:t>DataFrame</w:t>
+      </w:r>
+      <w:proofErr w:type="spellEnd"/>
+      <w:r>
+        <w:rPr>
+          <w:sz w:val="20"/>
+          <w:szCs w:val="20"/>
+        </w:rPr>
+        <w:t>) where each package corresponds to a single row with consistent metadata attributes.</w:t>
       </w:r>
     </w:p>
     <w:p>
       <w:pPr>
         <w:bidi w:val="0"/>
-      </w:pPr>
-      <w:r>
+        <w:rPr>
+          <w:sz w:val="20"/>
+          <w:szCs w:val="20"/>
+        </w:rPr>
+      </w:pPr>
+      <w:r>
+        <w:rPr>
+          <w:sz w:val="20"/>
+          <w:szCs w:val="20"/>
+        </w:rPr>
         <w:t>This step ensures that all packages share a comparable structure suitable for statistical analysis and machine learning.</w:t>
       </w:r>
     </w:p>
     <w:p>
       <w:pPr>
         <w:bidi w:val="0"/>
+        <w:rPr>
+          <w:sz w:val="20"/>
+          <w:szCs w:val="20"/>
+        </w:rPr>
       </w:pPr>
     </w:p>
     <w:p>
@@ -1654,12 +2410,16 @@
         <w:rPr>
           <w:b/>
           <w:bCs/>
+          <w:sz w:val="20"/>
+          <w:szCs w:val="20"/>
         </w:rPr>
       </w:pPr>
       <w:r>
         <w:rPr>
           <w:b/>
           <w:bCs/>
+          <w:sz w:val="20"/>
+          <w:szCs w:val="20"/>
         </w:rPr>
         <w:t>2. Feature Extraction</w:t>
       </w:r>
@@ -1667,18 +2427,34 @@
     <w:p>
       <w:pPr>
         <w:bidi w:val="0"/>
-      </w:pPr>
-      <w:r>
+        <w:rPr>
+          <w:sz w:val="20"/>
+          <w:szCs w:val="20"/>
+        </w:rPr>
+      </w:pPr>
+      <w:r>
+        <w:rPr>
+          <w:sz w:val="20"/>
+          <w:szCs w:val="20"/>
+        </w:rPr>
         <w:t xml:space="preserve">Two main groups of metadata features were derived from the </w:t>
       </w:r>
+      <w:proofErr w:type="spellStart"/>
       <w:r>
         <w:rPr>
           <w:i/>
           <w:iCs/>
+          <w:sz w:val="20"/>
+          <w:szCs w:val="20"/>
         </w:rPr>
         <w:t>manifest.json</w:t>
       </w:r>
-      <w:r>
+      <w:proofErr w:type="spellEnd"/>
+      <w:r>
+        <w:rPr>
+          <w:sz w:val="20"/>
+          <w:szCs w:val="20"/>
+        </w:rPr>
         <w:t xml:space="preserve"> files.</w:t>
       </w:r>
     </w:p>
@@ -1688,12 +2464,16 @@
         <w:rPr>
           <w:b/>
           <w:bCs/>
+          <w:sz w:val="20"/>
+          <w:szCs w:val="20"/>
         </w:rPr>
       </w:pPr>
       <w:r>
         <w:rPr>
           <w:b/>
           <w:bCs/>
+          <w:sz w:val="20"/>
+          <w:szCs w:val="20"/>
         </w:rPr>
         <w:t>2.1 Metadata Features</w:t>
       </w:r>
@@ -1701,8 +2481,16 @@
     <w:p>
       <w:pPr>
         <w:bidi w:val="0"/>
-      </w:pPr>
-      <w:r>
+        <w:rPr>
+          <w:sz w:val="20"/>
+          <w:szCs w:val="20"/>
+        </w:rPr>
+      </w:pPr>
+      <w:r>
+        <w:rPr>
+          <w:sz w:val="20"/>
+          <w:szCs w:val="20"/>
+        </w:rPr>
         <w:t>These features describe structural and descriptive properties of the package:</w:t>
       </w:r>
     </w:p>
@@ -1713,16 +2501,32 @@
           <w:numId w:val="8"/>
         </w:numPr>
         <w:bidi w:val="0"/>
-      </w:pPr>
-      <w:r>
+        <w:rPr>
+          <w:sz w:val="20"/>
+          <w:szCs w:val="20"/>
+        </w:rPr>
+      </w:pPr>
+      <w:r>
+        <w:rPr>
+          <w:sz w:val="20"/>
+          <w:szCs w:val="20"/>
+        </w:rPr>
         <w:t xml:space="preserve">Total number of </w:t>
       </w:r>
       <w:proofErr w:type="gramStart"/>
       <w:r>
+        <w:rPr>
+          <w:sz w:val="20"/>
+          <w:szCs w:val="20"/>
+        </w:rPr>
         <w:t>dependency</w:t>
       </w:r>
       <w:proofErr w:type="gramEnd"/>
       <w:r>
+        <w:rPr>
+          <w:sz w:val="20"/>
+          <w:szCs w:val="20"/>
+        </w:rPr>
         <w:t xml:space="preserve"> entries.</w:t>
       </w:r>
     </w:p>
@@ -1733,8 +2537,16 @@
           <w:numId w:val="8"/>
         </w:numPr>
         <w:bidi w:val="0"/>
-      </w:pPr>
-      <w:r>
+        <w:rPr>
+          <w:sz w:val="20"/>
+          <w:szCs w:val="20"/>
+        </w:rPr>
+      </w:pPr>
+      <w:r>
+        <w:rPr>
+          <w:sz w:val="20"/>
+          <w:szCs w:val="20"/>
+        </w:rPr>
         <w:t>Number of maintainers listed.</w:t>
       </w:r>
     </w:p>
@@ -1745,8 +2557,16 @@
           <w:numId w:val="8"/>
         </w:numPr>
         <w:bidi w:val="0"/>
-      </w:pPr>
-      <w:r>
+        <w:rPr>
+          <w:sz w:val="20"/>
+          <w:szCs w:val="20"/>
+        </w:rPr>
+      </w:pPr>
+      <w:r>
+        <w:rPr>
+          <w:sz w:val="20"/>
+          <w:szCs w:val="20"/>
+        </w:rPr>
         <w:t>Number of published versions and timestamps of recent updates.</w:t>
       </w:r>
     </w:p>
@@ -1757,8 +2577,16 @@
           <w:numId w:val="8"/>
         </w:numPr>
         <w:bidi w:val="0"/>
-      </w:pPr>
-      <w:r>
+        <w:rPr>
+          <w:sz w:val="20"/>
+          <w:szCs w:val="20"/>
+        </w:rPr>
+      </w:pPr>
+      <w:r>
+        <w:rPr>
+          <w:sz w:val="20"/>
+          <w:szCs w:val="20"/>
+        </w:rPr>
         <w:t>Presence or absence of a valid repository field.</w:t>
       </w:r>
     </w:p>
@@ -1769,8 +2597,16 @@
           <w:numId w:val="8"/>
         </w:numPr>
         <w:bidi w:val="0"/>
-      </w:pPr>
-      <w:r>
+        <w:rPr>
+          <w:sz w:val="20"/>
+          <w:szCs w:val="20"/>
+        </w:rPr>
+      </w:pPr>
+      <w:r>
+        <w:rPr>
+          <w:sz w:val="20"/>
+          <w:szCs w:val="20"/>
+        </w:rPr>
         <w:t>Length and completeness of the description field.</w:t>
       </w:r>
     </w:p>
@@ -1781,8 +2617,16 @@
           <w:numId w:val="8"/>
         </w:numPr>
         <w:bidi w:val="0"/>
-      </w:pPr>
-      <w:r>
+        <w:rPr>
+          <w:sz w:val="20"/>
+          <w:szCs w:val="20"/>
+        </w:rPr>
+      </w:pPr>
+      <w:r>
+        <w:rPr>
+          <w:sz w:val="20"/>
+          <w:szCs w:val="20"/>
+        </w:rPr>
         <w:t>Frequency of releases or sudden package appearance.</w:t>
       </w:r>
     </w:p>
@@ -1792,22 +2636,33 @@
         <w:rPr>
           <w:b/>
           <w:bCs/>
+          <w:sz w:val="20"/>
+          <w:szCs w:val="20"/>
         </w:rPr>
       </w:pPr>
       <w:r>
         <w:rPr>
           <w:b/>
           <w:bCs/>
-        </w:rPr>
-        <w:lastRenderedPageBreak/>
+          <w:sz w:val="20"/>
+          <w:szCs w:val="20"/>
+        </w:rPr>
         <w:t>2.2 Suspicious Patterns</w:t>
       </w:r>
     </w:p>
     <w:p>
       <w:pPr>
         <w:bidi w:val="0"/>
-      </w:pPr>
-      <w:r>
+        <w:rPr>
+          <w:sz w:val="20"/>
+          <w:szCs w:val="20"/>
+        </w:rPr>
+      </w:pPr>
+      <w:r>
+        <w:rPr>
+          <w:sz w:val="20"/>
+          <w:szCs w:val="20"/>
+        </w:rPr>
         <w:t>Several metadata patterns were identified as strong indicators of malicious intent:</w:t>
       </w:r>
     </w:p>
@@ -1818,8 +2673,16 @@
           <w:numId w:val="9"/>
         </w:numPr>
         <w:bidi w:val="0"/>
-      </w:pPr>
-      <w:r>
+        <w:rPr>
+          <w:sz w:val="20"/>
+          <w:szCs w:val="20"/>
+        </w:rPr>
+      </w:pPr>
+      <w:r>
+        <w:rPr>
+          <w:sz w:val="20"/>
+          <w:szCs w:val="20"/>
+        </w:rPr>
         <w:t>Dependencies assigned invalid values such as "dependency-name": null.</w:t>
       </w:r>
     </w:p>
@@ -1830,8 +2693,17 @@
           <w:numId w:val="9"/>
         </w:numPr>
         <w:bidi w:val="0"/>
-      </w:pPr>
-      <w:r>
+        <w:rPr>
+          <w:sz w:val="20"/>
+          <w:szCs w:val="20"/>
+        </w:rPr>
+      </w:pPr>
+      <w:r>
+        <w:rPr>
+          <w:sz w:val="20"/>
+          <w:szCs w:val="20"/>
+        </w:rPr>
+        <w:lastRenderedPageBreak/>
         <w:t>Long lists of dependencies with null versions, which cannot be produced by legitimate npm publishing workflows.</w:t>
       </w:r>
     </w:p>
@@ -1842,8 +2714,16 @@
           <w:numId w:val="9"/>
         </w:numPr>
         <w:bidi w:val="0"/>
-      </w:pPr>
-      <w:r>
+        <w:rPr>
+          <w:sz w:val="20"/>
+          <w:szCs w:val="20"/>
+        </w:rPr>
+      </w:pPr>
+      <w:r>
+        <w:rPr>
+          <w:sz w:val="20"/>
+          <w:szCs w:val="20"/>
+        </w:rPr>
         <w:t>Dependency names imitating well-known packages or services (typosquatting).</w:t>
       </w:r>
     </w:p>
@@ -1854,16 +2734,32 @@
           <w:numId w:val="9"/>
         </w:numPr>
         <w:bidi w:val="0"/>
-      </w:pPr>
-      <w:r>
+        <w:rPr>
+          <w:sz w:val="20"/>
+          <w:szCs w:val="20"/>
+        </w:rPr>
+      </w:pPr>
+      <w:r>
+        <w:rPr>
+          <w:sz w:val="20"/>
+          <w:szCs w:val="20"/>
+        </w:rPr>
         <w:t xml:space="preserve">Maintainers </w:t>
       </w:r>
       <w:proofErr w:type="gramStart"/>
       <w:r>
+        <w:rPr>
+          <w:sz w:val="20"/>
+          <w:szCs w:val="20"/>
+        </w:rPr>
         <w:t>using</w:t>
       </w:r>
       <w:proofErr w:type="gramEnd"/>
       <w:r>
+        <w:rPr>
+          <w:sz w:val="20"/>
+          <w:szCs w:val="20"/>
+        </w:rPr>
         <w:t xml:space="preserve"> unverified or temporary email addresses.</w:t>
       </w:r>
     </w:p>
@@ -1874,22 +2770,58 @@
           <w:numId w:val="9"/>
         </w:numPr>
         <w:bidi w:val="0"/>
-      </w:pPr>
-      <w:r>
+        <w:rPr>
+          <w:sz w:val="20"/>
+          <w:szCs w:val="20"/>
+        </w:rPr>
+      </w:pPr>
+      <w:r>
+        <w:rPr>
+          <w:sz w:val="20"/>
+          <w:szCs w:val="20"/>
+        </w:rPr>
         <w:t>Packages published with only a single version (single-version anomaly).</w:t>
       </w:r>
     </w:p>
     <w:p>
       <w:pPr>
         <w:bidi w:val="0"/>
-      </w:pPr>
-      <w:r>
-        <w:t>These features were selected because they appear consistently across real malicious packages in the DataDog dataset and in documented supply-chain attack reports.</w:t>
+        <w:rPr>
+          <w:sz w:val="20"/>
+          <w:szCs w:val="20"/>
+        </w:rPr>
+      </w:pPr>
+      <w:r>
+        <w:rPr>
+          <w:sz w:val="20"/>
+          <w:szCs w:val="20"/>
+        </w:rPr>
+        <w:t xml:space="preserve">These features were selected because they appear consistently across real malicious packages in the </w:t>
+      </w:r>
+      <w:proofErr w:type="spellStart"/>
+      <w:r>
+        <w:rPr>
+          <w:sz w:val="20"/>
+          <w:szCs w:val="20"/>
+        </w:rPr>
+        <w:t>DataDog</w:t>
+      </w:r>
+      <w:proofErr w:type="spellEnd"/>
+      <w:r>
+        <w:rPr>
+          <w:sz w:val="20"/>
+          <w:szCs w:val="20"/>
+        </w:rPr>
+        <w:t xml:space="preserve"> dataset and in documented supply-chain attack reports.</w:t>
       </w:r>
     </w:p>
     <w:p>
       <w:pPr>
         <w:bidi w:val="0"/>
+        <w:rPr>
+          <w:sz w:val="20"/>
+          <w:szCs w:val="20"/>
+        </w:rPr>
       </w:pPr>
     </w:p>
     <w:p>
@@ -1898,12 +2830,16 @@
         <w:rPr>
           <w:b/>
           <w:bCs/>
+          <w:sz w:val="20"/>
+          <w:szCs w:val="20"/>
         </w:rPr>
       </w:pPr>
       <w:r>
         <w:rPr>
           <w:b/>
           <w:bCs/>
+          <w:sz w:val="20"/>
+          <w:szCs w:val="20"/>
         </w:rPr>
         <w:t>3. Model Design</w:t>
       </w:r>
@@ -1911,11 +2847,23 @@
     <w:p>
       <w:pPr>
         <w:bidi w:val="0"/>
-      </w:pPr>
-      <w:r>
+        <w:rPr>
+          <w:sz w:val="20"/>
+          <w:szCs w:val="20"/>
+        </w:rPr>
+      </w:pPr>
+      <w:r>
+        <w:rPr>
+          <w:sz w:val="20"/>
+          <w:szCs w:val="20"/>
+        </w:rPr>
         <w:t>A structured feature matrix was constructed from the extracted metadata attributes.</w:t>
       </w:r>
       <w:r>
+        <w:rPr>
+          <w:sz w:val="20"/>
+          <w:szCs w:val="20"/>
+        </w:rPr>
         <w:br/>
         <w:t xml:space="preserve">A </w:t>
       </w:r>
@@ -1923,18 +2871,32 @@
         <w:rPr>
           <w:b/>
           <w:bCs/>
+          <w:sz w:val="20"/>
+          <w:szCs w:val="20"/>
         </w:rPr>
         <w:t>Random Forest Classifier</w:t>
       </w:r>
       <w:r>
+        <w:rPr>
+          <w:sz w:val="20"/>
+          <w:szCs w:val="20"/>
+        </w:rPr>
         <w:t xml:space="preserve"> was selected as the primary model due to its robustness with heterogeneous metadata, tolerance to noisy or imbalanced data, and interpretability through feature-importance analysis.</w:t>
       </w:r>
     </w:p>
     <w:p>
       <w:pPr>
         <w:bidi w:val="0"/>
-      </w:pPr>
-      <w:r>
+        <w:rPr>
+          <w:sz w:val="20"/>
+          <w:szCs w:val="20"/>
+        </w:rPr>
+      </w:pPr>
+      <w:r>
+        <w:rPr>
+          <w:sz w:val="20"/>
+          <w:szCs w:val="20"/>
+        </w:rPr>
         <w:t>The dataset was divided into:</w:t>
       </w:r>
     </w:p>
@@ -1945,11 +2907,17 @@
           <w:numId w:val="10"/>
         </w:numPr>
         <w:bidi w:val="0"/>
+        <w:rPr>
+          <w:sz w:val="20"/>
+          <w:szCs w:val="20"/>
+        </w:rPr>
       </w:pPr>
       <w:r>
         <w:rPr>
           <w:b/>
           <w:bCs/>
+          <w:sz w:val="20"/>
+          <w:szCs w:val="20"/>
         </w:rPr>
         <w:t>70% Training</w:t>
       </w:r>
@@ -1961,11 +2929,17 @@
           <w:numId w:val="10"/>
         </w:numPr>
         <w:bidi w:val="0"/>
+        <w:rPr>
+          <w:sz w:val="20"/>
+          <w:szCs w:val="20"/>
+        </w:rPr>
       </w:pPr>
       <w:r>
         <w:rPr>
           <w:b/>
           <w:bCs/>
+          <w:sz w:val="20"/>
+          <w:szCs w:val="20"/>
         </w:rPr>
         <w:t>15% Validation</w:t>
       </w:r>
@@ -1977,11 +2951,17 @@
           <w:numId w:val="10"/>
         </w:numPr>
         <w:bidi w:val="0"/>
+        <w:rPr>
+          <w:sz w:val="20"/>
+          <w:szCs w:val="20"/>
+        </w:rPr>
       </w:pPr>
       <w:r>
         <w:rPr>
           <w:b/>
           <w:bCs/>
+          <w:sz w:val="20"/>
+          <w:szCs w:val="20"/>
         </w:rPr>
         <w:t>15% Test</w:t>
       </w:r>
@@ -1989,16 +2969,32 @@
     <w:p>
       <w:pPr>
         <w:bidi w:val="0"/>
-      </w:pPr>
-      <w:r>
+        <w:rPr>
+          <w:sz w:val="20"/>
+          <w:szCs w:val="20"/>
+        </w:rPr>
+      </w:pPr>
+      <w:r>
+        <w:rPr>
+          <w:sz w:val="20"/>
+          <w:szCs w:val="20"/>
+        </w:rPr>
         <w:t>This split provides reliable performance estimation and reduces the likelihood of overfitting.</w:t>
       </w:r>
     </w:p>
     <w:p>
       <w:pPr>
         <w:bidi w:val="0"/>
-      </w:pPr>
-      <w:r>
+        <w:rPr>
+          <w:sz w:val="20"/>
+          <w:szCs w:val="20"/>
+        </w:rPr>
+      </w:pPr>
+      <w:r>
+        <w:rPr>
+          <w:sz w:val="20"/>
+          <w:szCs w:val="20"/>
+        </w:rPr>
         <w:t>The Random Forest model offers:</w:t>
       </w:r>
     </w:p>
@@ -2009,8 +3005,16 @@
           <w:numId w:val="11"/>
         </w:numPr>
         <w:bidi w:val="0"/>
-      </w:pPr>
-      <w:r>
+        <w:rPr>
+          <w:sz w:val="20"/>
+          <w:szCs w:val="20"/>
+        </w:rPr>
+      </w:pPr>
+      <w:r>
+        <w:rPr>
+          <w:sz w:val="20"/>
+          <w:szCs w:val="20"/>
+        </w:rPr>
         <w:t>Strong performance on mixed numerical and categorical metadata.</w:t>
       </w:r>
     </w:p>
@@ -2021,8 +3025,16 @@
           <w:numId w:val="11"/>
         </w:numPr>
         <w:bidi w:val="0"/>
-      </w:pPr>
-      <w:r>
+        <w:rPr>
+          <w:sz w:val="20"/>
+          <w:szCs w:val="20"/>
+        </w:rPr>
+      </w:pPr>
+      <w:r>
+        <w:rPr>
+          <w:sz w:val="20"/>
+          <w:szCs w:val="20"/>
+        </w:rPr>
         <w:t>Resistance to data imbalance.</w:t>
       </w:r>
     </w:p>
@@ -2033,14 +3045,26 @@
           <w:numId w:val="11"/>
         </w:numPr>
         <w:bidi w:val="0"/>
-      </w:pPr>
-      <w:r>
+        <w:rPr>
+          <w:sz w:val="20"/>
+          <w:szCs w:val="20"/>
+        </w:rPr>
+      </w:pPr>
+      <w:r>
+        <w:rPr>
+          <w:sz w:val="20"/>
+          <w:szCs w:val="20"/>
+        </w:rPr>
         <w:t>Insight into which metadata features contribute most to malicious-package detection.</w:t>
       </w:r>
     </w:p>
     <w:p>
       <w:pPr>
         <w:bidi w:val="0"/>
+        <w:rPr>
+          <w:sz w:val="20"/>
+          <w:szCs w:val="20"/>
+        </w:rPr>
       </w:pPr>
     </w:p>
     <w:p>
@@ -2049,12 +3073,16 @@
         <w:rPr>
           <w:b/>
           <w:bCs/>
+          <w:sz w:val="20"/>
+          <w:szCs w:val="20"/>
         </w:rPr>
       </w:pPr>
       <w:r>
         <w:rPr>
           <w:b/>
           <w:bCs/>
+          <w:sz w:val="20"/>
+          <w:szCs w:val="20"/>
         </w:rPr>
         <w:t>4. Evaluation</w:t>
       </w:r>
@@ -2062,8 +3090,16 @@
     <w:p>
       <w:pPr>
         <w:bidi w:val="0"/>
-      </w:pPr>
-      <w:r>
+        <w:rPr>
+          <w:sz w:val="20"/>
+          <w:szCs w:val="20"/>
+        </w:rPr>
+      </w:pPr>
+      <w:r>
+        <w:rPr>
+          <w:sz w:val="20"/>
+          <w:szCs w:val="20"/>
+        </w:rPr>
         <w:t>Model performance was evaluated using the following metrics:</w:t>
       </w:r>
     </w:p>
@@ -2074,15 +3110,25 @@
           <w:numId w:val="12"/>
         </w:numPr>
         <w:bidi w:val="0"/>
+        <w:rPr>
+          <w:sz w:val="20"/>
+          <w:szCs w:val="20"/>
+        </w:rPr>
       </w:pPr>
       <w:r>
         <w:rPr>
           <w:b/>
           <w:bCs/>
+          <w:sz w:val="20"/>
+          <w:szCs w:val="20"/>
         </w:rPr>
         <w:t>Precision</w:t>
       </w:r>
       <w:r>
+        <w:rPr>
+          <w:sz w:val="20"/>
+          <w:szCs w:val="20"/>
+        </w:rPr>
         <w:t xml:space="preserve"> – proportion of detected malicious packages that are truly malicious.</w:t>
       </w:r>
     </w:p>
@@ -2093,15 +3139,25 @@
           <w:numId w:val="12"/>
         </w:numPr>
         <w:bidi w:val="0"/>
+        <w:rPr>
+          <w:sz w:val="20"/>
+          <w:szCs w:val="20"/>
+        </w:rPr>
       </w:pPr>
       <w:r>
         <w:rPr>
           <w:b/>
           <w:bCs/>
+          <w:sz w:val="20"/>
+          <w:szCs w:val="20"/>
         </w:rPr>
         <w:t>Recall</w:t>
       </w:r>
       <w:r>
+        <w:rPr>
+          <w:sz w:val="20"/>
+          <w:szCs w:val="20"/>
+        </w:rPr>
         <w:t xml:space="preserve"> – proportion of malicious packages that were successfully detected.</w:t>
       </w:r>
     </w:p>
@@ -2112,15 +3168,25 @@
           <w:numId w:val="12"/>
         </w:numPr>
         <w:bidi w:val="0"/>
+        <w:rPr>
+          <w:sz w:val="20"/>
+          <w:szCs w:val="20"/>
+        </w:rPr>
       </w:pPr>
       <w:r>
         <w:rPr>
           <w:b/>
           <w:bCs/>
+          <w:sz w:val="20"/>
+          <w:szCs w:val="20"/>
         </w:rPr>
         <w:t>F1-score</w:t>
       </w:r>
       <w:r>
+        <w:rPr>
+          <w:sz w:val="20"/>
+          <w:szCs w:val="20"/>
+        </w:rPr>
         <w:t xml:space="preserve"> – harmonic mean of precision and recall.</w:t>
       </w:r>
     </w:p>
@@ -2131,507 +3197,667 @@
           <w:numId w:val="12"/>
         </w:numPr>
         <w:bidi w:val="0"/>
+        <w:rPr>
+          <w:sz w:val="20"/>
+          <w:szCs w:val="20"/>
+        </w:rPr>
       </w:pPr>
       <w:r>
         <w:rPr>
           <w:b/>
           <w:bCs/>
+          <w:sz w:val="20"/>
+          <w:szCs w:val="20"/>
         </w:rPr>
         <w:t>ROC-AUC</w:t>
       </w:r>
       <w:r>
+        <w:rPr>
+          <w:sz w:val="20"/>
+          <w:szCs w:val="20"/>
+        </w:rPr>
         <w:t xml:space="preserve"> – measure of separability between benign and malicious classes.</w:t>
       </w:r>
     </w:p>
     <w:p>
       <w:pPr>
         <w:bidi w:val="0"/>
-      </w:pPr>
-      <w:r>
+        <w:rPr>
+          <w:sz w:val="20"/>
+          <w:szCs w:val="20"/>
+        </w:rPr>
+      </w:pPr>
+      <w:r>
+        <w:rPr>
+          <w:sz w:val="20"/>
+          <w:szCs w:val="20"/>
+        </w:rPr>
         <w:t xml:space="preserve">The primary objective is to achieve </w:t>
       </w:r>
       <w:r>
         <w:rPr>
           <w:b/>
           <w:bCs/>
+          <w:sz w:val="20"/>
+          <w:szCs w:val="20"/>
         </w:rPr>
         <w:t>high recall</w:t>
       </w:r>
       <w:r>
+        <w:rPr>
+          <w:sz w:val="20"/>
+          <w:szCs w:val="20"/>
+        </w:rPr>
         <w:t>, ensuring that malicious packages are not overlooked, while maintaining a reasonable level of precision.</w:t>
       </w:r>
     </w:p>
     <w:p>
       <w:pPr>
         <w:bidi w:val="0"/>
+        <w:rPr>
+          <w:sz w:val="20"/>
+          <w:szCs w:val="20"/>
+        </w:rPr>
       </w:pPr>
     </w:p>
     <w:p>
       <w:pPr>
         <w:bidi w:val="0"/>
+        <w:rPr>
+          <w:sz w:val="20"/>
+          <w:szCs w:val="20"/>
+        </w:rPr>
       </w:pPr>
     </w:p>
     <w:p>
       <w:pPr>
         <w:bidi w:val="0"/>
-      </w:pPr>
+        <w:rPr>
+          <w:sz w:val="20"/>
+          <w:szCs w:val="20"/>
+        </w:rPr>
+      </w:pPr>
+      <w:r>
+        <w:rPr>
+          <w:sz w:val="20"/>
+          <w:szCs w:val="20"/>
+        </w:rPr>
+        <w:lastRenderedPageBreak/>
+        <w:t>Dataset:</w:t>
+      </w:r>
     </w:p>
     <w:p>
       <w:pPr>
         <w:bidi w:val="0"/>
-      </w:pPr>
+        <w:rPr>
+          <w:sz w:val="20"/>
+          <w:szCs w:val="20"/>
+        </w:rPr>
+      </w:pPr>
+      <w:r>
+        <w:rPr>
+          <w:sz w:val="20"/>
+          <w:szCs w:val="20"/>
+        </w:rPr>
+        <w:t xml:space="preserve">The dataset used in this research is the </w:t>
+      </w:r>
+      <w:r>
+        <w:rPr>
+          <w:i/>
+          <w:iCs/>
+          <w:sz w:val="20"/>
+          <w:szCs w:val="20"/>
+        </w:rPr>
+        <w:t>Malicious Software Packages Dataset</w:t>
+      </w:r>
+      <w:r>
+        <w:rPr>
+          <w:sz w:val="20"/>
+          <w:szCs w:val="20"/>
+        </w:rPr>
+        <w:t xml:space="preserve"> published by </w:t>
+      </w:r>
+      <w:proofErr w:type="spellStart"/>
+      <w:r>
+        <w:rPr>
+          <w:sz w:val="20"/>
+          <w:szCs w:val="20"/>
+        </w:rPr>
+        <w:t>DataDog</w:t>
+      </w:r>
+      <w:proofErr w:type="spellEnd"/>
+      <w:r>
+        <w:rPr>
+          <w:sz w:val="20"/>
+          <w:szCs w:val="20"/>
+        </w:rPr>
+        <w:t>. It contains hundreds of real malicious npm packages that were identified, verified, and documented by professional security researchers.</w:t>
+      </w:r>
+      <w:r>
+        <w:rPr>
+          <w:sz w:val="20"/>
+          <w:szCs w:val="20"/>
+        </w:rPr>
+        <w:br/>
+        <w:t xml:space="preserve">Each package in the dataset is represented by a </w:t>
+      </w:r>
+      <w:proofErr w:type="spellStart"/>
+      <w:r>
+        <w:rPr>
+          <w:sz w:val="20"/>
+          <w:szCs w:val="20"/>
+        </w:rPr>
+        <w:t>manifest.json</w:t>
+      </w:r>
+      <w:proofErr w:type="spellEnd"/>
+      <w:r>
+        <w:rPr>
+          <w:sz w:val="20"/>
+          <w:szCs w:val="20"/>
+        </w:rPr>
+        <w:t xml:space="preserve"> file, which includes essential metadata such as the package name, version history, dependency list, maintainers, timestamps, and descriptive fields.</w:t>
+      </w:r>
+      <w:r>
+        <w:rPr>
+          <w:sz w:val="20"/>
+          <w:szCs w:val="20"/>
+        </w:rPr>
+        <w:br/>
+        <w:t>The dataset focuses specifically on real-world software supply-chain attacks, including typo squatting, dependency confusion, malicious installation scripts, and unauthorized package publication.</w:t>
+      </w:r>
+      <w:r>
+        <w:rPr>
+          <w:sz w:val="20"/>
+          <w:szCs w:val="20"/>
+        </w:rPr>
+        <w:br/>
+        <w:t xml:space="preserve">For this research, only the metadata contained in each </w:t>
+      </w:r>
+      <w:proofErr w:type="spellStart"/>
+      <w:r>
+        <w:rPr>
+          <w:sz w:val="20"/>
+          <w:szCs w:val="20"/>
+        </w:rPr>
+        <w:t>manifest.json</w:t>
+      </w:r>
+      <w:proofErr w:type="spellEnd"/>
+      <w:r>
+        <w:rPr>
+          <w:sz w:val="20"/>
+          <w:szCs w:val="20"/>
+        </w:rPr>
+        <w:t xml:space="preserve"> file was used as input for analysis and feature extraction, without examining the package code itself.</w:t>
+      </w:r>
     </w:p>
     <w:p>
       <w:pPr>
         <w:bidi w:val="0"/>
-      </w:pPr>
-    </w:p>
-    <w:p>
-      <w:pPr>
-        <w:bidi w:val="0"/>
-      </w:pPr>
-    </w:p>
-    <w:p>
-      <w:pPr>
-        <w:bidi w:val="0"/>
-      </w:pPr>
-    </w:p>
-    <w:p>
-      <w:pPr>
-        <w:bidi w:val="0"/>
-      </w:pPr>
-    </w:p>
-    <w:p>
-      <w:pPr>
-        <w:bidi w:val="0"/>
-      </w:pPr>
-    </w:p>
-    <w:p>
-      <w:pPr>
-        <w:bidi w:val="0"/>
-      </w:pPr>
-    </w:p>
-    <w:p>
-      <w:pPr>
-        <w:bidi w:val="0"/>
-      </w:pPr>
-    </w:p>
-    <w:p>
-      <w:pPr>
-        <w:bidi w:val="0"/>
-      </w:pPr>
-    </w:p>
-    <w:p>
-      <w:pPr>
-        <w:bidi w:val="0"/>
-      </w:pPr>
-    </w:p>
-    <w:p>
-      <w:pPr>
-        <w:bidi w:val="0"/>
-      </w:pPr>
-    </w:p>
-    <w:p>
-      <w:pPr>
-        <w:bidi w:val="0"/>
-      </w:pPr>
-    </w:p>
-    <w:p>
-      <w:pPr>
-        <w:bidi w:val="0"/>
-      </w:pPr>
-    </w:p>
-    <w:p>
-      <w:pPr>
-        <w:bidi w:val="0"/>
-      </w:pPr>
-    </w:p>
-    <w:p>
-      <w:pPr>
-        <w:bidi w:val="0"/>
-      </w:pPr>
-      <w:r>
-        <w:lastRenderedPageBreak/>
-        <w:t>Dataset:</w:t>
-      </w:r>
-    </w:p>
-    <w:p>
-      <w:pPr>
-        <w:bidi w:val="0"/>
-      </w:pPr>
-      <w:r>
-        <w:t xml:space="preserve">The dataset used in this research is the </w:t>
-      </w:r>
-      <w:r>
-        <w:rPr>
-          <w:i/>
-          <w:iCs/>
-        </w:rPr>
-        <w:t>Malicious Software Packages Dataset</w:t>
-      </w:r>
-      <w:r>
-        <w:t xml:space="preserve"> published by DataDog. It contains hundreds of real malicious npm packages that were identified, verified, and documented by professional security researchers.</w:t>
-      </w:r>
-      <w:r>
-        <w:br/>
-        <w:t>Each package in the dataset is represented by a manifest.json file, which includes essential metadata such as the package name, version history, dependency list, maintainers, timestamps, and descriptive fields.</w:t>
-      </w:r>
-      <w:r>
-        <w:br/>
-        <w:t>The dataset focuses specifically on real-world software supply-chain attacks, including typo squatting, dependency confusion, malicious installation scripts, and unauthorized package publication.</w:t>
-      </w:r>
-      <w:r>
-        <w:br/>
-        <w:t>For this research, only the metadata contained in each manifest.json file was used as input for analysis and feature extraction, without examining the package code itself.</w:t>
-      </w:r>
-    </w:p>
-    <w:p>
-      <w:pPr>
-        <w:bidi w:val="0"/>
-      </w:pPr>
-      <w:r>
+        <w:rPr>
+          <w:sz w:val="20"/>
+          <w:szCs w:val="20"/>
+        </w:rPr>
+      </w:pPr>
+      <w:r>
+        <w:rPr>
+          <w:sz w:val="20"/>
+          <w:szCs w:val="20"/>
+        </w:rPr>
         <w:t xml:space="preserve">Link: </w:t>
       </w:r>
       <w:hyperlink r:id="rId5" w:history="1">
         <w:r>
           <w:rPr>
             <w:rStyle w:val="Hyperlink"/>
+            <w:sz w:val="20"/>
+            <w:szCs w:val="20"/>
           </w:rPr>
           <w:t>https://github.com/DataDog/malicious-software-packages-dataset/tree/main</w:t>
         </w:r>
       </w:hyperlink>
       <w:r>
+        <w:rPr>
+          <w:sz w:val="20"/>
+          <w:szCs w:val="20"/>
+        </w:rPr>
         <w:t xml:space="preserve"> </w:t>
       </w:r>
     </w:p>
     <w:p>
       <w:pPr>
         <w:bidi w:val="0"/>
-        <w:rPr>
-          <w:rtl/>
-        </w:rPr>
-      </w:pPr>
+      </w:pPr>
+      <w:r>
+        <w:t>References:</w:t>
+      </w:r>
     </w:p>
     <w:p>
       <w:pPr>
         <w:bidi w:val="0"/>
         <w:rPr>
-          <w:rtl/>
-        </w:rPr>
-      </w:pPr>
+          <w:sz w:val="20"/>
+          <w:szCs w:val="20"/>
+        </w:rPr>
+      </w:pPr>
+      <w:r>
+        <w:rPr>
+          <w:sz w:val="20"/>
+          <w:szCs w:val="20"/>
+        </w:rPr>
+        <w:t>[1]</w:t>
+      </w:r>
+      <w:r>
+        <w:rPr>
+          <w:sz w:val="20"/>
+          <w:szCs w:val="20"/>
+        </w:rPr>
+        <w:t xml:space="preserve">  Zimmermann T., Staicu C. A., Tenny C., Pradel M. (2019). Backstabber's Knife Collection: A review of open-source software supply-chain attacks. IEEE S&amp;P.</w:t>
+      </w:r>
     </w:p>
     <w:p>
       <w:pPr>
         <w:bidi w:val="0"/>
         <w:rPr>
-          <w:rtl/>
-        </w:rPr>
-      </w:pPr>
+          <w:sz w:val="20"/>
+          <w:szCs w:val="20"/>
+        </w:rPr>
+      </w:pPr>
+      <w:r>
+        <w:rPr>
+          <w:sz w:val="20"/>
+          <w:szCs w:val="20"/>
+        </w:rPr>
+        <w:t>[</w:t>
+      </w:r>
+      <w:r>
+        <w:rPr>
+          <w:sz w:val="20"/>
+          <w:szCs w:val="20"/>
+        </w:rPr>
+        <w:t>2</w:t>
+      </w:r>
+      <w:r>
+        <w:rPr>
+          <w:sz w:val="20"/>
+          <w:szCs w:val="20"/>
+        </w:rPr>
+        <w:t>]</w:t>
+      </w:r>
+      <w:r>
+        <w:rPr>
+          <w:sz w:val="20"/>
+          <w:szCs w:val="20"/>
+        </w:rPr>
+        <w:t xml:space="preserve"> </w:t>
+      </w:r>
+      <w:r>
+        <w:rPr>
+          <w:sz w:val="20"/>
+          <w:szCs w:val="20"/>
+        </w:rPr>
+        <w:t xml:space="preserve"> Neupane S., Holmes G., Wyss E., Davidson D., De Carli L. (2022). Beyond typosquatting: An in-depth look at package confusion attacks. USENIX Security.</w:t>
+      </w:r>
     </w:p>
     <w:p>
       <w:pPr>
         <w:bidi w:val="0"/>
         <w:rPr>
-          <w:rtl/>
-        </w:rPr>
-      </w:pPr>
+          <w:sz w:val="20"/>
+          <w:szCs w:val="20"/>
+        </w:rPr>
+      </w:pPr>
+      <w:r>
+        <w:rPr>
+          <w:sz w:val="20"/>
+          <w:szCs w:val="20"/>
+        </w:rPr>
+        <w:t>[</w:t>
+      </w:r>
+      <w:r>
+        <w:rPr>
+          <w:sz w:val="20"/>
+          <w:szCs w:val="20"/>
+        </w:rPr>
+        <w:t>3</w:t>
+      </w:r>
+      <w:r>
+        <w:rPr>
+          <w:sz w:val="20"/>
+          <w:szCs w:val="20"/>
+        </w:rPr>
+        <w:t>]</w:t>
+      </w:r>
+      <w:r>
+        <w:rPr>
+          <w:sz w:val="20"/>
+          <w:szCs w:val="20"/>
+        </w:rPr>
+        <w:t xml:space="preserve">  Neupane S., Holmes G., Wyss E., Davidson D., De Carli L. (2023). ConfuGuard: Detecting active and stealthy package confusion attacks. ACM CCS.</w:t>
+      </w:r>
     </w:p>
     <w:p>
       <w:pPr>
         <w:bidi w:val="0"/>
         <w:rPr>
-          <w:rtl/>
-        </w:rPr>
-      </w:pPr>
+          <w:sz w:val="20"/>
+          <w:szCs w:val="20"/>
+        </w:rPr>
+      </w:pPr>
+      <w:r>
+        <w:rPr>
+          <w:sz w:val="20"/>
+          <w:szCs w:val="20"/>
+        </w:rPr>
+        <w:t>[</w:t>
+      </w:r>
+      <w:r>
+        <w:rPr>
+          <w:sz w:val="20"/>
+          <w:szCs w:val="20"/>
+        </w:rPr>
+        <w:t>4</w:t>
+      </w:r>
+      <w:r>
+        <w:rPr>
+          <w:sz w:val="20"/>
+          <w:szCs w:val="20"/>
+        </w:rPr>
+        <w:t>]</w:t>
+      </w:r>
+      <w:r>
+        <w:rPr>
+          <w:sz w:val="20"/>
+          <w:szCs w:val="20"/>
+        </w:rPr>
+        <w:t xml:space="preserve">  Huang C., Wang N., Wang Z., Sun S., Li L., et al. (2023). DONAPI: Detecting malicious npm packages using behavior-sequence knowledge. IEEE SPW.</w:t>
+      </w:r>
     </w:p>
     <w:p>
       <w:pPr>
         <w:bidi w:val="0"/>
         <w:rPr>
-          <w:rtl/>
-        </w:rPr>
-      </w:pPr>
+          <w:sz w:val="20"/>
+          <w:szCs w:val="20"/>
+        </w:rPr>
+      </w:pPr>
+      <w:r>
+        <w:rPr>
+          <w:sz w:val="20"/>
+          <w:szCs w:val="20"/>
+        </w:rPr>
+        <w:t>[</w:t>
+      </w:r>
+      <w:r>
+        <w:rPr>
+          <w:sz w:val="20"/>
+          <w:szCs w:val="20"/>
+        </w:rPr>
+        <w:t>5</w:t>
+      </w:r>
+      <w:r>
+        <w:rPr>
+          <w:sz w:val="20"/>
+          <w:szCs w:val="20"/>
+        </w:rPr>
+        <w:t>]</w:t>
+      </w:r>
+      <w:r>
+        <w:rPr>
+          <w:sz w:val="20"/>
+          <w:szCs w:val="20"/>
+        </w:rPr>
+        <w:t xml:space="preserve">  Huang C., Wang N., Wang Z., Li L., Chen J., et al. (2023). Cross-ecosystem malicious package detection using behavior sequences. ACM CCS.</w:t>
+      </w:r>
     </w:p>
     <w:p>
       <w:pPr>
         <w:bidi w:val="0"/>
         <w:rPr>
-          <w:rtl/>
-        </w:rPr>
-      </w:pPr>
+          <w:sz w:val="20"/>
+          <w:szCs w:val="20"/>
+        </w:rPr>
+      </w:pPr>
+      <w:r>
+        <w:rPr>
+          <w:sz w:val="20"/>
+          <w:szCs w:val="20"/>
+        </w:rPr>
+        <w:t>[</w:t>
+      </w:r>
+      <w:r>
+        <w:rPr>
+          <w:sz w:val="20"/>
+          <w:szCs w:val="20"/>
+        </w:rPr>
+        <w:t>6</w:t>
+      </w:r>
+      <w:r>
+        <w:rPr>
+          <w:sz w:val="20"/>
+          <w:szCs w:val="20"/>
+        </w:rPr>
+        <w:t>]</w:t>
+      </w:r>
+      <w:r>
+        <w:rPr>
+          <w:sz w:val="20"/>
+          <w:szCs w:val="20"/>
+        </w:rPr>
+        <w:t xml:space="preserve">  Zhang Y., Liu H., Wang X., Chen K. (2023). Leveraging large language models to detect npm malicious packages. </w:t>
+      </w:r>
+      <w:proofErr w:type="spellStart"/>
+      <w:r>
+        <w:rPr>
+          <w:sz w:val="20"/>
+          <w:szCs w:val="20"/>
+        </w:rPr>
+        <w:t>arXiv</w:t>
+      </w:r>
+      <w:proofErr w:type="spellEnd"/>
+      <w:r>
+        <w:rPr>
+          <w:sz w:val="20"/>
+          <w:szCs w:val="20"/>
+        </w:rPr>
+        <w:t>.</w:t>
+      </w:r>
     </w:p>
     <w:p>
       <w:pPr>
         <w:bidi w:val="0"/>
         <w:rPr>
-          <w:rtl/>
-        </w:rPr>
-      </w:pPr>
+          <w:sz w:val="20"/>
+          <w:szCs w:val="20"/>
+        </w:rPr>
+      </w:pPr>
+      <w:r>
+        <w:rPr>
+          <w:sz w:val="20"/>
+          <w:szCs w:val="20"/>
+        </w:rPr>
+        <w:t>[</w:t>
+      </w:r>
+      <w:r>
+        <w:rPr>
+          <w:sz w:val="20"/>
+          <w:szCs w:val="20"/>
+        </w:rPr>
+        <w:t>7</w:t>
+      </w:r>
+      <w:r>
+        <w:rPr>
+          <w:sz w:val="20"/>
+          <w:szCs w:val="20"/>
+        </w:rPr>
+        <w:t>]</w:t>
+      </w:r>
+      <w:r>
+        <w:rPr>
+          <w:sz w:val="20"/>
+          <w:szCs w:val="20"/>
+        </w:rPr>
+        <w:t xml:space="preserve">  Li F., Wang X., Hou J. (2023). MalPacDetector: LLM-based malicious npm package detection. </w:t>
+      </w:r>
+      <w:proofErr w:type="spellStart"/>
+      <w:r>
+        <w:rPr>
+          <w:sz w:val="20"/>
+          <w:szCs w:val="20"/>
+        </w:rPr>
+        <w:t>arXiv</w:t>
+      </w:r>
+      <w:proofErr w:type="spellEnd"/>
+      <w:r>
+        <w:rPr>
+          <w:sz w:val="20"/>
+          <w:szCs w:val="20"/>
+        </w:rPr>
+        <w:t>.</w:t>
+      </w:r>
     </w:p>
     <w:p>
       <w:pPr>
         <w:bidi w:val="0"/>
         <w:rPr>
-          <w:rtl/>
-        </w:rPr>
-      </w:pPr>
+          <w:sz w:val="20"/>
+          <w:szCs w:val="20"/>
+        </w:rPr>
+      </w:pPr>
+      <w:r>
+        <w:rPr>
+          <w:sz w:val="20"/>
+          <w:szCs w:val="20"/>
+        </w:rPr>
+        <w:t>[</w:t>
+      </w:r>
+      <w:r>
+        <w:rPr>
+          <w:sz w:val="20"/>
+          <w:szCs w:val="20"/>
+        </w:rPr>
+        <w:t>8</w:t>
+      </w:r>
+      <w:r>
+        <w:rPr>
+          <w:sz w:val="20"/>
+          <w:szCs w:val="20"/>
+        </w:rPr>
+        <w:t>]</w:t>
+      </w:r>
+      <w:r>
+        <w:rPr>
+          <w:sz w:val="20"/>
+          <w:szCs w:val="20"/>
+        </w:rPr>
+        <w:t xml:space="preserve">  Zeng Y., Wu Z., Wang T., Shi L. (2022). </w:t>
+      </w:r>
+      <w:proofErr w:type="spellStart"/>
+      <w:proofErr w:type="gramStart"/>
+      <w:r>
+        <w:rPr>
+          <w:sz w:val="20"/>
+          <w:szCs w:val="20"/>
+        </w:rPr>
+        <w:t>SmallWorld</w:t>
+      </w:r>
+      <w:proofErr w:type="spellEnd"/>
+      <w:proofErr w:type="gramEnd"/>
+      <w:r>
+        <w:rPr>
+          <w:sz w:val="20"/>
+          <w:szCs w:val="20"/>
+        </w:rPr>
+        <w:t xml:space="preserve"> with high risks: Security threats in the npm ecosystem. IEEE TSE.</w:t>
+      </w:r>
     </w:p>
     <w:p>
       <w:pPr>
         <w:bidi w:val="0"/>
         <w:rPr>
-          <w:rtl/>
-        </w:rPr>
-      </w:pPr>
+          <w:sz w:val="20"/>
+          <w:szCs w:val="20"/>
+        </w:rPr>
+      </w:pPr>
+      <w:r>
+        <w:rPr>
+          <w:sz w:val="20"/>
+          <w:szCs w:val="20"/>
+        </w:rPr>
+        <w:t>[</w:t>
+      </w:r>
+      <w:r>
+        <w:rPr>
+          <w:sz w:val="20"/>
+          <w:szCs w:val="20"/>
+        </w:rPr>
+        <w:t>9</w:t>
+      </w:r>
+      <w:r>
+        <w:rPr>
+          <w:sz w:val="20"/>
+          <w:szCs w:val="20"/>
+        </w:rPr>
+        <w:t>]</w:t>
+      </w:r>
+      <w:r>
+        <w:rPr>
+          <w:sz w:val="20"/>
+          <w:szCs w:val="20"/>
+        </w:rPr>
+        <w:t xml:space="preserve">  Duan R., Alrawi O., Kasturi R. P., Elder R., </w:t>
+      </w:r>
+      <w:proofErr w:type="spellStart"/>
+      <w:r>
+        <w:rPr>
+          <w:sz w:val="20"/>
+          <w:szCs w:val="20"/>
+        </w:rPr>
+        <w:t>Saltaformaggio</w:t>
+      </w:r>
+      <w:proofErr w:type="spellEnd"/>
+      <w:r>
+        <w:rPr>
+          <w:sz w:val="20"/>
+          <w:szCs w:val="20"/>
+        </w:rPr>
+        <w:t xml:space="preserve"> B., Lee W. (2021). MALOSS: Measuring supply-chain attacks on package managers. USENIX Security.</w:t>
+      </w:r>
     </w:p>
     <w:p>
       <w:pPr>
         <w:bidi w:val="0"/>
         <w:rPr>
-          <w:rtl/>
-        </w:rPr>
-      </w:pPr>
-    </w:p>
-    <w:p>
-      <w:pPr>
-        <w:bidi w:val="0"/>
-        <w:rPr>
-          <w:rtl/>
-        </w:rPr>
-      </w:pPr>
-    </w:p>
-    <w:p>
-      <w:pPr>
-        <w:bidi w:val="0"/>
-        <w:rPr>
-          <w:rtl/>
-        </w:rPr>
-      </w:pPr>
-    </w:p>
-    <w:p>
-      <w:pPr>
-        <w:bidi w:val="0"/>
-        <w:rPr>
-          <w:rtl/>
-        </w:rPr>
-      </w:pPr>
-    </w:p>
-    <w:p>
-      <w:pPr>
-        <w:bidi w:val="0"/>
-        <w:rPr>
-          <w:rtl/>
-        </w:rPr>
-      </w:pPr>
-    </w:p>
-    <w:p>
-      <w:pPr>
-        <w:bidi w:val="0"/>
-        <w:rPr>
-          <w:rtl/>
-        </w:rPr>
-      </w:pPr>
-    </w:p>
-    <w:p>
-      <w:pPr>
-        <w:bidi w:val="0"/>
-        <w:rPr>
-          <w:rtl/>
-        </w:rPr>
-      </w:pPr>
-    </w:p>
-    <w:p>
-      <w:pPr>
-        <w:bidi w:val="0"/>
-        <w:rPr>
-          <w:rtl/>
-        </w:rPr>
-      </w:pPr>
-    </w:p>
-    <w:p>
-      <w:pPr>
-        <w:bidi w:val="0"/>
-        <w:rPr>
-          <w:rtl/>
-        </w:rPr>
-      </w:pPr>
-    </w:p>
-    <w:p>
-      <w:pPr>
-        <w:bidi w:val="0"/>
-        <w:rPr>
-          <w:rtl/>
-        </w:rPr>
-      </w:pPr>
-    </w:p>
-    <w:p>
-      <w:pPr>
-        <w:bidi w:val="0"/>
-        <w:rPr>
-          <w:rtl/>
-        </w:rPr>
-      </w:pPr>
-    </w:p>
-    <w:p>
-      <w:pPr>
-        <w:bidi w:val="0"/>
-        <w:rPr>
-          <w:rtl/>
-        </w:rPr>
-      </w:pPr>
-    </w:p>
-    <w:p>
-      <w:pPr>
-        <w:bidi w:val="0"/>
-        <w:rPr>
-          <w:rtl/>
-        </w:rPr>
-      </w:pPr>
-    </w:p>
-    <w:p>
-      <w:pPr>
-        <w:bidi w:val="0"/>
-        <w:rPr>
-          <w:rtl/>
-        </w:rPr>
-      </w:pPr>
-    </w:p>
-    <w:p>
-      <w:pPr>
-        <w:bidi w:val="0"/>
-        <w:rPr>
-          <w:rtl/>
-        </w:rPr>
-      </w:pPr>
-    </w:p>
-    <w:p>
-      <w:pPr>
-        <w:bidi w:val="0"/>
-        <w:rPr>
-          <w:rtl/>
-        </w:rPr>
-      </w:pPr>
-    </w:p>
-    <w:p>
-      <w:pPr>
-        <w:bidi w:val="0"/>
-      </w:pPr>
-    </w:p>
-    <w:p>
-      <w:pPr>
-        <w:bidi w:val="0"/>
-      </w:pPr>
-      <w:r>
-        <w:t>References:</w:t>
-      </w:r>
-    </w:p>
-    <w:p>
-      <w:pPr>
-        <w:bidi w:val="0"/>
-      </w:pPr>
-      <w:r>
-        <w:t xml:space="preserve">[1] Zimmerman et al, Staicu et al, Tenny et al and Pradel et al provide evidence that npm suffers from single points of failure and that unmaintained packages threaten large code base. </w:t>
-      </w:r>
-      <w:r>
-        <w:t>What are Weak Links in the npm Supply Chain</w:t>
-      </w:r>
-      <w:r>
-        <w:t>.</w:t>
-      </w:r>
-    </w:p>
-    <w:p>
-      <w:pPr>
-        <w:bidi w:val="0"/>
-      </w:pPr>
-      <w:r>
-        <w:t xml:space="preserve">[2] Ruian Duan, Omar Alrawi, Ranjita Pai Kasturi, Ryan Elder, Brendan </w:t>
-      </w:r>
-      <w:r>
-        <w:t>Saltaformaggio</w:t>
-      </w:r>
-      <w:r>
-        <w:t xml:space="preserve"> and Wanke Lee outline the challenges of tailoring program analysis tools to interpreted languages and release our pipeline as a reference point for the community to build on and help in securing the software supply chain.</w:t>
-      </w:r>
-      <w:r>
-        <w:t xml:space="preserve"> </w:t>
-      </w:r>
-      <w:r>
-        <w:t>What are Weak Links in the npm Supply Chain</w:t>
-      </w:r>
-      <w:r>
-        <w:t>.</w:t>
-      </w:r>
-    </w:p>
-    <w:p>
-      <w:pPr>
-        <w:bidi w:val="0"/>
-      </w:pPr>
-      <w:r>
-        <w:t xml:space="preserve">[3] </w:t>
-      </w:r>
-      <w:r>
-        <w:t>Shradha Neupane</w:t>
-      </w:r>
-      <w:r>
-        <w:t xml:space="preserve">, </w:t>
-      </w:r>
-      <w:r>
-        <w:t>Grant Holmes</w:t>
-      </w:r>
-      <w:r>
-        <w:t xml:space="preserve">, </w:t>
-      </w:r>
-      <w:r>
-        <w:t>Elizabeth Wyss</w:t>
-      </w:r>
-      <w:r>
-        <w:t xml:space="preserve">, </w:t>
-      </w:r>
-      <w:r>
-        <w:t>Drew Davidson</w:t>
-      </w:r>
-      <w:r>
-        <w:t xml:space="preserve"> and </w:t>
-      </w:r>
-      <w:r>
-        <w:t>Lorenzo De Carli</w:t>
-      </w:r>
-      <w:r>
-        <w:t xml:space="preserve"> use qualitative analysis to identify and rigorously define 13 categories of confusion mechanisms based on a dataset of 1200+ documented attacks.</w:t>
-      </w:r>
-      <w:r>
-        <w:t xml:space="preserve"> </w:t>
-      </w:r>
-      <w:r>
-        <w:t>ConfuGuard Using Metadata to Detect Active and Stealthy Package Confusion</w:t>
-      </w:r>
-      <w:r>
-        <w:t>.</w:t>
-      </w:r>
-    </w:p>
-    <w:p>
-      <w:pPr>
-        <w:bidi w:val="0"/>
-      </w:pPr>
-      <w:r>
-        <w:t>[4] Cheng Huang, Nannan Wang, Ziyan Wang, Siqi Sun, Lingzi Li, Junren Chen, Qianchong Zhao, Jiaxuan Han, Zhen Yang, and Lei Shi have identified and manually confirmed 325 malicious samples and discovered 2 unusual API calls and 246 API call sequences that have not appeared in known samples.</w:t>
-      </w:r>
-      <w:r>
-        <w:t xml:space="preserve"> </w:t>
-      </w:r>
-      <w:r>
-        <w:t>SmallWorld with High Risks or Killing Two Birds with One Stone Malicious Package.</w:t>
-      </w:r>
-      <w:r>
-        <w:t xml:space="preserve"> </w:t>
-      </w:r>
-    </w:p>
-    <w:p>
-      <w:pPr>
-        <w:bidi w:val="0"/>
-      </w:pPr>
-      <w:r>
-        <w:t xml:space="preserve">[5] </w:t>
+          <w:sz w:val="20"/>
+          <w:szCs w:val="20"/>
+        </w:rPr>
+      </w:pPr>
+      <w:r>
+        <w:rPr>
+          <w:sz w:val="20"/>
+          <w:szCs w:val="20"/>
+        </w:rPr>
+        <w:t>[1</w:t>
+      </w:r>
+      <w:r>
+        <w:rPr>
+          <w:sz w:val="20"/>
+          <w:szCs w:val="20"/>
+        </w:rPr>
+        <w:t>0</w:t>
+      </w:r>
+      <w:r>
+        <w:rPr>
+          <w:sz w:val="20"/>
+          <w:szCs w:val="20"/>
+        </w:rPr>
+        <w:t>]</w:t>
+      </w:r>
+      <w:r>
+        <w:rPr>
+          <w:sz w:val="20"/>
+          <w:szCs w:val="20"/>
+        </w:rPr>
+        <w:t xml:space="preserve">  Tenny C., Zimmermann T., Staicu C. A., Pradel M. (2023). Weak links in the npm supply chain. ACM ESEC/FSE.</w:t>
       </w:r>
     </w:p>
     <w:sectPr>
@@ -2798,6 +4024,155 @@
     </w:lvl>
   </w:abstractNum>
   <w:abstractNum w:abstractNumId="1" w15:restartNumberingAfterBreak="0">
+    <w:nsid w:val="147D2E0D"/>
+    <w:multiLevelType w:val="multilevel"/>
+    <w:tmpl w:val="EDB6177C"/>
+    <w:lvl w:ilvl="0">
+      <w:start w:val="1"/>
+      <w:numFmt w:val="bullet"/>
+      <w:lvlText w:val=""/>
+      <w:lvlJc w:val="left"/>
+      <w:pPr>
+        <w:tabs>
+          <w:tab w:val="num" w:pos="720"/>
+        </w:tabs>
+        <w:ind w:left="720" w:hanging="360"/>
+      </w:pPr>
+      <w:rPr>
+        <w:rFonts w:ascii="Symbol" w:hAnsi="Symbol" w:hint="default"/>
+        <w:sz w:val="20"/>
+      </w:rPr>
+    </w:lvl>
+    <w:lvl w:ilvl="1" w:tentative="1">
+      <w:start w:val="1"/>
+      <w:numFmt w:val="bullet"/>
+      <w:lvlText w:val="o"/>
+      <w:lvlJc w:val="left"/>
+      <w:pPr>
+        <w:tabs>
+          <w:tab w:val="num" w:pos="1440"/>
+        </w:tabs>
+        <w:ind w:left="1440" w:hanging="360"/>
+      </w:pPr>
+      <w:rPr>
+        <w:rFonts w:ascii="Courier New" w:hAnsi="Courier New" w:hint="default"/>
+        <w:sz w:val="20"/>
+      </w:rPr>
+    </w:lvl>
+    <w:lvl w:ilvl="2" w:tentative="1">
+      <w:start w:val="1"/>
+      <w:numFmt w:val="bullet"/>
+      <w:lvlText w:val=""/>
+      <w:lvlJc w:val="left"/>
+      <w:pPr>
+        <w:tabs>
+          <w:tab w:val="num" w:pos="2160"/>
+        </w:tabs>
+        <w:ind w:left="2160" w:hanging="360"/>
+      </w:pPr>
+      <w:rPr>
+        <w:rFonts w:ascii="Wingdings" w:hAnsi="Wingdings" w:hint="default"/>
+        <w:sz w:val="20"/>
+      </w:rPr>
+    </w:lvl>
+    <w:lvl w:ilvl="3" w:tentative="1">
+      <w:start w:val="1"/>
+      <w:numFmt w:val="bullet"/>
+      <w:lvlText w:val=""/>
+      <w:lvlJc w:val="left"/>
+      <w:pPr>
+        <w:tabs>
+          <w:tab w:val="num" w:pos="2880"/>
+        </w:tabs>
+        <w:ind w:left="2880" w:hanging="360"/>
+      </w:pPr>
+      <w:rPr>
+        <w:rFonts w:ascii="Wingdings" w:hAnsi="Wingdings" w:hint="default"/>
+        <w:sz w:val="20"/>
+      </w:rPr>
+    </w:lvl>
+    <w:lvl w:ilvl="4" w:tentative="1">
+      <w:start w:val="1"/>
+      <w:numFmt w:val="bullet"/>
+      <w:lvlText w:val=""/>
+      <w:lvlJc w:val="left"/>
+      <w:pPr>
+        <w:tabs>
+          <w:tab w:val="num" w:pos="3600"/>
+        </w:tabs>
+        <w:ind w:left="3600" w:hanging="360"/>
+      </w:pPr>
+      <w:rPr>
+        <w:rFonts w:ascii="Wingdings" w:hAnsi="Wingdings" w:hint="default"/>
+        <w:sz w:val="20"/>
+      </w:rPr>
+    </w:lvl>
+    <w:lvl w:ilvl="5" w:tentative="1">
+      <w:start w:val="1"/>
+      <w:numFmt w:val="bullet"/>
+      <w:lvlText w:val=""/>
+      <w:lvlJc w:val="left"/>
+      <w:pPr>
+        <w:tabs>
+          <w:tab w:val="num" w:pos="4320"/>
+        </w:tabs>
+        <w:ind w:left="4320" w:hanging="360"/>
+      </w:pPr>
+      <w:rPr>
+        <w:rFonts w:ascii="Wingdings" w:hAnsi="Wingdings" w:hint="default"/>
+        <w:sz w:val="20"/>
+      </w:rPr>
+    </w:lvl>
+    <w:lvl w:ilvl="6" w:tentative="1">
+      <w:start w:val="1"/>
+      <w:numFmt w:val="bullet"/>
+      <w:lvlText w:val=""/>
+      <w:lvlJc w:val="left"/>
+      <w:pPr>
+        <w:tabs>
+          <w:tab w:val="num" w:pos="5040"/>
+        </w:tabs>
+        <w:ind w:left="5040" w:hanging="360"/>
+      </w:pPr>
+      <w:rPr>
+        <w:rFonts w:ascii="Wingdings" w:hAnsi="Wingdings" w:hint="default"/>
+        <w:sz w:val="20"/>
+      </w:rPr>
+    </w:lvl>
+    <w:lvl w:ilvl="7" w:tentative="1">
+      <w:start w:val="1"/>
+      <w:numFmt w:val="bullet"/>
+      <w:lvlText w:val=""/>
+      <w:lvlJc w:val="left"/>
+      <w:pPr>
+        <w:tabs>
+          <w:tab w:val="num" w:pos="5760"/>
+        </w:tabs>
+        <w:ind w:left="5760" w:hanging="360"/>
+      </w:pPr>
+      <w:rPr>
+        <w:rFonts w:ascii="Wingdings" w:hAnsi="Wingdings" w:hint="default"/>
+        <w:sz w:val="20"/>
+      </w:rPr>
+    </w:lvl>
+    <w:lvl w:ilvl="8" w:tentative="1">
+      <w:start w:val="1"/>
+      <w:numFmt w:val="bullet"/>
+      <w:lvlText w:val=""/>
+      <w:lvlJc w:val="left"/>
+      <w:pPr>
+        <w:tabs>
+          <w:tab w:val="num" w:pos="6480"/>
+        </w:tabs>
+        <w:ind w:left="6480" w:hanging="360"/>
+      </w:pPr>
+      <w:rPr>
+        <w:rFonts w:ascii="Wingdings" w:hAnsi="Wingdings" w:hint="default"/>
+        <w:sz w:val="20"/>
+      </w:rPr>
+    </w:lvl>
+  </w:abstractNum>
+  <w:abstractNum w:abstractNumId="2" w15:restartNumberingAfterBreak="0">
     <w:nsid w:val="18FC3366"/>
     <w:multiLevelType w:val="multilevel"/>
     <w:tmpl w:val="18AA8CA4"/>
@@ -2946,7 +4321,305 @@
       </w:rPr>
     </w:lvl>
   </w:abstractNum>
-  <w:abstractNum w:abstractNumId="2" w15:restartNumberingAfterBreak="0">
+  <w:abstractNum w:abstractNumId="3" w15:restartNumberingAfterBreak="0">
+    <w:nsid w:val="19C666D8"/>
+    <w:multiLevelType w:val="multilevel"/>
+    <w:tmpl w:val="550E76C0"/>
+    <w:lvl w:ilvl="0">
+      <w:start w:val="1"/>
+      <w:numFmt w:val="bullet"/>
+      <w:lvlText w:val=""/>
+      <w:lvlJc w:val="left"/>
+      <w:pPr>
+        <w:tabs>
+          <w:tab w:val="num" w:pos="720"/>
+        </w:tabs>
+        <w:ind w:left="720" w:hanging="360"/>
+      </w:pPr>
+      <w:rPr>
+        <w:rFonts w:ascii="Symbol" w:hAnsi="Symbol" w:hint="default"/>
+        <w:sz w:val="20"/>
+      </w:rPr>
+    </w:lvl>
+    <w:lvl w:ilvl="1" w:tentative="1">
+      <w:start w:val="1"/>
+      <w:numFmt w:val="bullet"/>
+      <w:lvlText w:val="o"/>
+      <w:lvlJc w:val="left"/>
+      <w:pPr>
+        <w:tabs>
+          <w:tab w:val="num" w:pos="1440"/>
+        </w:tabs>
+        <w:ind w:left="1440" w:hanging="360"/>
+      </w:pPr>
+      <w:rPr>
+        <w:rFonts w:ascii="Courier New" w:hAnsi="Courier New" w:hint="default"/>
+        <w:sz w:val="20"/>
+      </w:rPr>
+    </w:lvl>
+    <w:lvl w:ilvl="2" w:tentative="1">
+      <w:start w:val="1"/>
+      <w:numFmt w:val="bullet"/>
+      <w:lvlText w:val=""/>
+      <w:lvlJc w:val="left"/>
+      <w:pPr>
+        <w:tabs>
+          <w:tab w:val="num" w:pos="2160"/>
+        </w:tabs>
+        <w:ind w:left="2160" w:hanging="360"/>
+      </w:pPr>
+      <w:rPr>
+        <w:rFonts w:ascii="Wingdings" w:hAnsi="Wingdings" w:hint="default"/>
+        <w:sz w:val="20"/>
+      </w:rPr>
+    </w:lvl>
+    <w:lvl w:ilvl="3" w:tentative="1">
+      <w:start w:val="1"/>
+      <w:numFmt w:val="bullet"/>
+      <w:lvlText w:val=""/>
+      <w:lvlJc w:val="left"/>
+      <w:pPr>
+        <w:tabs>
+          <w:tab w:val="num" w:pos="2880"/>
+        </w:tabs>
+        <w:ind w:left="2880" w:hanging="360"/>
+      </w:pPr>
+      <w:rPr>
+        <w:rFonts w:ascii="Wingdings" w:hAnsi="Wingdings" w:hint="default"/>
+        <w:sz w:val="20"/>
+      </w:rPr>
+    </w:lvl>
+    <w:lvl w:ilvl="4" w:tentative="1">
+      <w:start w:val="1"/>
+      <w:numFmt w:val="bullet"/>
+      <w:lvlText w:val=""/>
+      <w:lvlJc w:val="left"/>
+      <w:pPr>
+        <w:tabs>
+          <w:tab w:val="num" w:pos="3600"/>
+        </w:tabs>
+        <w:ind w:left="3600" w:hanging="360"/>
+      </w:pPr>
+      <w:rPr>
+        <w:rFonts w:ascii="Wingdings" w:hAnsi="Wingdings" w:hint="default"/>
+        <w:sz w:val="20"/>
+      </w:rPr>
+    </w:lvl>
+    <w:lvl w:ilvl="5" w:tentative="1">
+      <w:start w:val="1"/>
+      <w:numFmt w:val="bullet"/>
+      <w:lvlText w:val=""/>
+      <w:lvlJc w:val="left"/>
+      <w:pPr>
+        <w:tabs>
+          <w:tab w:val="num" w:pos="4320"/>
+        </w:tabs>
+        <w:ind w:left="4320" w:hanging="360"/>
+      </w:pPr>
+      <w:rPr>
+        <w:rFonts w:ascii="Wingdings" w:hAnsi="Wingdings" w:hint="default"/>
+        <w:sz w:val="20"/>
+      </w:rPr>
+    </w:lvl>
+    <w:lvl w:ilvl="6" w:tentative="1">
+      <w:start w:val="1"/>
+      <w:numFmt w:val="bullet"/>
+      <w:lvlText w:val=""/>
+      <w:lvlJc w:val="left"/>
+      <w:pPr>
+        <w:tabs>
+          <w:tab w:val="num" w:pos="5040"/>
+        </w:tabs>
+        <w:ind w:left="5040" w:hanging="360"/>
+      </w:pPr>
+      <w:rPr>
+        <w:rFonts w:ascii="Wingdings" w:hAnsi="Wingdings" w:hint="default"/>
+        <w:sz w:val="20"/>
+      </w:rPr>
+    </w:lvl>
+    <w:lvl w:ilvl="7" w:tentative="1">
+      <w:start w:val="1"/>
+      <w:numFmt w:val="bullet"/>
+      <w:lvlText w:val=""/>
+      <w:lvlJc w:val="left"/>
+      <w:pPr>
+        <w:tabs>
+          <w:tab w:val="num" w:pos="5760"/>
+        </w:tabs>
+        <w:ind w:left="5760" w:hanging="360"/>
+      </w:pPr>
+      <w:rPr>
+        <w:rFonts w:ascii="Wingdings" w:hAnsi="Wingdings" w:hint="default"/>
+        <w:sz w:val="20"/>
+      </w:rPr>
+    </w:lvl>
+    <w:lvl w:ilvl="8" w:tentative="1">
+      <w:start w:val="1"/>
+      <w:numFmt w:val="bullet"/>
+      <w:lvlText w:val=""/>
+      <w:lvlJc w:val="left"/>
+      <w:pPr>
+        <w:tabs>
+          <w:tab w:val="num" w:pos="6480"/>
+        </w:tabs>
+        <w:ind w:left="6480" w:hanging="360"/>
+      </w:pPr>
+      <w:rPr>
+        <w:rFonts w:ascii="Wingdings" w:hAnsi="Wingdings" w:hint="default"/>
+        <w:sz w:val="20"/>
+      </w:rPr>
+    </w:lvl>
+  </w:abstractNum>
+  <w:abstractNum w:abstractNumId="4" w15:restartNumberingAfterBreak="0">
+    <w:nsid w:val="22A264FE"/>
+    <w:multiLevelType w:val="multilevel"/>
+    <w:tmpl w:val="6BC02A8A"/>
+    <w:lvl w:ilvl="0">
+      <w:start w:val="1"/>
+      <w:numFmt w:val="bullet"/>
+      <w:lvlText w:val=""/>
+      <w:lvlJc w:val="left"/>
+      <w:pPr>
+        <w:tabs>
+          <w:tab w:val="num" w:pos="720"/>
+        </w:tabs>
+        <w:ind w:left="720" w:hanging="360"/>
+      </w:pPr>
+      <w:rPr>
+        <w:rFonts w:ascii="Symbol" w:hAnsi="Symbol" w:hint="default"/>
+        <w:sz w:val="20"/>
+      </w:rPr>
+    </w:lvl>
+    <w:lvl w:ilvl="1" w:tentative="1">
+      <w:start w:val="1"/>
+      <w:numFmt w:val="bullet"/>
+      <w:lvlText w:val="o"/>
+      <w:lvlJc w:val="left"/>
+      <w:pPr>
+        <w:tabs>
+          <w:tab w:val="num" w:pos="1440"/>
+        </w:tabs>
+        <w:ind w:left="1440" w:hanging="360"/>
+      </w:pPr>
+      <w:rPr>
+        <w:rFonts w:ascii="Courier New" w:hAnsi="Courier New" w:hint="default"/>
+        <w:sz w:val="20"/>
+      </w:rPr>
+    </w:lvl>
+    <w:lvl w:ilvl="2" w:tentative="1">
+      <w:start w:val="1"/>
+      <w:numFmt w:val="bullet"/>
+      <w:lvlText w:val=""/>
+      <w:lvlJc w:val="left"/>
+      <w:pPr>
+        <w:tabs>
+          <w:tab w:val="num" w:pos="2160"/>
+        </w:tabs>
+        <w:ind w:left="2160" w:hanging="360"/>
+      </w:pPr>
+      <w:rPr>
+        <w:rFonts w:ascii="Wingdings" w:hAnsi="Wingdings" w:hint="default"/>
+        <w:sz w:val="20"/>
+      </w:rPr>
+    </w:lvl>
+    <w:lvl w:ilvl="3" w:tentative="1">
+      <w:start w:val="1"/>
+      <w:numFmt w:val="bullet"/>
+      <w:lvlText w:val=""/>
+      <w:lvlJc w:val="left"/>
+      <w:pPr>
+        <w:tabs>
+          <w:tab w:val="num" w:pos="2880"/>
+        </w:tabs>
+        <w:ind w:left="2880" w:hanging="360"/>
+      </w:pPr>
+      <w:rPr>
+        <w:rFonts w:ascii="Wingdings" w:hAnsi="Wingdings" w:hint="default"/>
+        <w:sz w:val="20"/>
+      </w:rPr>
+    </w:lvl>
+    <w:lvl w:ilvl="4" w:tentative="1">
+      <w:start w:val="1"/>
+      <w:numFmt w:val="bullet"/>
+      <w:lvlText w:val=""/>
+      <w:lvlJc w:val="left"/>
+      <w:pPr>
+        <w:tabs>
+          <w:tab w:val="num" w:pos="3600"/>
+        </w:tabs>
+        <w:ind w:left="3600" w:hanging="360"/>
+      </w:pPr>
+      <w:rPr>
+        <w:rFonts w:ascii="Wingdings" w:hAnsi="Wingdings" w:hint="default"/>
+        <w:sz w:val="20"/>
+      </w:rPr>
+    </w:lvl>
+    <w:lvl w:ilvl="5" w:tentative="1">
+      <w:start w:val="1"/>
+      <w:numFmt w:val="bullet"/>
+      <w:lvlText w:val=""/>
+      <w:lvlJc w:val="left"/>
+      <w:pPr>
+        <w:tabs>
+          <w:tab w:val="num" w:pos="4320"/>
+        </w:tabs>
+        <w:ind w:left="4320" w:hanging="360"/>
+      </w:pPr>
+      <w:rPr>
+        <w:rFonts w:ascii="Wingdings" w:hAnsi="Wingdings" w:hint="default"/>
+        <w:sz w:val="20"/>
+      </w:rPr>
+    </w:lvl>
+    <w:lvl w:ilvl="6" w:tentative="1">
+      <w:start w:val="1"/>
+      <w:numFmt w:val="bullet"/>
+      <w:lvlText w:val=""/>
+      <w:lvlJc w:val="left"/>
+      <w:pPr>
+        <w:tabs>
+          <w:tab w:val="num" w:pos="5040"/>
+        </w:tabs>
+        <w:ind w:left="5040" w:hanging="360"/>
+      </w:pPr>
+      <w:rPr>
+        <w:rFonts w:ascii="Wingdings" w:hAnsi="Wingdings" w:hint="default"/>
+        <w:sz w:val="20"/>
+      </w:rPr>
+    </w:lvl>
+    <w:lvl w:ilvl="7" w:tentative="1">
+      <w:start w:val="1"/>
+      <w:numFmt w:val="bullet"/>
+      <w:lvlText w:val=""/>
+      <w:lvlJc w:val="left"/>
+      <w:pPr>
+        <w:tabs>
+          <w:tab w:val="num" w:pos="5760"/>
+        </w:tabs>
+        <w:ind w:left="5760" w:hanging="360"/>
+      </w:pPr>
+      <w:rPr>
+        <w:rFonts w:ascii="Wingdings" w:hAnsi="Wingdings" w:hint="default"/>
+        <w:sz w:val="20"/>
+      </w:rPr>
+    </w:lvl>
+    <w:lvl w:ilvl="8" w:tentative="1">
+      <w:start w:val="1"/>
+      <w:numFmt w:val="bullet"/>
+      <w:lvlText w:val=""/>
+      <w:lvlJc w:val="left"/>
+      <w:pPr>
+        <w:tabs>
+          <w:tab w:val="num" w:pos="6480"/>
+        </w:tabs>
+        <w:ind w:left="6480" w:hanging="360"/>
+      </w:pPr>
+      <w:rPr>
+        <w:rFonts w:ascii="Wingdings" w:hAnsi="Wingdings" w:hint="default"/>
+        <w:sz w:val="20"/>
+      </w:rPr>
+    </w:lvl>
+  </w:abstractNum>
+  <w:abstractNum w:abstractNumId="5" w15:restartNumberingAfterBreak="0">
     <w:nsid w:val="277567A9"/>
     <w:multiLevelType w:val="multilevel"/>
     <w:tmpl w:val="F98896BA"/>
@@ -3095,7 +4768,603 @@
       </w:rPr>
     </w:lvl>
   </w:abstractNum>
-  <w:abstractNum w:abstractNumId="3" w15:restartNumberingAfterBreak="0">
+  <w:abstractNum w:abstractNumId="6" w15:restartNumberingAfterBreak="0">
+    <w:nsid w:val="2A327B5D"/>
+    <w:multiLevelType w:val="multilevel"/>
+    <w:tmpl w:val="D688E150"/>
+    <w:lvl w:ilvl="0">
+      <w:start w:val="1"/>
+      <w:numFmt w:val="bullet"/>
+      <w:lvlText w:val=""/>
+      <w:lvlJc w:val="left"/>
+      <w:pPr>
+        <w:tabs>
+          <w:tab w:val="num" w:pos="720"/>
+        </w:tabs>
+        <w:ind w:left="720" w:hanging="360"/>
+      </w:pPr>
+      <w:rPr>
+        <w:rFonts w:ascii="Symbol" w:hAnsi="Symbol" w:hint="default"/>
+        <w:sz w:val="20"/>
+      </w:rPr>
+    </w:lvl>
+    <w:lvl w:ilvl="1" w:tentative="1">
+      <w:start w:val="1"/>
+      <w:numFmt w:val="bullet"/>
+      <w:lvlText w:val="o"/>
+      <w:lvlJc w:val="left"/>
+      <w:pPr>
+        <w:tabs>
+          <w:tab w:val="num" w:pos="1440"/>
+        </w:tabs>
+        <w:ind w:left="1440" w:hanging="360"/>
+      </w:pPr>
+      <w:rPr>
+        <w:rFonts w:ascii="Courier New" w:hAnsi="Courier New" w:hint="default"/>
+        <w:sz w:val="20"/>
+      </w:rPr>
+    </w:lvl>
+    <w:lvl w:ilvl="2" w:tentative="1">
+      <w:start w:val="1"/>
+      <w:numFmt w:val="bullet"/>
+      <w:lvlText w:val=""/>
+      <w:lvlJc w:val="left"/>
+      <w:pPr>
+        <w:tabs>
+          <w:tab w:val="num" w:pos="2160"/>
+        </w:tabs>
+        <w:ind w:left="2160" w:hanging="360"/>
+      </w:pPr>
+      <w:rPr>
+        <w:rFonts w:ascii="Wingdings" w:hAnsi="Wingdings" w:hint="default"/>
+        <w:sz w:val="20"/>
+      </w:rPr>
+    </w:lvl>
+    <w:lvl w:ilvl="3" w:tentative="1">
+      <w:start w:val="1"/>
+      <w:numFmt w:val="bullet"/>
+      <w:lvlText w:val=""/>
+      <w:lvlJc w:val="left"/>
+      <w:pPr>
+        <w:tabs>
+          <w:tab w:val="num" w:pos="2880"/>
+        </w:tabs>
+        <w:ind w:left="2880" w:hanging="360"/>
+      </w:pPr>
+      <w:rPr>
+        <w:rFonts w:ascii="Wingdings" w:hAnsi="Wingdings" w:hint="default"/>
+        <w:sz w:val="20"/>
+      </w:rPr>
+    </w:lvl>
+    <w:lvl w:ilvl="4" w:tentative="1">
+      <w:start w:val="1"/>
+      <w:numFmt w:val="bullet"/>
+      <w:lvlText w:val=""/>
+      <w:lvlJc w:val="left"/>
+      <w:pPr>
+        <w:tabs>
+          <w:tab w:val="num" w:pos="3600"/>
+        </w:tabs>
+        <w:ind w:left="3600" w:hanging="360"/>
+      </w:pPr>
+      <w:rPr>
+        <w:rFonts w:ascii="Wingdings" w:hAnsi="Wingdings" w:hint="default"/>
+        <w:sz w:val="20"/>
+      </w:rPr>
+    </w:lvl>
+    <w:lvl w:ilvl="5" w:tentative="1">
+      <w:start w:val="1"/>
+      <w:numFmt w:val="bullet"/>
+      <w:lvlText w:val=""/>
+      <w:lvlJc w:val="left"/>
+      <w:pPr>
+        <w:tabs>
+          <w:tab w:val="num" w:pos="4320"/>
+        </w:tabs>
+        <w:ind w:left="4320" w:hanging="360"/>
+      </w:pPr>
+      <w:rPr>
+        <w:rFonts w:ascii="Wingdings" w:hAnsi="Wingdings" w:hint="default"/>
+        <w:sz w:val="20"/>
+      </w:rPr>
+    </w:lvl>
+    <w:lvl w:ilvl="6" w:tentative="1">
+      <w:start w:val="1"/>
+      <w:numFmt w:val="bullet"/>
+      <w:lvlText w:val=""/>
+      <w:lvlJc w:val="left"/>
+      <w:pPr>
+        <w:tabs>
+          <w:tab w:val="num" w:pos="5040"/>
+        </w:tabs>
+        <w:ind w:left="5040" w:hanging="360"/>
+      </w:pPr>
+      <w:rPr>
+        <w:rFonts w:ascii="Wingdings" w:hAnsi="Wingdings" w:hint="default"/>
+        <w:sz w:val="20"/>
+      </w:rPr>
+    </w:lvl>
+    <w:lvl w:ilvl="7" w:tentative="1">
+      <w:start w:val="1"/>
+      <w:numFmt w:val="bullet"/>
+      <w:lvlText w:val=""/>
+      <w:lvlJc w:val="left"/>
+      <w:pPr>
+        <w:tabs>
+          <w:tab w:val="num" w:pos="5760"/>
+        </w:tabs>
+        <w:ind w:left="5760" w:hanging="360"/>
+      </w:pPr>
+      <w:rPr>
+        <w:rFonts w:ascii="Wingdings" w:hAnsi="Wingdings" w:hint="default"/>
+        <w:sz w:val="20"/>
+      </w:rPr>
+    </w:lvl>
+    <w:lvl w:ilvl="8" w:tentative="1">
+      <w:start w:val="1"/>
+      <w:numFmt w:val="bullet"/>
+      <w:lvlText w:val=""/>
+      <w:lvlJc w:val="left"/>
+      <w:pPr>
+        <w:tabs>
+          <w:tab w:val="num" w:pos="6480"/>
+        </w:tabs>
+        <w:ind w:left="6480" w:hanging="360"/>
+      </w:pPr>
+      <w:rPr>
+        <w:rFonts w:ascii="Wingdings" w:hAnsi="Wingdings" w:hint="default"/>
+        <w:sz w:val="20"/>
+      </w:rPr>
+    </w:lvl>
+  </w:abstractNum>
+  <w:abstractNum w:abstractNumId="7" w15:restartNumberingAfterBreak="0">
+    <w:nsid w:val="2CFE4ADD"/>
+    <w:multiLevelType w:val="multilevel"/>
+    <w:tmpl w:val="6B0C476E"/>
+    <w:lvl w:ilvl="0">
+      <w:start w:val="1"/>
+      <w:numFmt w:val="bullet"/>
+      <w:lvlText w:val=""/>
+      <w:lvlJc w:val="left"/>
+      <w:pPr>
+        <w:tabs>
+          <w:tab w:val="num" w:pos="720"/>
+        </w:tabs>
+        <w:ind w:left="720" w:hanging="360"/>
+      </w:pPr>
+      <w:rPr>
+        <w:rFonts w:ascii="Symbol" w:hAnsi="Symbol" w:hint="default"/>
+        <w:sz w:val="20"/>
+      </w:rPr>
+    </w:lvl>
+    <w:lvl w:ilvl="1" w:tentative="1">
+      <w:start w:val="1"/>
+      <w:numFmt w:val="bullet"/>
+      <w:lvlText w:val="o"/>
+      <w:lvlJc w:val="left"/>
+      <w:pPr>
+        <w:tabs>
+          <w:tab w:val="num" w:pos="1440"/>
+        </w:tabs>
+        <w:ind w:left="1440" w:hanging="360"/>
+      </w:pPr>
+      <w:rPr>
+        <w:rFonts w:ascii="Courier New" w:hAnsi="Courier New" w:hint="default"/>
+        <w:sz w:val="20"/>
+      </w:rPr>
+    </w:lvl>
+    <w:lvl w:ilvl="2" w:tentative="1">
+      <w:start w:val="1"/>
+      <w:numFmt w:val="bullet"/>
+      <w:lvlText w:val=""/>
+      <w:lvlJc w:val="left"/>
+      <w:pPr>
+        <w:tabs>
+          <w:tab w:val="num" w:pos="2160"/>
+        </w:tabs>
+        <w:ind w:left="2160" w:hanging="360"/>
+      </w:pPr>
+      <w:rPr>
+        <w:rFonts w:ascii="Wingdings" w:hAnsi="Wingdings" w:hint="default"/>
+        <w:sz w:val="20"/>
+      </w:rPr>
+    </w:lvl>
+    <w:lvl w:ilvl="3" w:tentative="1">
+      <w:start w:val="1"/>
+      <w:numFmt w:val="bullet"/>
+      <w:lvlText w:val=""/>
+      <w:lvlJc w:val="left"/>
+      <w:pPr>
+        <w:tabs>
+          <w:tab w:val="num" w:pos="2880"/>
+        </w:tabs>
+        <w:ind w:left="2880" w:hanging="360"/>
+      </w:pPr>
+      <w:rPr>
+        <w:rFonts w:ascii="Wingdings" w:hAnsi="Wingdings" w:hint="default"/>
+        <w:sz w:val="20"/>
+      </w:rPr>
+    </w:lvl>
+    <w:lvl w:ilvl="4" w:tentative="1">
+      <w:start w:val="1"/>
+      <w:numFmt w:val="bullet"/>
+      <w:lvlText w:val=""/>
+      <w:lvlJc w:val="left"/>
+      <w:pPr>
+        <w:tabs>
+          <w:tab w:val="num" w:pos="3600"/>
+        </w:tabs>
+        <w:ind w:left="3600" w:hanging="360"/>
+      </w:pPr>
+      <w:rPr>
+        <w:rFonts w:ascii="Wingdings" w:hAnsi="Wingdings" w:hint="default"/>
+        <w:sz w:val="20"/>
+      </w:rPr>
+    </w:lvl>
+    <w:lvl w:ilvl="5" w:tentative="1">
+      <w:start w:val="1"/>
+      <w:numFmt w:val="bullet"/>
+      <w:lvlText w:val=""/>
+      <w:lvlJc w:val="left"/>
+      <w:pPr>
+        <w:tabs>
+          <w:tab w:val="num" w:pos="4320"/>
+        </w:tabs>
+        <w:ind w:left="4320" w:hanging="360"/>
+      </w:pPr>
+      <w:rPr>
+        <w:rFonts w:ascii="Wingdings" w:hAnsi="Wingdings" w:hint="default"/>
+        <w:sz w:val="20"/>
+      </w:rPr>
+    </w:lvl>
+    <w:lvl w:ilvl="6" w:tentative="1">
+      <w:start w:val="1"/>
+      <w:numFmt w:val="bullet"/>
+      <w:lvlText w:val=""/>
+      <w:lvlJc w:val="left"/>
+      <w:pPr>
+        <w:tabs>
+          <w:tab w:val="num" w:pos="5040"/>
+        </w:tabs>
+        <w:ind w:left="5040" w:hanging="360"/>
+      </w:pPr>
+      <w:rPr>
+        <w:rFonts w:ascii="Wingdings" w:hAnsi="Wingdings" w:hint="default"/>
+        <w:sz w:val="20"/>
+      </w:rPr>
+    </w:lvl>
+    <w:lvl w:ilvl="7" w:tentative="1">
+      <w:start w:val="1"/>
+      <w:numFmt w:val="bullet"/>
+      <w:lvlText w:val=""/>
+      <w:lvlJc w:val="left"/>
+      <w:pPr>
+        <w:tabs>
+          <w:tab w:val="num" w:pos="5760"/>
+        </w:tabs>
+        <w:ind w:left="5760" w:hanging="360"/>
+      </w:pPr>
+      <w:rPr>
+        <w:rFonts w:ascii="Wingdings" w:hAnsi="Wingdings" w:hint="default"/>
+        <w:sz w:val="20"/>
+      </w:rPr>
+    </w:lvl>
+    <w:lvl w:ilvl="8" w:tentative="1">
+      <w:start w:val="1"/>
+      <w:numFmt w:val="bullet"/>
+      <w:lvlText w:val=""/>
+      <w:lvlJc w:val="left"/>
+      <w:pPr>
+        <w:tabs>
+          <w:tab w:val="num" w:pos="6480"/>
+        </w:tabs>
+        <w:ind w:left="6480" w:hanging="360"/>
+      </w:pPr>
+      <w:rPr>
+        <w:rFonts w:ascii="Wingdings" w:hAnsi="Wingdings" w:hint="default"/>
+        <w:sz w:val="20"/>
+      </w:rPr>
+    </w:lvl>
+  </w:abstractNum>
+  <w:abstractNum w:abstractNumId="8" w15:restartNumberingAfterBreak="0">
+    <w:nsid w:val="2FD075FA"/>
+    <w:multiLevelType w:val="multilevel"/>
+    <w:tmpl w:val="7BF01D40"/>
+    <w:lvl w:ilvl="0">
+      <w:start w:val="1"/>
+      <w:numFmt w:val="bullet"/>
+      <w:lvlText w:val=""/>
+      <w:lvlJc w:val="left"/>
+      <w:pPr>
+        <w:tabs>
+          <w:tab w:val="num" w:pos="720"/>
+        </w:tabs>
+        <w:ind w:left="720" w:hanging="360"/>
+      </w:pPr>
+      <w:rPr>
+        <w:rFonts w:ascii="Symbol" w:hAnsi="Symbol" w:hint="default"/>
+        <w:sz w:val="20"/>
+      </w:rPr>
+    </w:lvl>
+    <w:lvl w:ilvl="1" w:tentative="1">
+      <w:start w:val="1"/>
+      <w:numFmt w:val="bullet"/>
+      <w:lvlText w:val="o"/>
+      <w:lvlJc w:val="left"/>
+      <w:pPr>
+        <w:tabs>
+          <w:tab w:val="num" w:pos="1440"/>
+        </w:tabs>
+        <w:ind w:left="1440" w:hanging="360"/>
+      </w:pPr>
+      <w:rPr>
+        <w:rFonts w:ascii="Courier New" w:hAnsi="Courier New" w:hint="default"/>
+        <w:sz w:val="20"/>
+      </w:rPr>
+    </w:lvl>
+    <w:lvl w:ilvl="2" w:tentative="1">
+      <w:start w:val="1"/>
+      <w:numFmt w:val="bullet"/>
+      <w:lvlText w:val=""/>
+      <w:lvlJc w:val="left"/>
+      <w:pPr>
+        <w:tabs>
+          <w:tab w:val="num" w:pos="2160"/>
+        </w:tabs>
+        <w:ind w:left="2160" w:hanging="360"/>
+      </w:pPr>
+      <w:rPr>
+        <w:rFonts w:ascii="Wingdings" w:hAnsi="Wingdings" w:hint="default"/>
+        <w:sz w:val="20"/>
+      </w:rPr>
+    </w:lvl>
+    <w:lvl w:ilvl="3" w:tentative="1">
+      <w:start w:val="1"/>
+      <w:numFmt w:val="bullet"/>
+      <w:lvlText w:val=""/>
+      <w:lvlJc w:val="left"/>
+      <w:pPr>
+        <w:tabs>
+          <w:tab w:val="num" w:pos="2880"/>
+        </w:tabs>
+        <w:ind w:left="2880" w:hanging="360"/>
+      </w:pPr>
+      <w:rPr>
+        <w:rFonts w:ascii="Wingdings" w:hAnsi="Wingdings" w:hint="default"/>
+        <w:sz w:val="20"/>
+      </w:rPr>
+    </w:lvl>
+    <w:lvl w:ilvl="4" w:tentative="1">
+      <w:start w:val="1"/>
+      <w:numFmt w:val="bullet"/>
+      <w:lvlText w:val=""/>
+      <w:lvlJc w:val="left"/>
+      <w:pPr>
+        <w:tabs>
+          <w:tab w:val="num" w:pos="3600"/>
+        </w:tabs>
+        <w:ind w:left="3600" w:hanging="360"/>
+      </w:pPr>
+      <w:rPr>
+        <w:rFonts w:ascii="Wingdings" w:hAnsi="Wingdings" w:hint="default"/>
+        <w:sz w:val="20"/>
+      </w:rPr>
+    </w:lvl>
+    <w:lvl w:ilvl="5" w:tentative="1">
+      <w:start w:val="1"/>
+      <w:numFmt w:val="bullet"/>
+      <w:lvlText w:val=""/>
+      <w:lvlJc w:val="left"/>
+      <w:pPr>
+        <w:tabs>
+          <w:tab w:val="num" w:pos="4320"/>
+        </w:tabs>
+        <w:ind w:left="4320" w:hanging="360"/>
+      </w:pPr>
+      <w:rPr>
+        <w:rFonts w:ascii="Wingdings" w:hAnsi="Wingdings" w:hint="default"/>
+        <w:sz w:val="20"/>
+      </w:rPr>
+    </w:lvl>
+    <w:lvl w:ilvl="6" w:tentative="1">
+      <w:start w:val="1"/>
+      <w:numFmt w:val="bullet"/>
+      <w:lvlText w:val=""/>
+      <w:lvlJc w:val="left"/>
+      <w:pPr>
+        <w:tabs>
+          <w:tab w:val="num" w:pos="5040"/>
+        </w:tabs>
+        <w:ind w:left="5040" w:hanging="360"/>
+      </w:pPr>
+      <w:rPr>
+        <w:rFonts w:ascii="Wingdings" w:hAnsi="Wingdings" w:hint="default"/>
+        <w:sz w:val="20"/>
+      </w:rPr>
+    </w:lvl>
+    <w:lvl w:ilvl="7" w:tentative="1">
+      <w:start w:val="1"/>
+      <w:numFmt w:val="bullet"/>
+      <w:lvlText w:val=""/>
+      <w:lvlJc w:val="left"/>
+      <w:pPr>
+        <w:tabs>
+          <w:tab w:val="num" w:pos="5760"/>
+        </w:tabs>
+        <w:ind w:left="5760" w:hanging="360"/>
+      </w:pPr>
+      <w:rPr>
+        <w:rFonts w:ascii="Wingdings" w:hAnsi="Wingdings" w:hint="default"/>
+        <w:sz w:val="20"/>
+      </w:rPr>
+    </w:lvl>
+    <w:lvl w:ilvl="8" w:tentative="1">
+      <w:start w:val="1"/>
+      <w:numFmt w:val="bullet"/>
+      <w:lvlText w:val=""/>
+      <w:lvlJc w:val="left"/>
+      <w:pPr>
+        <w:tabs>
+          <w:tab w:val="num" w:pos="6480"/>
+        </w:tabs>
+        <w:ind w:left="6480" w:hanging="360"/>
+      </w:pPr>
+      <w:rPr>
+        <w:rFonts w:ascii="Wingdings" w:hAnsi="Wingdings" w:hint="default"/>
+        <w:sz w:val="20"/>
+      </w:rPr>
+    </w:lvl>
+  </w:abstractNum>
+  <w:abstractNum w:abstractNumId="9" w15:restartNumberingAfterBreak="0">
+    <w:nsid w:val="2FD07F78"/>
+    <w:multiLevelType w:val="multilevel"/>
+    <w:tmpl w:val="C7BC0138"/>
+    <w:lvl w:ilvl="0">
+      <w:start w:val="1"/>
+      <w:numFmt w:val="bullet"/>
+      <w:lvlText w:val=""/>
+      <w:lvlJc w:val="left"/>
+      <w:pPr>
+        <w:tabs>
+          <w:tab w:val="num" w:pos="720"/>
+        </w:tabs>
+        <w:ind w:left="720" w:hanging="360"/>
+      </w:pPr>
+      <w:rPr>
+        <w:rFonts w:ascii="Symbol" w:hAnsi="Symbol" w:hint="default"/>
+        <w:sz w:val="20"/>
+      </w:rPr>
+    </w:lvl>
+    <w:lvl w:ilvl="1" w:tentative="1">
+      <w:start w:val="1"/>
+      <w:numFmt w:val="bullet"/>
+      <w:lvlText w:val="o"/>
+      <w:lvlJc w:val="left"/>
+      <w:pPr>
+        <w:tabs>
+          <w:tab w:val="num" w:pos="1440"/>
+        </w:tabs>
+        <w:ind w:left="1440" w:hanging="360"/>
+      </w:pPr>
+      <w:rPr>
+        <w:rFonts w:ascii="Courier New" w:hAnsi="Courier New" w:hint="default"/>
+        <w:sz w:val="20"/>
+      </w:rPr>
+    </w:lvl>
+    <w:lvl w:ilvl="2" w:tentative="1">
+      <w:start w:val="1"/>
+      <w:numFmt w:val="bullet"/>
+      <w:lvlText w:val=""/>
+      <w:lvlJc w:val="left"/>
+      <w:pPr>
+        <w:tabs>
+          <w:tab w:val="num" w:pos="2160"/>
+        </w:tabs>
+        <w:ind w:left="2160" w:hanging="360"/>
+      </w:pPr>
+      <w:rPr>
+        <w:rFonts w:ascii="Wingdings" w:hAnsi="Wingdings" w:hint="default"/>
+        <w:sz w:val="20"/>
+      </w:rPr>
+    </w:lvl>
+    <w:lvl w:ilvl="3" w:tentative="1">
+      <w:start w:val="1"/>
+      <w:numFmt w:val="bullet"/>
+      <w:lvlText w:val=""/>
+      <w:lvlJc w:val="left"/>
+      <w:pPr>
+        <w:tabs>
+          <w:tab w:val="num" w:pos="2880"/>
+        </w:tabs>
+        <w:ind w:left="2880" w:hanging="360"/>
+      </w:pPr>
+      <w:rPr>
+        <w:rFonts w:ascii="Wingdings" w:hAnsi="Wingdings" w:hint="default"/>
+        <w:sz w:val="20"/>
+      </w:rPr>
+    </w:lvl>
+    <w:lvl w:ilvl="4" w:tentative="1">
+      <w:start w:val="1"/>
+      <w:numFmt w:val="bullet"/>
+      <w:lvlText w:val=""/>
+      <w:lvlJc w:val="left"/>
+      <w:pPr>
+        <w:tabs>
+          <w:tab w:val="num" w:pos="3600"/>
+        </w:tabs>
+        <w:ind w:left="3600" w:hanging="360"/>
+      </w:pPr>
+      <w:rPr>
+        <w:rFonts w:ascii="Wingdings" w:hAnsi="Wingdings" w:hint="default"/>
+        <w:sz w:val="20"/>
+      </w:rPr>
+    </w:lvl>
+    <w:lvl w:ilvl="5" w:tentative="1">
+      <w:start w:val="1"/>
+      <w:numFmt w:val="bullet"/>
+      <w:lvlText w:val=""/>
+      <w:lvlJc w:val="left"/>
+      <w:pPr>
+        <w:tabs>
+          <w:tab w:val="num" w:pos="4320"/>
+        </w:tabs>
+        <w:ind w:left="4320" w:hanging="360"/>
+      </w:pPr>
+      <w:rPr>
+        <w:rFonts w:ascii="Wingdings" w:hAnsi="Wingdings" w:hint="default"/>
+        <w:sz w:val="20"/>
+      </w:rPr>
+    </w:lvl>
+    <w:lvl w:ilvl="6" w:tentative="1">
+      <w:start w:val="1"/>
+      <w:numFmt w:val="bullet"/>
+      <w:lvlText w:val=""/>
+      <w:lvlJc w:val="left"/>
+      <w:pPr>
+        <w:tabs>
+          <w:tab w:val="num" w:pos="5040"/>
+        </w:tabs>
+        <w:ind w:left="5040" w:hanging="360"/>
+      </w:pPr>
+      <w:rPr>
+        <w:rFonts w:ascii="Wingdings" w:hAnsi="Wingdings" w:hint="default"/>
+        <w:sz w:val="20"/>
+      </w:rPr>
+    </w:lvl>
+    <w:lvl w:ilvl="7" w:tentative="1">
+      <w:start w:val="1"/>
+      <w:numFmt w:val="bullet"/>
+      <w:lvlText w:val=""/>
+      <w:lvlJc w:val="left"/>
+      <w:pPr>
+        <w:tabs>
+          <w:tab w:val="num" w:pos="5760"/>
+        </w:tabs>
+        <w:ind w:left="5760" w:hanging="360"/>
+      </w:pPr>
+      <w:rPr>
+        <w:rFonts w:ascii="Wingdings" w:hAnsi="Wingdings" w:hint="default"/>
+        <w:sz w:val="20"/>
+      </w:rPr>
+    </w:lvl>
+    <w:lvl w:ilvl="8" w:tentative="1">
+      <w:start w:val="1"/>
+      <w:numFmt w:val="bullet"/>
+      <w:lvlText w:val=""/>
+      <w:lvlJc w:val="left"/>
+      <w:pPr>
+        <w:tabs>
+          <w:tab w:val="num" w:pos="6480"/>
+        </w:tabs>
+        <w:ind w:left="6480" w:hanging="360"/>
+      </w:pPr>
+      <w:rPr>
+        <w:rFonts w:ascii="Wingdings" w:hAnsi="Wingdings" w:hint="default"/>
+        <w:sz w:val="20"/>
+      </w:rPr>
+    </w:lvl>
+  </w:abstractNum>
+  <w:abstractNum w:abstractNumId="10" w15:restartNumberingAfterBreak="0">
     <w:nsid w:val="31E028CE"/>
     <w:multiLevelType w:val="multilevel"/>
     <w:tmpl w:val="63F4EBEC"/>
@@ -3244,7 +5513,603 @@
       </w:rPr>
     </w:lvl>
   </w:abstractNum>
-  <w:abstractNum w:abstractNumId="4" w15:restartNumberingAfterBreak="0">
+  <w:abstractNum w:abstractNumId="11" w15:restartNumberingAfterBreak="0">
+    <w:nsid w:val="33005114"/>
+    <w:multiLevelType w:val="multilevel"/>
+    <w:tmpl w:val="4692B2EC"/>
+    <w:lvl w:ilvl="0">
+      <w:start w:val="1"/>
+      <w:numFmt w:val="bullet"/>
+      <w:lvlText w:val=""/>
+      <w:lvlJc w:val="left"/>
+      <w:pPr>
+        <w:tabs>
+          <w:tab w:val="num" w:pos="720"/>
+        </w:tabs>
+        <w:ind w:left="720" w:hanging="360"/>
+      </w:pPr>
+      <w:rPr>
+        <w:rFonts w:ascii="Symbol" w:hAnsi="Symbol" w:hint="default"/>
+        <w:sz w:val="20"/>
+      </w:rPr>
+    </w:lvl>
+    <w:lvl w:ilvl="1" w:tentative="1">
+      <w:start w:val="1"/>
+      <w:numFmt w:val="bullet"/>
+      <w:lvlText w:val="o"/>
+      <w:lvlJc w:val="left"/>
+      <w:pPr>
+        <w:tabs>
+          <w:tab w:val="num" w:pos="1440"/>
+        </w:tabs>
+        <w:ind w:left="1440" w:hanging="360"/>
+      </w:pPr>
+      <w:rPr>
+        <w:rFonts w:ascii="Courier New" w:hAnsi="Courier New" w:hint="default"/>
+        <w:sz w:val="20"/>
+      </w:rPr>
+    </w:lvl>
+    <w:lvl w:ilvl="2" w:tentative="1">
+      <w:start w:val="1"/>
+      <w:numFmt w:val="bullet"/>
+      <w:lvlText w:val=""/>
+      <w:lvlJc w:val="left"/>
+      <w:pPr>
+        <w:tabs>
+          <w:tab w:val="num" w:pos="2160"/>
+        </w:tabs>
+        <w:ind w:left="2160" w:hanging="360"/>
+      </w:pPr>
+      <w:rPr>
+        <w:rFonts w:ascii="Wingdings" w:hAnsi="Wingdings" w:hint="default"/>
+        <w:sz w:val="20"/>
+      </w:rPr>
+    </w:lvl>
+    <w:lvl w:ilvl="3" w:tentative="1">
+      <w:start w:val="1"/>
+      <w:numFmt w:val="bullet"/>
+      <w:lvlText w:val=""/>
+      <w:lvlJc w:val="left"/>
+      <w:pPr>
+        <w:tabs>
+          <w:tab w:val="num" w:pos="2880"/>
+        </w:tabs>
+        <w:ind w:left="2880" w:hanging="360"/>
+      </w:pPr>
+      <w:rPr>
+        <w:rFonts w:ascii="Wingdings" w:hAnsi="Wingdings" w:hint="default"/>
+        <w:sz w:val="20"/>
+      </w:rPr>
+    </w:lvl>
+    <w:lvl w:ilvl="4" w:tentative="1">
+      <w:start w:val="1"/>
+      <w:numFmt w:val="bullet"/>
+      <w:lvlText w:val=""/>
+      <w:lvlJc w:val="left"/>
+      <w:pPr>
+        <w:tabs>
+          <w:tab w:val="num" w:pos="3600"/>
+        </w:tabs>
+        <w:ind w:left="3600" w:hanging="360"/>
+      </w:pPr>
+      <w:rPr>
+        <w:rFonts w:ascii="Wingdings" w:hAnsi="Wingdings" w:hint="default"/>
+        <w:sz w:val="20"/>
+      </w:rPr>
+    </w:lvl>
+    <w:lvl w:ilvl="5" w:tentative="1">
+      <w:start w:val="1"/>
+      <w:numFmt w:val="bullet"/>
+      <w:lvlText w:val=""/>
+      <w:lvlJc w:val="left"/>
+      <w:pPr>
+        <w:tabs>
+          <w:tab w:val="num" w:pos="4320"/>
+        </w:tabs>
+        <w:ind w:left="4320" w:hanging="360"/>
+      </w:pPr>
+      <w:rPr>
+        <w:rFonts w:ascii="Wingdings" w:hAnsi="Wingdings" w:hint="default"/>
+        <w:sz w:val="20"/>
+      </w:rPr>
+    </w:lvl>
+    <w:lvl w:ilvl="6" w:tentative="1">
+      <w:start w:val="1"/>
+      <w:numFmt w:val="bullet"/>
+      <w:lvlText w:val=""/>
+      <w:lvlJc w:val="left"/>
+      <w:pPr>
+        <w:tabs>
+          <w:tab w:val="num" w:pos="5040"/>
+        </w:tabs>
+        <w:ind w:left="5040" w:hanging="360"/>
+      </w:pPr>
+      <w:rPr>
+        <w:rFonts w:ascii="Wingdings" w:hAnsi="Wingdings" w:hint="default"/>
+        <w:sz w:val="20"/>
+      </w:rPr>
+    </w:lvl>
+    <w:lvl w:ilvl="7" w:tentative="1">
+      <w:start w:val="1"/>
+      <w:numFmt w:val="bullet"/>
+      <w:lvlText w:val=""/>
+      <w:lvlJc w:val="left"/>
+      <w:pPr>
+        <w:tabs>
+          <w:tab w:val="num" w:pos="5760"/>
+        </w:tabs>
+        <w:ind w:left="5760" w:hanging="360"/>
+      </w:pPr>
+      <w:rPr>
+        <w:rFonts w:ascii="Wingdings" w:hAnsi="Wingdings" w:hint="default"/>
+        <w:sz w:val="20"/>
+      </w:rPr>
+    </w:lvl>
+    <w:lvl w:ilvl="8" w:tentative="1">
+      <w:start w:val="1"/>
+      <w:numFmt w:val="bullet"/>
+      <w:lvlText w:val=""/>
+      <w:lvlJc w:val="left"/>
+      <w:pPr>
+        <w:tabs>
+          <w:tab w:val="num" w:pos="6480"/>
+        </w:tabs>
+        <w:ind w:left="6480" w:hanging="360"/>
+      </w:pPr>
+      <w:rPr>
+        <w:rFonts w:ascii="Wingdings" w:hAnsi="Wingdings" w:hint="default"/>
+        <w:sz w:val="20"/>
+      </w:rPr>
+    </w:lvl>
+  </w:abstractNum>
+  <w:abstractNum w:abstractNumId="12" w15:restartNumberingAfterBreak="0">
+    <w:nsid w:val="35BE6E3A"/>
+    <w:multiLevelType w:val="multilevel"/>
+    <w:tmpl w:val="CCE2805C"/>
+    <w:lvl w:ilvl="0">
+      <w:start w:val="1"/>
+      <w:numFmt w:val="bullet"/>
+      <w:lvlText w:val=""/>
+      <w:lvlJc w:val="left"/>
+      <w:pPr>
+        <w:tabs>
+          <w:tab w:val="num" w:pos="720"/>
+        </w:tabs>
+        <w:ind w:left="720" w:hanging="360"/>
+      </w:pPr>
+      <w:rPr>
+        <w:rFonts w:ascii="Symbol" w:hAnsi="Symbol" w:hint="default"/>
+        <w:sz w:val="20"/>
+      </w:rPr>
+    </w:lvl>
+    <w:lvl w:ilvl="1" w:tentative="1">
+      <w:start w:val="1"/>
+      <w:numFmt w:val="bullet"/>
+      <w:lvlText w:val="o"/>
+      <w:lvlJc w:val="left"/>
+      <w:pPr>
+        <w:tabs>
+          <w:tab w:val="num" w:pos="1440"/>
+        </w:tabs>
+        <w:ind w:left="1440" w:hanging="360"/>
+      </w:pPr>
+      <w:rPr>
+        <w:rFonts w:ascii="Courier New" w:hAnsi="Courier New" w:hint="default"/>
+        <w:sz w:val="20"/>
+      </w:rPr>
+    </w:lvl>
+    <w:lvl w:ilvl="2" w:tentative="1">
+      <w:start w:val="1"/>
+      <w:numFmt w:val="bullet"/>
+      <w:lvlText w:val=""/>
+      <w:lvlJc w:val="left"/>
+      <w:pPr>
+        <w:tabs>
+          <w:tab w:val="num" w:pos="2160"/>
+        </w:tabs>
+        <w:ind w:left="2160" w:hanging="360"/>
+      </w:pPr>
+      <w:rPr>
+        <w:rFonts w:ascii="Wingdings" w:hAnsi="Wingdings" w:hint="default"/>
+        <w:sz w:val="20"/>
+      </w:rPr>
+    </w:lvl>
+    <w:lvl w:ilvl="3" w:tentative="1">
+      <w:start w:val="1"/>
+      <w:numFmt w:val="bullet"/>
+      <w:lvlText w:val=""/>
+      <w:lvlJc w:val="left"/>
+      <w:pPr>
+        <w:tabs>
+          <w:tab w:val="num" w:pos="2880"/>
+        </w:tabs>
+        <w:ind w:left="2880" w:hanging="360"/>
+      </w:pPr>
+      <w:rPr>
+        <w:rFonts w:ascii="Wingdings" w:hAnsi="Wingdings" w:hint="default"/>
+        <w:sz w:val="20"/>
+      </w:rPr>
+    </w:lvl>
+    <w:lvl w:ilvl="4" w:tentative="1">
+      <w:start w:val="1"/>
+      <w:numFmt w:val="bullet"/>
+      <w:lvlText w:val=""/>
+      <w:lvlJc w:val="left"/>
+      <w:pPr>
+        <w:tabs>
+          <w:tab w:val="num" w:pos="3600"/>
+        </w:tabs>
+        <w:ind w:left="3600" w:hanging="360"/>
+      </w:pPr>
+      <w:rPr>
+        <w:rFonts w:ascii="Wingdings" w:hAnsi="Wingdings" w:hint="default"/>
+        <w:sz w:val="20"/>
+      </w:rPr>
+    </w:lvl>
+    <w:lvl w:ilvl="5" w:tentative="1">
+      <w:start w:val="1"/>
+      <w:numFmt w:val="bullet"/>
+      <w:lvlText w:val=""/>
+      <w:lvlJc w:val="left"/>
+      <w:pPr>
+        <w:tabs>
+          <w:tab w:val="num" w:pos="4320"/>
+        </w:tabs>
+        <w:ind w:left="4320" w:hanging="360"/>
+      </w:pPr>
+      <w:rPr>
+        <w:rFonts w:ascii="Wingdings" w:hAnsi="Wingdings" w:hint="default"/>
+        <w:sz w:val="20"/>
+      </w:rPr>
+    </w:lvl>
+    <w:lvl w:ilvl="6" w:tentative="1">
+      <w:start w:val="1"/>
+      <w:numFmt w:val="bullet"/>
+      <w:lvlText w:val=""/>
+      <w:lvlJc w:val="left"/>
+      <w:pPr>
+        <w:tabs>
+          <w:tab w:val="num" w:pos="5040"/>
+        </w:tabs>
+        <w:ind w:left="5040" w:hanging="360"/>
+      </w:pPr>
+      <w:rPr>
+        <w:rFonts w:ascii="Wingdings" w:hAnsi="Wingdings" w:hint="default"/>
+        <w:sz w:val="20"/>
+      </w:rPr>
+    </w:lvl>
+    <w:lvl w:ilvl="7" w:tentative="1">
+      <w:start w:val="1"/>
+      <w:numFmt w:val="bullet"/>
+      <w:lvlText w:val=""/>
+      <w:lvlJc w:val="left"/>
+      <w:pPr>
+        <w:tabs>
+          <w:tab w:val="num" w:pos="5760"/>
+        </w:tabs>
+        <w:ind w:left="5760" w:hanging="360"/>
+      </w:pPr>
+      <w:rPr>
+        <w:rFonts w:ascii="Wingdings" w:hAnsi="Wingdings" w:hint="default"/>
+        <w:sz w:val="20"/>
+      </w:rPr>
+    </w:lvl>
+    <w:lvl w:ilvl="8" w:tentative="1">
+      <w:start w:val="1"/>
+      <w:numFmt w:val="bullet"/>
+      <w:lvlText w:val=""/>
+      <w:lvlJc w:val="left"/>
+      <w:pPr>
+        <w:tabs>
+          <w:tab w:val="num" w:pos="6480"/>
+        </w:tabs>
+        <w:ind w:left="6480" w:hanging="360"/>
+      </w:pPr>
+      <w:rPr>
+        <w:rFonts w:ascii="Wingdings" w:hAnsi="Wingdings" w:hint="default"/>
+        <w:sz w:val="20"/>
+      </w:rPr>
+    </w:lvl>
+  </w:abstractNum>
+  <w:abstractNum w:abstractNumId="13" w15:restartNumberingAfterBreak="0">
+    <w:nsid w:val="36F061F3"/>
+    <w:multiLevelType w:val="multilevel"/>
+    <w:tmpl w:val="D068D048"/>
+    <w:lvl w:ilvl="0">
+      <w:start w:val="1"/>
+      <w:numFmt w:val="bullet"/>
+      <w:lvlText w:val=""/>
+      <w:lvlJc w:val="left"/>
+      <w:pPr>
+        <w:tabs>
+          <w:tab w:val="num" w:pos="720"/>
+        </w:tabs>
+        <w:ind w:left="720" w:hanging="360"/>
+      </w:pPr>
+      <w:rPr>
+        <w:rFonts w:ascii="Symbol" w:hAnsi="Symbol" w:hint="default"/>
+        <w:sz w:val="20"/>
+      </w:rPr>
+    </w:lvl>
+    <w:lvl w:ilvl="1" w:tentative="1">
+      <w:start w:val="1"/>
+      <w:numFmt w:val="bullet"/>
+      <w:lvlText w:val="o"/>
+      <w:lvlJc w:val="left"/>
+      <w:pPr>
+        <w:tabs>
+          <w:tab w:val="num" w:pos="1440"/>
+        </w:tabs>
+        <w:ind w:left="1440" w:hanging="360"/>
+      </w:pPr>
+      <w:rPr>
+        <w:rFonts w:ascii="Courier New" w:hAnsi="Courier New" w:hint="default"/>
+        <w:sz w:val="20"/>
+      </w:rPr>
+    </w:lvl>
+    <w:lvl w:ilvl="2" w:tentative="1">
+      <w:start w:val="1"/>
+      <w:numFmt w:val="bullet"/>
+      <w:lvlText w:val=""/>
+      <w:lvlJc w:val="left"/>
+      <w:pPr>
+        <w:tabs>
+          <w:tab w:val="num" w:pos="2160"/>
+        </w:tabs>
+        <w:ind w:left="2160" w:hanging="360"/>
+      </w:pPr>
+      <w:rPr>
+        <w:rFonts w:ascii="Wingdings" w:hAnsi="Wingdings" w:hint="default"/>
+        <w:sz w:val="20"/>
+      </w:rPr>
+    </w:lvl>
+    <w:lvl w:ilvl="3" w:tentative="1">
+      <w:start w:val="1"/>
+      <w:numFmt w:val="bullet"/>
+      <w:lvlText w:val=""/>
+      <w:lvlJc w:val="left"/>
+      <w:pPr>
+        <w:tabs>
+          <w:tab w:val="num" w:pos="2880"/>
+        </w:tabs>
+        <w:ind w:left="2880" w:hanging="360"/>
+      </w:pPr>
+      <w:rPr>
+        <w:rFonts w:ascii="Wingdings" w:hAnsi="Wingdings" w:hint="default"/>
+        <w:sz w:val="20"/>
+      </w:rPr>
+    </w:lvl>
+    <w:lvl w:ilvl="4" w:tentative="1">
+      <w:start w:val="1"/>
+      <w:numFmt w:val="bullet"/>
+      <w:lvlText w:val=""/>
+      <w:lvlJc w:val="left"/>
+      <w:pPr>
+        <w:tabs>
+          <w:tab w:val="num" w:pos="3600"/>
+        </w:tabs>
+        <w:ind w:left="3600" w:hanging="360"/>
+      </w:pPr>
+      <w:rPr>
+        <w:rFonts w:ascii="Wingdings" w:hAnsi="Wingdings" w:hint="default"/>
+        <w:sz w:val="20"/>
+      </w:rPr>
+    </w:lvl>
+    <w:lvl w:ilvl="5" w:tentative="1">
+      <w:start w:val="1"/>
+      <w:numFmt w:val="bullet"/>
+      <w:lvlText w:val=""/>
+      <w:lvlJc w:val="left"/>
+      <w:pPr>
+        <w:tabs>
+          <w:tab w:val="num" w:pos="4320"/>
+        </w:tabs>
+        <w:ind w:left="4320" w:hanging="360"/>
+      </w:pPr>
+      <w:rPr>
+        <w:rFonts w:ascii="Wingdings" w:hAnsi="Wingdings" w:hint="default"/>
+        <w:sz w:val="20"/>
+      </w:rPr>
+    </w:lvl>
+    <w:lvl w:ilvl="6" w:tentative="1">
+      <w:start w:val="1"/>
+      <w:numFmt w:val="bullet"/>
+      <w:lvlText w:val=""/>
+      <w:lvlJc w:val="left"/>
+      <w:pPr>
+        <w:tabs>
+          <w:tab w:val="num" w:pos="5040"/>
+        </w:tabs>
+        <w:ind w:left="5040" w:hanging="360"/>
+      </w:pPr>
+      <w:rPr>
+        <w:rFonts w:ascii="Wingdings" w:hAnsi="Wingdings" w:hint="default"/>
+        <w:sz w:val="20"/>
+      </w:rPr>
+    </w:lvl>
+    <w:lvl w:ilvl="7" w:tentative="1">
+      <w:start w:val="1"/>
+      <w:numFmt w:val="bullet"/>
+      <w:lvlText w:val=""/>
+      <w:lvlJc w:val="left"/>
+      <w:pPr>
+        <w:tabs>
+          <w:tab w:val="num" w:pos="5760"/>
+        </w:tabs>
+        <w:ind w:left="5760" w:hanging="360"/>
+      </w:pPr>
+      <w:rPr>
+        <w:rFonts w:ascii="Wingdings" w:hAnsi="Wingdings" w:hint="default"/>
+        <w:sz w:val="20"/>
+      </w:rPr>
+    </w:lvl>
+    <w:lvl w:ilvl="8" w:tentative="1">
+      <w:start w:val="1"/>
+      <w:numFmt w:val="bullet"/>
+      <w:lvlText w:val=""/>
+      <w:lvlJc w:val="left"/>
+      <w:pPr>
+        <w:tabs>
+          <w:tab w:val="num" w:pos="6480"/>
+        </w:tabs>
+        <w:ind w:left="6480" w:hanging="360"/>
+      </w:pPr>
+      <w:rPr>
+        <w:rFonts w:ascii="Wingdings" w:hAnsi="Wingdings" w:hint="default"/>
+        <w:sz w:val="20"/>
+      </w:rPr>
+    </w:lvl>
+  </w:abstractNum>
+  <w:abstractNum w:abstractNumId="14" w15:restartNumberingAfterBreak="0">
+    <w:nsid w:val="3BCB0E1A"/>
+    <w:multiLevelType w:val="multilevel"/>
+    <w:tmpl w:val="64C0AD1C"/>
+    <w:lvl w:ilvl="0">
+      <w:start w:val="1"/>
+      <w:numFmt w:val="bullet"/>
+      <w:lvlText w:val=""/>
+      <w:lvlJc w:val="left"/>
+      <w:pPr>
+        <w:tabs>
+          <w:tab w:val="num" w:pos="720"/>
+        </w:tabs>
+        <w:ind w:left="720" w:hanging="360"/>
+      </w:pPr>
+      <w:rPr>
+        <w:rFonts w:ascii="Symbol" w:hAnsi="Symbol" w:hint="default"/>
+        <w:sz w:val="20"/>
+      </w:rPr>
+    </w:lvl>
+    <w:lvl w:ilvl="1" w:tentative="1">
+      <w:start w:val="1"/>
+      <w:numFmt w:val="bullet"/>
+      <w:lvlText w:val="o"/>
+      <w:lvlJc w:val="left"/>
+      <w:pPr>
+        <w:tabs>
+          <w:tab w:val="num" w:pos="1440"/>
+        </w:tabs>
+        <w:ind w:left="1440" w:hanging="360"/>
+      </w:pPr>
+      <w:rPr>
+        <w:rFonts w:ascii="Courier New" w:hAnsi="Courier New" w:hint="default"/>
+        <w:sz w:val="20"/>
+      </w:rPr>
+    </w:lvl>
+    <w:lvl w:ilvl="2" w:tentative="1">
+      <w:start w:val="1"/>
+      <w:numFmt w:val="bullet"/>
+      <w:lvlText w:val=""/>
+      <w:lvlJc w:val="left"/>
+      <w:pPr>
+        <w:tabs>
+          <w:tab w:val="num" w:pos="2160"/>
+        </w:tabs>
+        <w:ind w:left="2160" w:hanging="360"/>
+      </w:pPr>
+      <w:rPr>
+        <w:rFonts w:ascii="Wingdings" w:hAnsi="Wingdings" w:hint="default"/>
+        <w:sz w:val="20"/>
+      </w:rPr>
+    </w:lvl>
+    <w:lvl w:ilvl="3" w:tentative="1">
+      <w:start w:val="1"/>
+      <w:numFmt w:val="bullet"/>
+      <w:lvlText w:val=""/>
+      <w:lvlJc w:val="left"/>
+      <w:pPr>
+        <w:tabs>
+          <w:tab w:val="num" w:pos="2880"/>
+        </w:tabs>
+        <w:ind w:left="2880" w:hanging="360"/>
+      </w:pPr>
+      <w:rPr>
+        <w:rFonts w:ascii="Wingdings" w:hAnsi="Wingdings" w:hint="default"/>
+        <w:sz w:val="20"/>
+      </w:rPr>
+    </w:lvl>
+    <w:lvl w:ilvl="4" w:tentative="1">
+      <w:start w:val="1"/>
+      <w:numFmt w:val="bullet"/>
+      <w:lvlText w:val=""/>
+      <w:lvlJc w:val="left"/>
+      <w:pPr>
+        <w:tabs>
+          <w:tab w:val="num" w:pos="3600"/>
+        </w:tabs>
+        <w:ind w:left="3600" w:hanging="360"/>
+      </w:pPr>
+      <w:rPr>
+        <w:rFonts w:ascii="Wingdings" w:hAnsi="Wingdings" w:hint="default"/>
+        <w:sz w:val="20"/>
+      </w:rPr>
+    </w:lvl>
+    <w:lvl w:ilvl="5" w:tentative="1">
+      <w:start w:val="1"/>
+      <w:numFmt w:val="bullet"/>
+      <w:lvlText w:val=""/>
+      <w:lvlJc w:val="left"/>
+      <w:pPr>
+        <w:tabs>
+          <w:tab w:val="num" w:pos="4320"/>
+        </w:tabs>
+        <w:ind w:left="4320" w:hanging="360"/>
+      </w:pPr>
+      <w:rPr>
+        <w:rFonts w:ascii="Wingdings" w:hAnsi="Wingdings" w:hint="default"/>
+        <w:sz w:val="20"/>
+      </w:rPr>
+    </w:lvl>
+    <w:lvl w:ilvl="6" w:tentative="1">
+      <w:start w:val="1"/>
+      <w:numFmt w:val="bullet"/>
+      <w:lvlText w:val=""/>
+      <w:lvlJc w:val="left"/>
+      <w:pPr>
+        <w:tabs>
+          <w:tab w:val="num" w:pos="5040"/>
+        </w:tabs>
+        <w:ind w:left="5040" w:hanging="360"/>
+      </w:pPr>
+      <w:rPr>
+        <w:rFonts w:ascii="Wingdings" w:hAnsi="Wingdings" w:hint="default"/>
+        <w:sz w:val="20"/>
+      </w:rPr>
+    </w:lvl>
+    <w:lvl w:ilvl="7" w:tentative="1">
+      <w:start w:val="1"/>
+      <w:numFmt w:val="bullet"/>
+      <w:lvlText w:val=""/>
+      <w:lvlJc w:val="left"/>
+      <w:pPr>
+        <w:tabs>
+          <w:tab w:val="num" w:pos="5760"/>
+        </w:tabs>
+        <w:ind w:left="5760" w:hanging="360"/>
+      </w:pPr>
+      <w:rPr>
+        <w:rFonts w:ascii="Wingdings" w:hAnsi="Wingdings" w:hint="default"/>
+        <w:sz w:val="20"/>
+      </w:rPr>
+    </w:lvl>
+    <w:lvl w:ilvl="8" w:tentative="1">
+      <w:start w:val="1"/>
+      <w:numFmt w:val="bullet"/>
+      <w:lvlText w:val=""/>
+      <w:lvlJc w:val="left"/>
+      <w:pPr>
+        <w:tabs>
+          <w:tab w:val="num" w:pos="6480"/>
+        </w:tabs>
+        <w:ind w:left="6480" w:hanging="360"/>
+      </w:pPr>
+      <w:rPr>
+        <w:rFonts w:ascii="Wingdings" w:hAnsi="Wingdings" w:hint="default"/>
+        <w:sz w:val="20"/>
+      </w:rPr>
+    </w:lvl>
+  </w:abstractNum>
+  <w:abstractNum w:abstractNumId="15" w15:restartNumberingAfterBreak="0">
     <w:nsid w:val="4C034D4F"/>
     <w:multiLevelType w:val="multilevel"/>
     <w:tmpl w:val="08C842BE"/>
@@ -3393,7 +6258,156 @@
       </w:rPr>
     </w:lvl>
   </w:abstractNum>
-  <w:abstractNum w:abstractNumId="5" w15:restartNumberingAfterBreak="0">
+  <w:abstractNum w:abstractNumId="16" w15:restartNumberingAfterBreak="0">
+    <w:nsid w:val="52071D31"/>
+    <w:multiLevelType w:val="multilevel"/>
+    <w:tmpl w:val="23281F8A"/>
+    <w:lvl w:ilvl="0">
+      <w:start w:val="1"/>
+      <w:numFmt w:val="bullet"/>
+      <w:lvlText w:val=""/>
+      <w:lvlJc w:val="left"/>
+      <w:pPr>
+        <w:tabs>
+          <w:tab w:val="num" w:pos="720"/>
+        </w:tabs>
+        <w:ind w:left="720" w:hanging="360"/>
+      </w:pPr>
+      <w:rPr>
+        <w:rFonts w:ascii="Symbol" w:hAnsi="Symbol" w:hint="default"/>
+        <w:sz w:val="20"/>
+      </w:rPr>
+    </w:lvl>
+    <w:lvl w:ilvl="1" w:tentative="1">
+      <w:start w:val="1"/>
+      <w:numFmt w:val="bullet"/>
+      <w:lvlText w:val="o"/>
+      <w:lvlJc w:val="left"/>
+      <w:pPr>
+        <w:tabs>
+          <w:tab w:val="num" w:pos="1440"/>
+        </w:tabs>
+        <w:ind w:left="1440" w:hanging="360"/>
+      </w:pPr>
+      <w:rPr>
+        <w:rFonts w:ascii="Courier New" w:hAnsi="Courier New" w:hint="default"/>
+        <w:sz w:val="20"/>
+      </w:rPr>
+    </w:lvl>
+    <w:lvl w:ilvl="2" w:tentative="1">
+      <w:start w:val="1"/>
+      <w:numFmt w:val="bullet"/>
+      <w:lvlText w:val=""/>
+      <w:lvlJc w:val="left"/>
+      <w:pPr>
+        <w:tabs>
+          <w:tab w:val="num" w:pos="2160"/>
+        </w:tabs>
+        <w:ind w:left="2160" w:hanging="360"/>
+      </w:pPr>
+      <w:rPr>
+        <w:rFonts w:ascii="Wingdings" w:hAnsi="Wingdings" w:hint="default"/>
+        <w:sz w:val="20"/>
+      </w:rPr>
+    </w:lvl>
+    <w:lvl w:ilvl="3" w:tentative="1">
+      <w:start w:val="1"/>
+      <w:numFmt w:val="bullet"/>
+      <w:lvlText w:val=""/>
+      <w:lvlJc w:val="left"/>
+      <w:pPr>
+        <w:tabs>
+          <w:tab w:val="num" w:pos="2880"/>
+        </w:tabs>
+        <w:ind w:left="2880" w:hanging="360"/>
+      </w:pPr>
+      <w:rPr>
+        <w:rFonts w:ascii="Wingdings" w:hAnsi="Wingdings" w:hint="default"/>
+        <w:sz w:val="20"/>
+      </w:rPr>
+    </w:lvl>
+    <w:lvl w:ilvl="4" w:tentative="1">
+      <w:start w:val="1"/>
+      <w:numFmt w:val="bullet"/>
+      <w:lvlText w:val=""/>
+      <w:lvlJc w:val="left"/>
+      <w:pPr>
+        <w:tabs>
+          <w:tab w:val="num" w:pos="3600"/>
+        </w:tabs>
+        <w:ind w:left="3600" w:hanging="360"/>
+      </w:pPr>
+      <w:rPr>
+        <w:rFonts w:ascii="Wingdings" w:hAnsi="Wingdings" w:hint="default"/>
+        <w:sz w:val="20"/>
+      </w:rPr>
+    </w:lvl>
+    <w:lvl w:ilvl="5" w:tentative="1">
+      <w:start w:val="1"/>
+      <w:numFmt w:val="bullet"/>
+      <w:lvlText w:val=""/>
+      <w:lvlJc w:val="left"/>
+      <w:pPr>
+        <w:tabs>
+          <w:tab w:val="num" w:pos="4320"/>
+        </w:tabs>
+        <w:ind w:left="4320" w:hanging="360"/>
+      </w:pPr>
+      <w:rPr>
+        <w:rFonts w:ascii="Wingdings" w:hAnsi="Wingdings" w:hint="default"/>
+        <w:sz w:val="20"/>
+      </w:rPr>
+    </w:lvl>
+    <w:lvl w:ilvl="6" w:tentative="1">
+      <w:start w:val="1"/>
+      <w:numFmt w:val="bullet"/>
+      <w:lvlText w:val=""/>
+      <w:lvlJc w:val="left"/>
+      <w:pPr>
+        <w:tabs>
+          <w:tab w:val="num" w:pos="5040"/>
+        </w:tabs>
+        <w:ind w:left="5040" w:hanging="360"/>
+      </w:pPr>
+      <w:rPr>
+        <w:rFonts w:ascii="Wingdings" w:hAnsi="Wingdings" w:hint="default"/>
+        <w:sz w:val="20"/>
+      </w:rPr>
+    </w:lvl>
+    <w:lvl w:ilvl="7" w:tentative="1">
+      <w:start w:val="1"/>
+      <w:numFmt w:val="bullet"/>
+      <w:lvlText w:val=""/>
+      <w:lvlJc w:val="left"/>
+      <w:pPr>
+        <w:tabs>
+          <w:tab w:val="num" w:pos="5760"/>
+        </w:tabs>
+        <w:ind w:left="5760" w:hanging="360"/>
+      </w:pPr>
+      <w:rPr>
+        <w:rFonts w:ascii="Wingdings" w:hAnsi="Wingdings" w:hint="default"/>
+        <w:sz w:val="20"/>
+      </w:rPr>
+    </w:lvl>
+    <w:lvl w:ilvl="8" w:tentative="1">
+      <w:start w:val="1"/>
+      <w:numFmt w:val="bullet"/>
+      <w:lvlText w:val=""/>
+      <w:lvlJc w:val="left"/>
+      <w:pPr>
+        <w:tabs>
+          <w:tab w:val="num" w:pos="6480"/>
+        </w:tabs>
+        <w:ind w:left="6480" w:hanging="360"/>
+      </w:pPr>
+      <w:rPr>
+        <w:rFonts w:ascii="Wingdings" w:hAnsi="Wingdings" w:hint="default"/>
+        <w:sz w:val="20"/>
+      </w:rPr>
+    </w:lvl>
+  </w:abstractNum>
+  <w:abstractNum w:abstractNumId="17" w15:restartNumberingAfterBreak="0">
     <w:nsid w:val="545933BF"/>
     <w:multiLevelType w:val="multilevel"/>
     <w:tmpl w:val="BEB8122E"/>
@@ -3542,7 +6556,603 @@
       </w:rPr>
     </w:lvl>
   </w:abstractNum>
-  <w:abstractNum w:abstractNumId="6" w15:restartNumberingAfterBreak="0">
+  <w:abstractNum w:abstractNumId="18" w15:restartNumberingAfterBreak="0">
+    <w:nsid w:val="57632E22"/>
+    <w:multiLevelType w:val="multilevel"/>
+    <w:tmpl w:val="0E46E112"/>
+    <w:lvl w:ilvl="0">
+      <w:start w:val="1"/>
+      <w:numFmt w:val="bullet"/>
+      <w:lvlText w:val=""/>
+      <w:lvlJc w:val="left"/>
+      <w:pPr>
+        <w:tabs>
+          <w:tab w:val="num" w:pos="720"/>
+        </w:tabs>
+        <w:ind w:left="720" w:hanging="360"/>
+      </w:pPr>
+      <w:rPr>
+        <w:rFonts w:ascii="Symbol" w:hAnsi="Symbol" w:hint="default"/>
+        <w:sz w:val="20"/>
+      </w:rPr>
+    </w:lvl>
+    <w:lvl w:ilvl="1" w:tentative="1">
+      <w:start w:val="1"/>
+      <w:numFmt w:val="bullet"/>
+      <w:lvlText w:val="o"/>
+      <w:lvlJc w:val="left"/>
+      <w:pPr>
+        <w:tabs>
+          <w:tab w:val="num" w:pos="1440"/>
+        </w:tabs>
+        <w:ind w:left="1440" w:hanging="360"/>
+      </w:pPr>
+      <w:rPr>
+        <w:rFonts w:ascii="Courier New" w:hAnsi="Courier New" w:hint="default"/>
+        <w:sz w:val="20"/>
+      </w:rPr>
+    </w:lvl>
+    <w:lvl w:ilvl="2" w:tentative="1">
+      <w:start w:val="1"/>
+      <w:numFmt w:val="bullet"/>
+      <w:lvlText w:val=""/>
+      <w:lvlJc w:val="left"/>
+      <w:pPr>
+        <w:tabs>
+          <w:tab w:val="num" w:pos="2160"/>
+        </w:tabs>
+        <w:ind w:left="2160" w:hanging="360"/>
+      </w:pPr>
+      <w:rPr>
+        <w:rFonts w:ascii="Wingdings" w:hAnsi="Wingdings" w:hint="default"/>
+        <w:sz w:val="20"/>
+      </w:rPr>
+    </w:lvl>
+    <w:lvl w:ilvl="3" w:tentative="1">
+      <w:start w:val="1"/>
+      <w:numFmt w:val="bullet"/>
+      <w:lvlText w:val=""/>
+      <w:lvlJc w:val="left"/>
+      <w:pPr>
+        <w:tabs>
+          <w:tab w:val="num" w:pos="2880"/>
+        </w:tabs>
+        <w:ind w:left="2880" w:hanging="360"/>
+      </w:pPr>
+      <w:rPr>
+        <w:rFonts w:ascii="Wingdings" w:hAnsi="Wingdings" w:hint="default"/>
+        <w:sz w:val="20"/>
+      </w:rPr>
+    </w:lvl>
+    <w:lvl w:ilvl="4" w:tentative="1">
+      <w:start w:val="1"/>
+      <w:numFmt w:val="bullet"/>
+      <w:lvlText w:val=""/>
+      <w:lvlJc w:val="left"/>
+      <w:pPr>
+        <w:tabs>
+          <w:tab w:val="num" w:pos="3600"/>
+        </w:tabs>
+        <w:ind w:left="3600" w:hanging="360"/>
+      </w:pPr>
+      <w:rPr>
+        <w:rFonts w:ascii="Wingdings" w:hAnsi="Wingdings" w:hint="default"/>
+        <w:sz w:val="20"/>
+      </w:rPr>
+    </w:lvl>
+    <w:lvl w:ilvl="5" w:tentative="1">
+      <w:start w:val="1"/>
+      <w:numFmt w:val="bullet"/>
+      <w:lvlText w:val=""/>
+      <w:lvlJc w:val="left"/>
+      <w:pPr>
+        <w:tabs>
+          <w:tab w:val="num" w:pos="4320"/>
+        </w:tabs>
+        <w:ind w:left="4320" w:hanging="360"/>
+      </w:pPr>
+      <w:rPr>
+        <w:rFonts w:ascii="Wingdings" w:hAnsi="Wingdings" w:hint="default"/>
+        <w:sz w:val="20"/>
+      </w:rPr>
+    </w:lvl>
+    <w:lvl w:ilvl="6" w:tentative="1">
+      <w:start w:val="1"/>
+      <w:numFmt w:val="bullet"/>
+      <w:lvlText w:val=""/>
+      <w:lvlJc w:val="left"/>
+      <w:pPr>
+        <w:tabs>
+          <w:tab w:val="num" w:pos="5040"/>
+        </w:tabs>
+        <w:ind w:left="5040" w:hanging="360"/>
+      </w:pPr>
+      <w:rPr>
+        <w:rFonts w:ascii="Wingdings" w:hAnsi="Wingdings" w:hint="default"/>
+        <w:sz w:val="20"/>
+      </w:rPr>
+    </w:lvl>
+    <w:lvl w:ilvl="7" w:tentative="1">
+      <w:start w:val="1"/>
+      <w:numFmt w:val="bullet"/>
+      <w:lvlText w:val=""/>
+      <w:lvlJc w:val="left"/>
+      <w:pPr>
+        <w:tabs>
+          <w:tab w:val="num" w:pos="5760"/>
+        </w:tabs>
+        <w:ind w:left="5760" w:hanging="360"/>
+      </w:pPr>
+      <w:rPr>
+        <w:rFonts w:ascii="Wingdings" w:hAnsi="Wingdings" w:hint="default"/>
+        <w:sz w:val="20"/>
+      </w:rPr>
+    </w:lvl>
+    <w:lvl w:ilvl="8" w:tentative="1">
+      <w:start w:val="1"/>
+      <w:numFmt w:val="bullet"/>
+      <w:lvlText w:val=""/>
+      <w:lvlJc w:val="left"/>
+      <w:pPr>
+        <w:tabs>
+          <w:tab w:val="num" w:pos="6480"/>
+        </w:tabs>
+        <w:ind w:left="6480" w:hanging="360"/>
+      </w:pPr>
+      <w:rPr>
+        <w:rFonts w:ascii="Wingdings" w:hAnsi="Wingdings" w:hint="default"/>
+        <w:sz w:val="20"/>
+      </w:rPr>
+    </w:lvl>
+  </w:abstractNum>
+  <w:abstractNum w:abstractNumId="19" w15:restartNumberingAfterBreak="0">
+    <w:nsid w:val="59834CE5"/>
+    <w:multiLevelType w:val="multilevel"/>
+    <w:tmpl w:val="6D12AA76"/>
+    <w:lvl w:ilvl="0">
+      <w:start w:val="1"/>
+      <w:numFmt w:val="bullet"/>
+      <w:lvlText w:val=""/>
+      <w:lvlJc w:val="left"/>
+      <w:pPr>
+        <w:tabs>
+          <w:tab w:val="num" w:pos="720"/>
+        </w:tabs>
+        <w:ind w:left="720" w:hanging="360"/>
+      </w:pPr>
+      <w:rPr>
+        <w:rFonts w:ascii="Symbol" w:hAnsi="Symbol" w:hint="default"/>
+        <w:sz w:val="20"/>
+      </w:rPr>
+    </w:lvl>
+    <w:lvl w:ilvl="1" w:tentative="1">
+      <w:start w:val="1"/>
+      <w:numFmt w:val="bullet"/>
+      <w:lvlText w:val="o"/>
+      <w:lvlJc w:val="left"/>
+      <w:pPr>
+        <w:tabs>
+          <w:tab w:val="num" w:pos="1440"/>
+        </w:tabs>
+        <w:ind w:left="1440" w:hanging="360"/>
+      </w:pPr>
+      <w:rPr>
+        <w:rFonts w:ascii="Courier New" w:hAnsi="Courier New" w:hint="default"/>
+        <w:sz w:val="20"/>
+      </w:rPr>
+    </w:lvl>
+    <w:lvl w:ilvl="2" w:tentative="1">
+      <w:start w:val="1"/>
+      <w:numFmt w:val="bullet"/>
+      <w:lvlText w:val=""/>
+      <w:lvlJc w:val="left"/>
+      <w:pPr>
+        <w:tabs>
+          <w:tab w:val="num" w:pos="2160"/>
+        </w:tabs>
+        <w:ind w:left="2160" w:hanging="360"/>
+      </w:pPr>
+      <w:rPr>
+        <w:rFonts w:ascii="Wingdings" w:hAnsi="Wingdings" w:hint="default"/>
+        <w:sz w:val="20"/>
+      </w:rPr>
+    </w:lvl>
+    <w:lvl w:ilvl="3" w:tentative="1">
+      <w:start w:val="1"/>
+      <w:numFmt w:val="bullet"/>
+      <w:lvlText w:val=""/>
+      <w:lvlJc w:val="left"/>
+      <w:pPr>
+        <w:tabs>
+          <w:tab w:val="num" w:pos="2880"/>
+        </w:tabs>
+        <w:ind w:left="2880" w:hanging="360"/>
+      </w:pPr>
+      <w:rPr>
+        <w:rFonts w:ascii="Wingdings" w:hAnsi="Wingdings" w:hint="default"/>
+        <w:sz w:val="20"/>
+      </w:rPr>
+    </w:lvl>
+    <w:lvl w:ilvl="4" w:tentative="1">
+      <w:start w:val="1"/>
+      <w:numFmt w:val="bullet"/>
+      <w:lvlText w:val=""/>
+      <w:lvlJc w:val="left"/>
+      <w:pPr>
+        <w:tabs>
+          <w:tab w:val="num" w:pos="3600"/>
+        </w:tabs>
+        <w:ind w:left="3600" w:hanging="360"/>
+      </w:pPr>
+      <w:rPr>
+        <w:rFonts w:ascii="Wingdings" w:hAnsi="Wingdings" w:hint="default"/>
+        <w:sz w:val="20"/>
+      </w:rPr>
+    </w:lvl>
+    <w:lvl w:ilvl="5" w:tentative="1">
+      <w:start w:val="1"/>
+      <w:numFmt w:val="bullet"/>
+      <w:lvlText w:val=""/>
+      <w:lvlJc w:val="left"/>
+      <w:pPr>
+        <w:tabs>
+          <w:tab w:val="num" w:pos="4320"/>
+        </w:tabs>
+        <w:ind w:left="4320" w:hanging="360"/>
+      </w:pPr>
+      <w:rPr>
+        <w:rFonts w:ascii="Wingdings" w:hAnsi="Wingdings" w:hint="default"/>
+        <w:sz w:val="20"/>
+      </w:rPr>
+    </w:lvl>
+    <w:lvl w:ilvl="6" w:tentative="1">
+      <w:start w:val="1"/>
+      <w:numFmt w:val="bullet"/>
+      <w:lvlText w:val=""/>
+      <w:lvlJc w:val="left"/>
+      <w:pPr>
+        <w:tabs>
+          <w:tab w:val="num" w:pos="5040"/>
+        </w:tabs>
+        <w:ind w:left="5040" w:hanging="360"/>
+      </w:pPr>
+      <w:rPr>
+        <w:rFonts w:ascii="Wingdings" w:hAnsi="Wingdings" w:hint="default"/>
+        <w:sz w:val="20"/>
+      </w:rPr>
+    </w:lvl>
+    <w:lvl w:ilvl="7" w:tentative="1">
+      <w:start w:val="1"/>
+      <w:numFmt w:val="bullet"/>
+      <w:lvlText w:val=""/>
+      <w:lvlJc w:val="left"/>
+      <w:pPr>
+        <w:tabs>
+          <w:tab w:val="num" w:pos="5760"/>
+        </w:tabs>
+        <w:ind w:left="5760" w:hanging="360"/>
+      </w:pPr>
+      <w:rPr>
+        <w:rFonts w:ascii="Wingdings" w:hAnsi="Wingdings" w:hint="default"/>
+        <w:sz w:val="20"/>
+      </w:rPr>
+    </w:lvl>
+    <w:lvl w:ilvl="8" w:tentative="1">
+      <w:start w:val="1"/>
+      <w:numFmt w:val="bullet"/>
+      <w:lvlText w:val=""/>
+      <w:lvlJc w:val="left"/>
+      <w:pPr>
+        <w:tabs>
+          <w:tab w:val="num" w:pos="6480"/>
+        </w:tabs>
+        <w:ind w:left="6480" w:hanging="360"/>
+      </w:pPr>
+      <w:rPr>
+        <w:rFonts w:ascii="Wingdings" w:hAnsi="Wingdings" w:hint="default"/>
+        <w:sz w:val="20"/>
+      </w:rPr>
+    </w:lvl>
+  </w:abstractNum>
+  <w:abstractNum w:abstractNumId="20" w15:restartNumberingAfterBreak="0">
+    <w:nsid w:val="5D9B406E"/>
+    <w:multiLevelType w:val="multilevel"/>
+    <w:tmpl w:val="0CF45A10"/>
+    <w:lvl w:ilvl="0">
+      <w:start w:val="1"/>
+      <w:numFmt w:val="bullet"/>
+      <w:lvlText w:val=""/>
+      <w:lvlJc w:val="left"/>
+      <w:pPr>
+        <w:tabs>
+          <w:tab w:val="num" w:pos="720"/>
+        </w:tabs>
+        <w:ind w:left="720" w:hanging="360"/>
+      </w:pPr>
+      <w:rPr>
+        <w:rFonts w:ascii="Symbol" w:hAnsi="Symbol" w:hint="default"/>
+        <w:sz w:val="20"/>
+      </w:rPr>
+    </w:lvl>
+    <w:lvl w:ilvl="1" w:tentative="1">
+      <w:start w:val="1"/>
+      <w:numFmt w:val="bullet"/>
+      <w:lvlText w:val="o"/>
+      <w:lvlJc w:val="left"/>
+      <w:pPr>
+        <w:tabs>
+          <w:tab w:val="num" w:pos="1440"/>
+        </w:tabs>
+        <w:ind w:left="1440" w:hanging="360"/>
+      </w:pPr>
+      <w:rPr>
+        <w:rFonts w:ascii="Courier New" w:hAnsi="Courier New" w:hint="default"/>
+        <w:sz w:val="20"/>
+      </w:rPr>
+    </w:lvl>
+    <w:lvl w:ilvl="2" w:tentative="1">
+      <w:start w:val="1"/>
+      <w:numFmt w:val="bullet"/>
+      <w:lvlText w:val=""/>
+      <w:lvlJc w:val="left"/>
+      <w:pPr>
+        <w:tabs>
+          <w:tab w:val="num" w:pos="2160"/>
+        </w:tabs>
+        <w:ind w:left="2160" w:hanging="360"/>
+      </w:pPr>
+      <w:rPr>
+        <w:rFonts w:ascii="Wingdings" w:hAnsi="Wingdings" w:hint="default"/>
+        <w:sz w:val="20"/>
+      </w:rPr>
+    </w:lvl>
+    <w:lvl w:ilvl="3" w:tentative="1">
+      <w:start w:val="1"/>
+      <w:numFmt w:val="bullet"/>
+      <w:lvlText w:val=""/>
+      <w:lvlJc w:val="left"/>
+      <w:pPr>
+        <w:tabs>
+          <w:tab w:val="num" w:pos="2880"/>
+        </w:tabs>
+        <w:ind w:left="2880" w:hanging="360"/>
+      </w:pPr>
+      <w:rPr>
+        <w:rFonts w:ascii="Wingdings" w:hAnsi="Wingdings" w:hint="default"/>
+        <w:sz w:val="20"/>
+      </w:rPr>
+    </w:lvl>
+    <w:lvl w:ilvl="4" w:tentative="1">
+      <w:start w:val="1"/>
+      <w:numFmt w:val="bullet"/>
+      <w:lvlText w:val=""/>
+      <w:lvlJc w:val="left"/>
+      <w:pPr>
+        <w:tabs>
+          <w:tab w:val="num" w:pos="3600"/>
+        </w:tabs>
+        <w:ind w:left="3600" w:hanging="360"/>
+      </w:pPr>
+      <w:rPr>
+        <w:rFonts w:ascii="Wingdings" w:hAnsi="Wingdings" w:hint="default"/>
+        <w:sz w:val="20"/>
+      </w:rPr>
+    </w:lvl>
+    <w:lvl w:ilvl="5" w:tentative="1">
+      <w:start w:val="1"/>
+      <w:numFmt w:val="bullet"/>
+      <w:lvlText w:val=""/>
+      <w:lvlJc w:val="left"/>
+      <w:pPr>
+        <w:tabs>
+          <w:tab w:val="num" w:pos="4320"/>
+        </w:tabs>
+        <w:ind w:left="4320" w:hanging="360"/>
+      </w:pPr>
+      <w:rPr>
+        <w:rFonts w:ascii="Wingdings" w:hAnsi="Wingdings" w:hint="default"/>
+        <w:sz w:val="20"/>
+      </w:rPr>
+    </w:lvl>
+    <w:lvl w:ilvl="6" w:tentative="1">
+      <w:start w:val="1"/>
+      <w:numFmt w:val="bullet"/>
+      <w:lvlText w:val=""/>
+      <w:lvlJc w:val="left"/>
+      <w:pPr>
+        <w:tabs>
+          <w:tab w:val="num" w:pos="5040"/>
+        </w:tabs>
+        <w:ind w:left="5040" w:hanging="360"/>
+      </w:pPr>
+      <w:rPr>
+        <w:rFonts w:ascii="Wingdings" w:hAnsi="Wingdings" w:hint="default"/>
+        <w:sz w:val="20"/>
+      </w:rPr>
+    </w:lvl>
+    <w:lvl w:ilvl="7" w:tentative="1">
+      <w:start w:val="1"/>
+      <w:numFmt w:val="bullet"/>
+      <w:lvlText w:val=""/>
+      <w:lvlJc w:val="left"/>
+      <w:pPr>
+        <w:tabs>
+          <w:tab w:val="num" w:pos="5760"/>
+        </w:tabs>
+        <w:ind w:left="5760" w:hanging="360"/>
+      </w:pPr>
+      <w:rPr>
+        <w:rFonts w:ascii="Wingdings" w:hAnsi="Wingdings" w:hint="default"/>
+        <w:sz w:val="20"/>
+      </w:rPr>
+    </w:lvl>
+    <w:lvl w:ilvl="8" w:tentative="1">
+      <w:start w:val="1"/>
+      <w:numFmt w:val="bullet"/>
+      <w:lvlText w:val=""/>
+      <w:lvlJc w:val="left"/>
+      <w:pPr>
+        <w:tabs>
+          <w:tab w:val="num" w:pos="6480"/>
+        </w:tabs>
+        <w:ind w:left="6480" w:hanging="360"/>
+      </w:pPr>
+      <w:rPr>
+        <w:rFonts w:ascii="Wingdings" w:hAnsi="Wingdings" w:hint="default"/>
+        <w:sz w:val="20"/>
+      </w:rPr>
+    </w:lvl>
+  </w:abstractNum>
+  <w:abstractNum w:abstractNumId="21" w15:restartNumberingAfterBreak="0">
+    <w:nsid w:val="5F3F2EB0"/>
+    <w:multiLevelType w:val="multilevel"/>
+    <w:tmpl w:val="BA224926"/>
+    <w:lvl w:ilvl="0">
+      <w:start w:val="1"/>
+      <w:numFmt w:val="bullet"/>
+      <w:lvlText w:val=""/>
+      <w:lvlJc w:val="left"/>
+      <w:pPr>
+        <w:tabs>
+          <w:tab w:val="num" w:pos="720"/>
+        </w:tabs>
+        <w:ind w:left="720" w:hanging="360"/>
+      </w:pPr>
+      <w:rPr>
+        <w:rFonts w:ascii="Symbol" w:hAnsi="Symbol" w:hint="default"/>
+        <w:sz w:val="20"/>
+      </w:rPr>
+    </w:lvl>
+    <w:lvl w:ilvl="1" w:tentative="1">
+      <w:start w:val="1"/>
+      <w:numFmt w:val="bullet"/>
+      <w:lvlText w:val="o"/>
+      <w:lvlJc w:val="left"/>
+      <w:pPr>
+        <w:tabs>
+          <w:tab w:val="num" w:pos="1440"/>
+        </w:tabs>
+        <w:ind w:left="1440" w:hanging="360"/>
+      </w:pPr>
+      <w:rPr>
+        <w:rFonts w:ascii="Courier New" w:hAnsi="Courier New" w:hint="default"/>
+        <w:sz w:val="20"/>
+      </w:rPr>
+    </w:lvl>
+    <w:lvl w:ilvl="2" w:tentative="1">
+      <w:start w:val="1"/>
+      <w:numFmt w:val="bullet"/>
+      <w:lvlText w:val=""/>
+      <w:lvlJc w:val="left"/>
+      <w:pPr>
+        <w:tabs>
+          <w:tab w:val="num" w:pos="2160"/>
+        </w:tabs>
+        <w:ind w:left="2160" w:hanging="360"/>
+      </w:pPr>
+      <w:rPr>
+        <w:rFonts w:ascii="Wingdings" w:hAnsi="Wingdings" w:hint="default"/>
+        <w:sz w:val="20"/>
+      </w:rPr>
+    </w:lvl>
+    <w:lvl w:ilvl="3" w:tentative="1">
+      <w:start w:val="1"/>
+      <w:numFmt w:val="bullet"/>
+      <w:lvlText w:val=""/>
+      <w:lvlJc w:val="left"/>
+      <w:pPr>
+        <w:tabs>
+          <w:tab w:val="num" w:pos="2880"/>
+        </w:tabs>
+        <w:ind w:left="2880" w:hanging="360"/>
+      </w:pPr>
+      <w:rPr>
+        <w:rFonts w:ascii="Wingdings" w:hAnsi="Wingdings" w:hint="default"/>
+        <w:sz w:val="20"/>
+      </w:rPr>
+    </w:lvl>
+    <w:lvl w:ilvl="4" w:tentative="1">
+      <w:start w:val="1"/>
+      <w:numFmt w:val="bullet"/>
+      <w:lvlText w:val=""/>
+      <w:lvlJc w:val="left"/>
+      <w:pPr>
+        <w:tabs>
+          <w:tab w:val="num" w:pos="3600"/>
+        </w:tabs>
+        <w:ind w:left="3600" w:hanging="360"/>
+      </w:pPr>
+      <w:rPr>
+        <w:rFonts w:ascii="Wingdings" w:hAnsi="Wingdings" w:hint="default"/>
+        <w:sz w:val="20"/>
+      </w:rPr>
+    </w:lvl>
+    <w:lvl w:ilvl="5" w:tentative="1">
+      <w:start w:val="1"/>
+      <w:numFmt w:val="bullet"/>
+      <w:lvlText w:val=""/>
+      <w:lvlJc w:val="left"/>
+      <w:pPr>
+        <w:tabs>
+          <w:tab w:val="num" w:pos="4320"/>
+        </w:tabs>
+        <w:ind w:left="4320" w:hanging="360"/>
+      </w:pPr>
+      <w:rPr>
+        <w:rFonts w:ascii="Wingdings" w:hAnsi="Wingdings" w:hint="default"/>
+        <w:sz w:val="20"/>
+      </w:rPr>
+    </w:lvl>
+    <w:lvl w:ilvl="6" w:tentative="1">
+      <w:start w:val="1"/>
+      <w:numFmt w:val="bullet"/>
+      <w:lvlText w:val=""/>
+      <w:lvlJc w:val="left"/>
+      <w:pPr>
+        <w:tabs>
+          <w:tab w:val="num" w:pos="5040"/>
+        </w:tabs>
+        <w:ind w:left="5040" w:hanging="360"/>
+      </w:pPr>
+      <w:rPr>
+        <w:rFonts w:ascii="Wingdings" w:hAnsi="Wingdings" w:hint="default"/>
+        <w:sz w:val="20"/>
+      </w:rPr>
+    </w:lvl>
+    <w:lvl w:ilvl="7" w:tentative="1">
+      <w:start w:val="1"/>
+      <w:numFmt w:val="bullet"/>
+      <w:lvlText w:val=""/>
+      <w:lvlJc w:val="left"/>
+      <w:pPr>
+        <w:tabs>
+          <w:tab w:val="num" w:pos="5760"/>
+        </w:tabs>
+        <w:ind w:left="5760" w:hanging="360"/>
+      </w:pPr>
+      <w:rPr>
+        <w:rFonts w:ascii="Wingdings" w:hAnsi="Wingdings" w:hint="default"/>
+        <w:sz w:val="20"/>
+      </w:rPr>
+    </w:lvl>
+    <w:lvl w:ilvl="8" w:tentative="1">
+      <w:start w:val="1"/>
+      <w:numFmt w:val="bullet"/>
+      <w:lvlText w:val=""/>
+      <w:lvlJc w:val="left"/>
+      <w:pPr>
+        <w:tabs>
+          <w:tab w:val="num" w:pos="6480"/>
+        </w:tabs>
+        <w:ind w:left="6480" w:hanging="360"/>
+      </w:pPr>
+      <w:rPr>
+        <w:rFonts w:ascii="Wingdings" w:hAnsi="Wingdings" w:hint="default"/>
+        <w:sz w:val="20"/>
+      </w:rPr>
+    </w:lvl>
+  </w:abstractNum>
+  <w:abstractNum w:abstractNumId="22" w15:restartNumberingAfterBreak="0">
     <w:nsid w:val="6D0D52AB"/>
     <w:multiLevelType w:val="multilevel"/>
     <w:tmpl w:val="86E0A96A"/>
@@ -3691,7 +7301,7 @@
       </w:rPr>
     </w:lvl>
   </w:abstractNum>
-  <w:abstractNum w:abstractNumId="7" w15:restartNumberingAfterBreak="0">
+  <w:abstractNum w:abstractNumId="23" w15:restartNumberingAfterBreak="0">
     <w:nsid w:val="6D4717AB"/>
     <w:multiLevelType w:val="multilevel"/>
     <w:tmpl w:val="4272A1DC"/>
@@ -3840,7 +7450,7 @@
       </w:rPr>
     </w:lvl>
   </w:abstractNum>
-  <w:abstractNum w:abstractNumId="8" w15:restartNumberingAfterBreak="0">
+  <w:abstractNum w:abstractNumId="24" w15:restartNumberingAfterBreak="0">
     <w:nsid w:val="709B35A9"/>
     <w:multiLevelType w:val="multilevel"/>
     <w:tmpl w:val="C5060DCE"/>
@@ -3989,7 +7599,7 @@
       </w:rPr>
     </w:lvl>
   </w:abstractNum>
-  <w:abstractNum w:abstractNumId="9" w15:restartNumberingAfterBreak="0">
+  <w:abstractNum w:abstractNumId="25" w15:restartNumberingAfterBreak="0">
     <w:nsid w:val="725A3DA7"/>
     <w:multiLevelType w:val="multilevel"/>
     <w:tmpl w:val="D0F4CC86"/>
@@ -4138,7 +7748,454 @@
       </w:rPr>
     </w:lvl>
   </w:abstractNum>
-  <w:abstractNum w:abstractNumId="10" w15:restartNumberingAfterBreak="0">
+  <w:abstractNum w:abstractNumId="26" w15:restartNumberingAfterBreak="0">
+    <w:nsid w:val="73DE6B1B"/>
+    <w:multiLevelType w:val="multilevel"/>
+    <w:tmpl w:val="7AFEF6BA"/>
+    <w:lvl w:ilvl="0">
+      <w:start w:val="1"/>
+      <w:numFmt w:val="bullet"/>
+      <w:lvlText w:val=""/>
+      <w:lvlJc w:val="left"/>
+      <w:pPr>
+        <w:tabs>
+          <w:tab w:val="num" w:pos="720"/>
+        </w:tabs>
+        <w:ind w:left="720" w:hanging="360"/>
+      </w:pPr>
+      <w:rPr>
+        <w:rFonts w:ascii="Symbol" w:hAnsi="Symbol" w:hint="default"/>
+        <w:sz w:val="20"/>
+      </w:rPr>
+    </w:lvl>
+    <w:lvl w:ilvl="1" w:tentative="1">
+      <w:start w:val="1"/>
+      <w:numFmt w:val="bullet"/>
+      <w:lvlText w:val="o"/>
+      <w:lvlJc w:val="left"/>
+      <w:pPr>
+        <w:tabs>
+          <w:tab w:val="num" w:pos="1440"/>
+        </w:tabs>
+        <w:ind w:left="1440" w:hanging="360"/>
+      </w:pPr>
+      <w:rPr>
+        <w:rFonts w:ascii="Courier New" w:hAnsi="Courier New" w:hint="default"/>
+        <w:sz w:val="20"/>
+      </w:rPr>
+    </w:lvl>
+    <w:lvl w:ilvl="2" w:tentative="1">
+      <w:start w:val="1"/>
+      <w:numFmt w:val="bullet"/>
+      <w:lvlText w:val=""/>
+      <w:lvlJc w:val="left"/>
+      <w:pPr>
+        <w:tabs>
+          <w:tab w:val="num" w:pos="2160"/>
+        </w:tabs>
+        <w:ind w:left="2160" w:hanging="360"/>
+      </w:pPr>
+      <w:rPr>
+        <w:rFonts w:ascii="Wingdings" w:hAnsi="Wingdings" w:hint="default"/>
+        <w:sz w:val="20"/>
+      </w:rPr>
+    </w:lvl>
+    <w:lvl w:ilvl="3" w:tentative="1">
+      <w:start w:val="1"/>
+      <w:numFmt w:val="bullet"/>
+      <w:lvlText w:val=""/>
+      <w:lvlJc w:val="left"/>
+      <w:pPr>
+        <w:tabs>
+          <w:tab w:val="num" w:pos="2880"/>
+        </w:tabs>
+        <w:ind w:left="2880" w:hanging="360"/>
+      </w:pPr>
+      <w:rPr>
+        <w:rFonts w:ascii="Wingdings" w:hAnsi="Wingdings" w:hint="default"/>
+        <w:sz w:val="20"/>
+      </w:rPr>
+    </w:lvl>
+    <w:lvl w:ilvl="4" w:tentative="1">
+      <w:start w:val="1"/>
+      <w:numFmt w:val="bullet"/>
+      <w:lvlText w:val=""/>
+      <w:lvlJc w:val="left"/>
+      <w:pPr>
+        <w:tabs>
+          <w:tab w:val="num" w:pos="3600"/>
+        </w:tabs>
+        <w:ind w:left="3600" w:hanging="360"/>
+      </w:pPr>
+      <w:rPr>
+        <w:rFonts w:ascii="Wingdings" w:hAnsi="Wingdings" w:hint="default"/>
+        <w:sz w:val="20"/>
+      </w:rPr>
+    </w:lvl>
+    <w:lvl w:ilvl="5" w:tentative="1">
+      <w:start w:val="1"/>
+      <w:numFmt w:val="bullet"/>
+      <w:lvlText w:val=""/>
+      <w:lvlJc w:val="left"/>
+      <w:pPr>
+        <w:tabs>
+          <w:tab w:val="num" w:pos="4320"/>
+        </w:tabs>
+        <w:ind w:left="4320" w:hanging="360"/>
+      </w:pPr>
+      <w:rPr>
+        <w:rFonts w:ascii="Wingdings" w:hAnsi="Wingdings" w:hint="default"/>
+        <w:sz w:val="20"/>
+      </w:rPr>
+    </w:lvl>
+    <w:lvl w:ilvl="6" w:tentative="1">
+      <w:start w:val="1"/>
+      <w:numFmt w:val="bullet"/>
+      <w:lvlText w:val=""/>
+      <w:lvlJc w:val="left"/>
+      <w:pPr>
+        <w:tabs>
+          <w:tab w:val="num" w:pos="5040"/>
+        </w:tabs>
+        <w:ind w:left="5040" w:hanging="360"/>
+      </w:pPr>
+      <w:rPr>
+        <w:rFonts w:ascii="Wingdings" w:hAnsi="Wingdings" w:hint="default"/>
+        <w:sz w:val="20"/>
+      </w:rPr>
+    </w:lvl>
+    <w:lvl w:ilvl="7" w:tentative="1">
+      <w:start w:val="1"/>
+      <w:numFmt w:val="bullet"/>
+      <w:lvlText w:val=""/>
+      <w:lvlJc w:val="left"/>
+      <w:pPr>
+        <w:tabs>
+          <w:tab w:val="num" w:pos="5760"/>
+        </w:tabs>
+        <w:ind w:left="5760" w:hanging="360"/>
+      </w:pPr>
+      <w:rPr>
+        <w:rFonts w:ascii="Wingdings" w:hAnsi="Wingdings" w:hint="default"/>
+        <w:sz w:val="20"/>
+      </w:rPr>
+    </w:lvl>
+    <w:lvl w:ilvl="8" w:tentative="1">
+      <w:start w:val="1"/>
+      <w:numFmt w:val="bullet"/>
+      <w:lvlText w:val=""/>
+      <w:lvlJc w:val="left"/>
+      <w:pPr>
+        <w:tabs>
+          <w:tab w:val="num" w:pos="6480"/>
+        </w:tabs>
+        <w:ind w:left="6480" w:hanging="360"/>
+      </w:pPr>
+      <w:rPr>
+        <w:rFonts w:ascii="Wingdings" w:hAnsi="Wingdings" w:hint="default"/>
+        <w:sz w:val="20"/>
+      </w:rPr>
+    </w:lvl>
+  </w:abstractNum>
+  <w:abstractNum w:abstractNumId="27" w15:restartNumberingAfterBreak="0">
+    <w:nsid w:val="76E03E2F"/>
+    <w:multiLevelType w:val="multilevel"/>
+    <w:tmpl w:val="C6B0CC36"/>
+    <w:lvl w:ilvl="0">
+      <w:start w:val="1"/>
+      <w:numFmt w:val="bullet"/>
+      <w:lvlText w:val=""/>
+      <w:lvlJc w:val="left"/>
+      <w:pPr>
+        <w:tabs>
+          <w:tab w:val="num" w:pos="720"/>
+        </w:tabs>
+        <w:ind w:left="720" w:hanging="360"/>
+      </w:pPr>
+      <w:rPr>
+        <w:rFonts w:ascii="Symbol" w:hAnsi="Symbol" w:hint="default"/>
+        <w:sz w:val="20"/>
+      </w:rPr>
+    </w:lvl>
+    <w:lvl w:ilvl="1" w:tentative="1">
+      <w:start w:val="1"/>
+      <w:numFmt w:val="bullet"/>
+      <w:lvlText w:val="o"/>
+      <w:lvlJc w:val="left"/>
+      <w:pPr>
+        <w:tabs>
+          <w:tab w:val="num" w:pos="1440"/>
+        </w:tabs>
+        <w:ind w:left="1440" w:hanging="360"/>
+      </w:pPr>
+      <w:rPr>
+        <w:rFonts w:ascii="Courier New" w:hAnsi="Courier New" w:hint="default"/>
+        <w:sz w:val="20"/>
+      </w:rPr>
+    </w:lvl>
+    <w:lvl w:ilvl="2" w:tentative="1">
+      <w:start w:val="1"/>
+      <w:numFmt w:val="bullet"/>
+      <w:lvlText w:val=""/>
+      <w:lvlJc w:val="left"/>
+      <w:pPr>
+        <w:tabs>
+          <w:tab w:val="num" w:pos="2160"/>
+        </w:tabs>
+        <w:ind w:left="2160" w:hanging="360"/>
+      </w:pPr>
+      <w:rPr>
+        <w:rFonts w:ascii="Wingdings" w:hAnsi="Wingdings" w:hint="default"/>
+        <w:sz w:val="20"/>
+      </w:rPr>
+    </w:lvl>
+    <w:lvl w:ilvl="3" w:tentative="1">
+      <w:start w:val="1"/>
+      <w:numFmt w:val="bullet"/>
+      <w:lvlText w:val=""/>
+      <w:lvlJc w:val="left"/>
+      <w:pPr>
+        <w:tabs>
+          <w:tab w:val="num" w:pos="2880"/>
+        </w:tabs>
+        <w:ind w:left="2880" w:hanging="360"/>
+      </w:pPr>
+      <w:rPr>
+        <w:rFonts w:ascii="Wingdings" w:hAnsi="Wingdings" w:hint="default"/>
+        <w:sz w:val="20"/>
+      </w:rPr>
+    </w:lvl>
+    <w:lvl w:ilvl="4" w:tentative="1">
+      <w:start w:val="1"/>
+      <w:numFmt w:val="bullet"/>
+      <w:lvlText w:val=""/>
+      <w:lvlJc w:val="left"/>
+      <w:pPr>
+        <w:tabs>
+          <w:tab w:val="num" w:pos="3600"/>
+        </w:tabs>
+        <w:ind w:left="3600" w:hanging="360"/>
+      </w:pPr>
+      <w:rPr>
+        <w:rFonts w:ascii="Wingdings" w:hAnsi="Wingdings" w:hint="default"/>
+        <w:sz w:val="20"/>
+      </w:rPr>
+    </w:lvl>
+    <w:lvl w:ilvl="5" w:tentative="1">
+      <w:start w:val="1"/>
+      <w:numFmt w:val="bullet"/>
+      <w:lvlText w:val=""/>
+      <w:lvlJc w:val="left"/>
+      <w:pPr>
+        <w:tabs>
+          <w:tab w:val="num" w:pos="4320"/>
+        </w:tabs>
+        <w:ind w:left="4320" w:hanging="360"/>
+      </w:pPr>
+      <w:rPr>
+        <w:rFonts w:ascii="Wingdings" w:hAnsi="Wingdings" w:hint="default"/>
+        <w:sz w:val="20"/>
+      </w:rPr>
+    </w:lvl>
+    <w:lvl w:ilvl="6" w:tentative="1">
+      <w:start w:val="1"/>
+      <w:numFmt w:val="bullet"/>
+      <w:lvlText w:val=""/>
+      <w:lvlJc w:val="left"/>
+      <w:pPr>
+        <w:tabs>
+          <w:tab w:val="num" w:pos="5040"/>
+        </w:tabs>
+        <w:ind w:left="5040" w:hanging="360"/>
+      </w:pPr>
+      <w:rPr>
+        <w:rFonts w:ascii="Wingdings" w:hAnsi="Wingdings" w:hint="default"/>
+        <w:sz w:val="20"/>
+      </w:rPr>
+    </w:lvl>
+    <w:lvl w:ilvl="7" w:tentative="1">
+      <w:start w:val="1"/>
+      <w:numFmt w:val="bullet"/>
+      <w:lvlText w:val=""/>
+      <w:lvlJc w:val="left"/>
+      <w:pPr>
+        <w:tabs>
+          <w:tab w:val="num" w:pos="5760"/>
+        </w:tabs>
+        <w:ind w:left="5760" w:hanging="360"/>
+      </w:pPr>
+      <w:rPr>
+        <w:rFonts w:ascii="Wingdings" w:hAnsi="Wingdings" w:hint="default"/>
+        <w:sz w:val="20"/>
+      </w:rPr>
+    </w:lvl>
+    <w:lvl w:ilvl="8" w:tentative="1">
+      <w:start w:val="1"/>
+      <w:numFmt w:val="bullet"/>
+      <w:lvlText w:val=""/>
+      <w:lvlJc w:val="left"/>
+      <w:pPr>
+        <w:tabs>
+          <w:tab w:val="num" w:pos="6480"/>
+        </w:tabs>
+        <w:ind w:left="6480" w:hanging="360"/>
+      </w:pPr>
+      <w:rPr>
+        <w:rFonts w:ascii="Wingdings" w:hAnsi="Wingdings" w:hint="default"/>
+        <w:sz w:val="20"/>
+      </w:rPr>
+    </w:lvl>
+  </w:abstractNum>
+  <w:abstractNum w:abstractNumId="28" w15:restartNumberingAfterBreak="0">
+    <w:nsid w:val="78AA52ED"/>
+    <w:multiLevelType w:val="multilevel"/>
+    <w:tmpl w:val="1E085A4C"/>
+    <w:lvl w:ilvl="0">
+      <w:start w:val="1"/>
+      <w:numFmt w:val="bullet"/>
+      <w:lvlText w:val=""/>
+      <w:lvlJc w:val="left"/>
+      <w:pPr>
+        <w:tabs>
+          <w:tab w:val="num" w:pos="720"/>
+        </w:tabs>
+        <w:ind w:left="720" w:hanging="360"/>
+      </w:pPr>
+      <w:rPr>
+        <w:rFonts w:ascii="Symbol" w:hAnsi="Symbol" w:hint="default"/>
+        <w:sz w:val="20"/>
+      </w:rPr>
+    </w:lvl>
+    <w:lvl w:ilvl="1" w:tentative="1">
+      <w:start w:val="1"/>
+      <w:numFmt w:val="bullet"/>
+      <w:lvlText w:val="o"/>
+      <w:lvlJc w:val="left"/>
+      <w:pPr>
+        <w:tabs>
+          <w:tab w:val="num" w:pos="1440"/>
+        </w:tabs>
+        <w:ind w:left="1440" w:hanging="360"/>
+      </w:pPr>
+      <w:rPr>
+        <w:rFonts w:ascii="Courier New" w:hAnsi="Courier New" w:hint="default"/>
+        <w:sz w:val="20"/>
+      </w:rPr>
+    </w:lvl>
+    <w:lvl w:ilvl="2" w:tentative="1">
+      <w:start w:val="1"/>
+      <w:numFmt w:val="bullet"/>
+      <w:lvlText w:val=""/>
+      <w:lvlJc w:val="left"/>
+      <w:pPr>
+        <w:tabs>
+          <w:tab w:val="num" w:pos="2160"/>
+        </w:tabs>
+        <w:ind w:left="2160" w:hanging="360"/>
+      </w:pPr>
+      <w:rPr>
+        <w:rFonts w:ascii="Wingdings" w:hAnsi="Wingdings" w:hint="default"/>
+        <w:sz w:val="20"/>
+      </w:rPr>
+    </w:lvl>
+    <w:lvl w:ilvl="3" w:tentative="1">
+      <w:start w:val="1"/>
+      <w:numFmt w:val="bullet"/>
+      <w:lvlText w:val=""/>
+      <w:lvlJc w:val="left"/>
+      <w:pPr>
+        <w:tabs>
+          <w:tab w:val="num" w:pos="2880"/>
+        </w:tabs>
+        <w:ind w:left="2880" w:hanging="360"/>
+      </w:pPr>
+      <w:rPr>
+        <w:rFonts w:ascii="Wingdings" w:hAnsi="Wingdings" w:hint="default"/>
+        <w:sz w:val="20"/>
+      </w:rPr>
+    </w:lvl>
+    <w:lvl w:ilvl="4" w:tentative="1">
+      <w:start w:val="1"/>
+      <w:numFmt w:val="bullet"/>
+      <w:lvlText w:val=""/>
+      <w:lvlJc w:val="left"/>
+      <w:pPr>
+        <w:tabs>
+          <w:tab w:val="num" w:pos="3600"/>
+        </w:tabs>
+        <w:ind w:left="3600" w:hanging="360"/>
+      </w:pPr>
+      <w:rPr>
+        <w:rFonts w:ascii="Wingdings" w:hAnsi="Wingdings" w:hint="default"/>
+        <w:sz w:val="20"/>
+      </w:rPr>
+    </w:lvl>
+    <w:lvl w:ilvl="5" w:tentative="1">
+      <w:start w:val="1"/>
+      <w:numFmt w:val="bullet"/>
+      <w:lvlText w:val=""/>
+      <w:lvlJc w:val="left"/>
+      <w:pPr>
+        <w:tabs>
+          <w:tab w:val="num" w:pos="4320"/>
+        </w:tabs>
+        <w:ind w:left="4320" w:hanging="360"/>
+      </w:pPr>
+      <w:rPr>
+        <w:rFonts w:ascii="Wingdings" w:hAnsi="Wingdings" w:hint="default"/>
+        <w:sz w:val="20"/>
+      </w:rPr>
+    </w:lvl>
+    <w:lvl w:ilvl="6" w:tentative="1">
+      <w:start w:val="1"/>
+      <w:numFmt w:val="bullet"/>
+      <w:lvlText w:val=""/>
+      <w:lvlJc w:val="left"/>
+      <w:pPr>
+        <w:tabs>
+          <w:tab w:val="num" w:pos="5040"/>
+        </w:tabs>
+        <w:ind w:left="5040" w:hanging="360"/>
+      </w:pPr>
+      <w:rPr>
+        <w:rFonts w:ascii="Wingdings" w:hAnsi="Wingdings" w:hint="default"/>
+        <w:sz w:val="20"/>
+      </w:rPr>
+    </w:lvl>
+    <w:lvl w:ilvl="7" w:tentative="1">
+      <w:start w:val="1"/>
+      <w:numFmt w:val="bullet"/>
+      <w:lvlText w:val=""/>
+      <w:lvlJc w:val="left"/>
+      <w:pPr>
+        <w:tabs>
+          <w:tab w:val="num" w:pos="5760"/>
+        </w:tabs>
+        <w:ind w:left="5760" w:hanging="360"/>
+      </w:pPr>
+      <w:rPr>
+        <w:rFonts w:ascii="Wingdings" w:hAnsi="Wingdings" w:hint="default"/>
+        <w:sz w:val="20"/>
+      </w:rPr>
+    </w:lvl>
+    <w:lvl w:ilvl="8" w:tentative="1">
+      <w:start w:val="1"/>
+      <w:numFmt w:val="bullet"/>
+      <w:lvlText w:val=""/>
+      <w:lvlJc w:val="left"/>
+      <w:pPr>
+        <w:tabs>
+          <w:tab w:val="num" w:pos="6480"/>
+        </w:tabs>
+        <w:ind w:left="6480" w:hanging="360"/>
+      </w:pPr>
+      <w:rPr>
+        <w:rFonts w:ascii="Wingdings" w:hAnsi="Wingdings" w:hint="default"/>
+        <w:sz w:val="20"/>
+      </w:rPr>
+    </w:lvl>
+  </w:abstractNum>
+  <w:abstractNum w:abstractNumId="29" w15:restartNumberingAfterBreak="0">
     <w:nsid w:val="7D351E52"/>
     <w:multiLevelType w:val="multilevel"/>
     <w:tmpl w:val="DDF0CF70"/>
@@ -4287,7 +8344,7 @@
       </w:rPr>
     </w:lvl>
   </w:abstractNum>
-  <w:abstractNum w:abstractNumId="11" w15:restartNumberingAfterBreak="0">
+  <w:abstractNum w:abstractNumId="30" w15:restartNumberingAfterBreak="0">
     <w:nsid w:val="7EB12615"/>
     <w:multiLevelType w:val="multilevel"/>
     <w:tmpl w:val="373E9A1C"/>
@@ -4437,40 +8494,97 @@
     </w:lvl>
   </w:abstractNum>
   <w:num w:numId="1" w16cid:durableId="675110929">
-    <w:abstractNumId w:val="3"/>
+    <w:abstractNumId w:val="10"/>
   </w:num>
   <w:num w:numId="2" w16cid:durableId="10838517">
-    <w:abstractNumId w:val="2"/>
+    <w:abstractNumId w:val="5"/>
   </w:num>
   <w:num w:numId="3" w16cid:durableId="2104106259">
-    <w:abstractNumId w:val="4"/>
+    <w:abstractNumId w:val="15"/>
   </w:num>
   <w:num w:numId="4" w16cid:durableId="1536580476">
     <w:abstractNumId w:val="0"/>
   </w:num>
   <w:num w:numId="5" w16cid:durableId="981815500">
-    <w:abstractNumId w:val="10"/>
+    <w:abstractNumId w:val="29"/>
   </w:num>
   <w:num w:numId="6" w16cid:durableId="2052267574">
+    <w:abstractNumId w:val="24"/>
+  </w:num>
+  <w:num w:numId="7" w16cid:durableId="1748108798">
+    <w:abstractNumId w:val="22"/>
+  </w:num>
+  <w:num w:numId="8" w16cid:durableId="1210652038">
+    <w:abstractNumId w:val="30"/>
+  </w:num>
+  <w:num w:numId="9" w16cid:durableId="1718695975">
+    <w:abstractNumId w:val="25"/>
+  </w:num>
+  <w:num w:numId="10" w16cid:durableId="1881673125">
+    <w:abstractNumId w:val="23"/>
+  </w:num>
+  <w:num w:numId="11" w16cid:durableId="1852643074">
+    <w:abstractNumId w:val="2"/>
+  </w:num>
+  <w:num w:numId="12" w16cid:durableId="1528134914">
+    <w:abstractNumId w:val="17"/>
+  </w:num>
+  <w:num w:numId="13" w16cid:durableId="993606736">
+    <w:abstractNumId w:val="4"/>
+  </w:num>
+  <w:num w:numId="14" w16cid:durableId="1636175503">
+    <w:abstractNumId w:val="12"/>
+  </w:num>
+  <w:num w:numId="15" w16cid:durableId="2120373577">
+    <w:abstractNumId w:val="9"/>
+  </w:num>
+  <w:num w:numId="16" w16cid:durableId="654455312">
+    <w:abstractNumId w:val="6"/>
+  </w:num>
+  <w:num w:numId="17" w16cid:durableId="1536456331">
+    <w:abstractNumId w:val="11"/>
+  </w:num>
+  <w:num w:numId="18" w16cid:durableId="995649624">
+    <w:abstractNumId w:val="28"/>
+  </w:num>
+  <w:num w:numId="19" w16cid:durableId="1834373324">
+    <w:abstractNumId w:val="19"/>
+  </w:num>
+  <w:num w:numId="20" w16cid:durableId="1477606336">
+    <w:abstractNumId w:val="21"/>
+  </w:num>
+  <w:num w:numId="21" w16cid:durableId="781193402">
+    <w:abstractNumId w:val="1"/>
+  </w:num>
+  <w:num w:numId="22" w16cid:durableId="404840377">
+    <w:abstractNumId w:val="18"/>
+  </w:num>
+  <w:num w:numId="23" w16cid:durableId="1575047525">
+    <w:abstractNumId w:val="27"/>
+  </w:num>
+  <w:num w:numId="24" w16cid:durableId="624625473">
+    <w:abstractNumId w:val="16"/>
+  </w:num>
+  <w:num w:numId="25" w16cid:durableId="1489705606">
+    <w:abstractNumId w:val="20"/>
+  </w:num>
+  <w:num w:numId="26" w16cid:durableId="1364943978">
     <w:abstractNumId w:val="8"/>
   </w:num>
-  <w:num w:numId="7" w16cid:durableId="1748108798">
-    <w:abstractNumId w:val="6"/>
+  <w:num w:numId="27" w16cid:durableId="1864393889">
+    <w:abstractNumId w:val="26"/>
   </w:num>
-  <w:num w:numId="8" w16cid:durableId="1210652038">
-    <w:abstractNumId w:val="11"/>
+  <w:num w:numId="28" w16cid:durableId="23948429">
+    <w:abstractNumId w:val="13"/>
   </w:num>
-  <w:num w:numId="9" w16cid:durableId="1718695975">
-    <w:abstractNumId w:val="9"/>
+  <w:num w:numId="29" w16cid:durableId="101808230">
+    <w:abstractNumId w:val="3"/>
   </w:num>
-  <w:num w:numId="10" w16cid:durableId="1881673125">
+  <w:num w:numId="30" w16cid:durableId="1609849728">
     <w:abstractNumId w:val="7"/>
   </w:num>
-  <w:num w:numId="11" w16cid:durableId="1852643074">
-    <w:abstractNumId w:val="1"/>
-  </w:num>
-  <w:num w:numId="12" w16cid:durableId="1528134914">
-    <w:abstractNumId w:val="5"/>
+  <w:num w:numId="31" w16cid:durableId="1005325165">
+    <w:abstractNumId w:val="14"/>
   </w:num>
 </w:numbering>
 </file>
@@ -5081,7 +9195,6 @@
   <w:style w:type="character" w:default="1" w:styleId="DefaultParagraphFont">
     <w:name w:val="Default Paragraph Font"/>
     <w:uiPriority w:val="1"/>
-    <w:semiHidden/>
     <w:unhideWhenUsed/>
   </w:style>
   <w:style w:type="table" w:default="1" w:styleId="TableNormal">
